--- a/assets/pdf/个人简历-陈雨.docx
+++ b/assets/pdf/个人简历-陈雨.docx
@@ -3,11 +3,2240 @@
 <w:document xmlns:wpc="http://schemas.microsoft.com/office/word/2010/wordprocessingCanvas" xmlns:mc="http://schemas.openxmlformats.org/markup-compatibility/2006" xmlns:o="urn:schemas-microsoft-com:office:office" xmlns:r="http://schemas.openxmlformats.org/officeDocument/2006/relationships" xmlns:m="http://schemas.openxmlformats.org/officeDocument/2006/math" xmlns:v="urn:schemas-microsoft-com:vml" xmlns:wp14="http://schemas.microsoft.com/office/word/2010/wordprocessingDrawing" xmlns:wp="http://schemas.openxmlformats.org/drawingml/2006/wordprocessingDrawing" xmlns:w="http://schemas.openxmlformats.org/wordprocessingml/2006/main" xmlns:w14="http://schemas.microsoft.com/office/word/2010/wordml" xmlns:w10="urn:schemas-microsoft-com:office:word" xmlns:w15="http://schemas.microsoft.com/office/word/2012/wordml" xmlns:wpg="http://schemas.microsoft.com/office/word/2010/wordprocessingGroup" xmlns:wpi="http://schemas.microsoft.com/office/word/2010/wordprocessingInk" xmlns:wne="http://schemas.microsoft.com/office/word/2006/wordml" xmlns:wps="http://schemas.microsoft.com/office/word/2010/wordprocessingShape" xmlns:wpsCustomData="http://www.wps.cn/officeDocument/2013/wpsCustomData" mc:Ignorable="w14 w15 wp14">
   <w:body>
     <w:p>
+      <w:bookmarkStart w:id="0" w:name="_GoBack"/>
+      <w:bookmarkEnd w:id="0"/>
       <w:r>
         <mc:AlternateContent>
           <mc:Choice Requires="wps">
             <w:drawing>
+              <wp:anchor distT="0" distB="0" distL="114300" distR="114300" simplePos="0" relativeHeight="251659264" behindDoc="0" locked="0" layoutInCell="1" allowOverlap="1">
+                <wp:simplePos x="0" y="0"/>
+                <wp:positionH relativeFrom="column">
+                  <wp:posOffset>309880</wp:posOffset>
+                </wp:positionH>
+                <wp:positionV relativeFrom="paragraph">
+                  <wp:posOffset>7011035</wp:posOffset>
+                </wp:positionV>
+                <wp:extent cx="403225" cy="335915"/>
+                <wp:effectExtent l="45085" t="59055" r="0" b="62230"/>
+                <wp:wrapNone/>
+                <wp:docPr id="34" name="直角三角形 34"/>
+                <wp:cNvGraphicFramePr/>
+                <a:graphic xmlns:a="http://schemas.openxmlformats.org/drawingml/2006/main">
+                  <a:graphicData uri="http://schemas.microsoft.com/office/word/2010/wordprocessingShape">
+                    <wps:wsp>
+                      <wps:cNvSpPr/>
+                      <wps:spPr>
+                        <a:xfrm rot="1200000">
+                          <a:off x="0" y="0"/>
+                          <a:ext cx="403225" cy="335915"/>
+                        </a:xfrm>
+                        <a:prstGeom prst="rtTriangle">
+                          <a:avLst/>
+                        </a:prstGeom>
+                        <a:solidFill>
+                          <a:schemeClr val="tx1">
+                            <a:lumMod val="95000"/>
+                            <a:lumOff val="5000"/>
+                          </a:schemeClr>
+                        </a:solidFill>
+                        <a:ln>
+                          <a:noFill/>
+                        </a:ln>
+                      </wps:spPr>
+                      <wps:style>
+                        <a:lnRef idx="2">
+                          <a:schemeClr val="accent1">
+                            <a:shade val="50000"/>
+                          </a:schemeClr>
+                        </a:lnRef>
+                        <a:fillRef idx="1">
+                          <a:schemeClr val="accent1"/>
+                        </a:fillRef>
+                        <a:effectRef idx="0">
+                          <a:schemeClr val="accent1"/>
+                        </a:effectRef>
+                        <a:fontRef idx="minor">
+                          <a:schemeClr val="lt1"/>
+                        </a:fontRef>
+                      </wps:style>
+                      <wps:bodyPr rot="0" spcFirstLastPara="0" vertOverflow="overflow" horzOverflow="overflow" vert="horz" wrap="square" lIns="91440" tIns="45720" rIns="91440" bIns="45720" numCol="1" spcCol="0" rtlCol="0" fromWordArt="0" anchor="ctr" anchorCtr="0" forceAA="0" compatLnSpc="1">
+                        <a:noAutofit/>
+                      </wps:bodyPr>
+                    </wps:wsp>
+                  </a:graphicData>
+                </a:graphic>
+              </wp:anchor>
+            </w:drawing>
+          </mc:Choice>
+          <mc:Fallback>
+            <w:pict>
+              <v:shape id="_x0000_s1026" o:spid="_x0000_s1026" o:spt="6" type="#_x0000_t6" style="position:absolute;left:0pt;margin-left:24.4pt;margin-top:552.05pt;height:26.45pt;width:31.75pt;rotation:1310720f;z-index:251659264;v-text-anchor:middle;mso-width-relative:page;mso-height-relative:page;" fillcolor="#0D0D0D [3069]" filled="t" stroked="f" coordsize="21600,21600" o:gfxdata="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">
+                <v:fill on="t" focussize="0,0"/>
+                <v:stroke on="f" weight="1pt" miterlimit="8" joinstyle="miter"/>
+                <v:imagedata o:title=""/>
+                <o:lock v:ext="edit" aspectratio="f"/>
+              </v:shape>
+            </w:pict>
+          </mc:Fallback>
+        </mc:AlternateContent>
+      </w:r>
+      <w:r>
+        <mc:AlternateContent>
+          <mc:Choice Requires="wps">
+            <w:drawing>
+              <wp:anchor distT="0" distB="0" distL="114300" distR="114300" simplePos="0" relativeHeight="251673600" behindDoc="0" locked="0" layoutInCell="1" allowOverlap="1">
+                <wp:simplePos x="0" y="0"/>
+                <wp:positionH relativeFrom="column">
+                  <wp:posOffset>266700</wp:posOffset>
+                </wp:positionH>
+                <wp:positionV relativeFrom="paragraph">
+                  <wp:posOffset>8936355</wp:posOffset>
+                </wp:positionV>
+                <wp:extent cx="2141220" cy="350520"/>
+                <wp:effectExtent l="0" t="0" r="11430" b="11430"/>
+                <wp:wrapNone/>
+                <wp:docPr id="17" name="矩形 6"/>
+                <wp:cNvGraphicFramePr/>
+                <a:graphic xmlns:a="http://schemas.openxmlformats.org/drawingml/2006/main">
+                  <a:graphicData uri="http://schemas.microsoft.com/office/word/2010/wordprocessingShape">
+                    <wps:wsp>
+                      <wps:cNvSpPr/>
+                      <wps:spPr>
+                        <a:xfrm>
+                          <a:off x="0" y="0"/>
+                          <a:ext cx="2141220" cy="350520"/>
+                        </a:xfrm>
+                        <a:prstGeom prst="rect">
+                          <a:avLst/>
+                        </a:prstGeom>
+                        <a:solidFill>
+                          <a:srgbClr val="2F4D83"/>
+                        </a:solidFill>
+                        <a:ln>
+                          <a:noFill/>
+                        </a:ln>
+                      </wps:spPr>
+                      <wps:style>
+                        <a:lnRef idx="2">
+                          <a:schemeClr val="accent1">
+                            <a:shade val="50000"/>
+                          </a:schemeClr>
+                        </a:lnRef>
+                        <a:fillRef idx="1">
+                          <a:schemeClr val="accent1"/>
+                        </a:fillRef>
+                        <a:effectRef idx="0">
+                          <a:schemeClr val="accent1"/>
+                        </a:effectRef>
+                        <a:fontRef idx="minor">
+                          <a:schemeClr val="lt1"/>
+                        </a:fontRef>
+                      </wps:style>
+                      <wps:bodyPr rot="0" spcFirstLastPara="0" vertOverflow="overflow" horzOverflow="overflow" vert="horz" wrap="square" lIns="91440" tIns="45720" rIns="91440" bIns="45720" numCol="1" spcCol="0" rtlCol="0" fromWordArt="0" anchor="ctr" anchorCtr="0" forceAA="0" compatLnSpc="1">
+                        <a:noAutofit/>
+                      </wps:bodyPr>
+                    </wps:wsp>
+                  </a:graphicData>
+                </a:graphic>
+              </wp:anchor>
+            </w:drawing>
+          </mc:Choice>
+          <mc:Fallback>
+            <w:pict>
+              <v:rect id="矩形 6" o:spid="_x0000_s1026" o:spt="1" style="position:absolute;left:0pt;margin-left:21pt;margin-top:703.65pt;height:27.6pt;width:168.6pt;z-index:251673600;v-text-anchor:middle;mso-width-relative:page;mso-height-relative:page;" fillcolor="#2F4D83" filled="t" stroked="f" coordsize="21600,21600" o:gfxdata="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">
+                <v:fill on="t" focussize="0,0"/>
+                <v:stroke on="f" weight="1pt" miterlimit="8" joinstyle="miter"/>
+                <v:imagedata o:title=""/>
+                <o:lock v:ext="edit" aspectratio="f"/>
+              </v:rect>
+            </w:pict>
+          </mc:Fallback>
+        </mc:AlternateContent>
+      </w:r>
+      <w:r>
+        <mc:AlternateContent>
+          <mc:Choice Requires="wps">
+            <w:drawing>
+              <wp:anchor distT="0" distB="0" distL="114300" distR="114300" simplePos="0" relativeHeight="251674624" behindDoc="0" locked="0" layoutInCell="1" allowOverlap="1">
+                <wp:simplePos x="0" y="0"/>
+                <wp:positionH relativeFrom="column">
+                  <wp:posOffset>290195</wp:posOffset>
+                </wp:positionH>
+                <wp:positionV relativeFrom="paragraph">
+                  <wp:posOffset>8990965</wp:posOffset>
+                </wp:positionV>
+                <wp:extent cx="2118995" cy="275590"/>
+                <wp:effectExtent l="0" t="0" r="0" b="0"/>
+                <wp:wrapNone/>
+                <wp:docPr id="32" name="求职意向"/>
+                <wp:cNvGraphicFramePr/>
+                <a:graphic xmlns:a="http://schemas.openxmlformats.org/drawingml/2006/main">
+                  <a:graphicData uri="http://schemas.microsoft.com/office/word/2010/wordprocessingShape">
+                    <wps:wsp>
+                      <wps:cNvSpPr txBox="1"/>
+                      <wps:spPr>
+                        <a:xfrm>
+                          <a:off x="0" y="0"/>
+                          <a:ext cx="2118995" cy="275590"/>
+                        </a:xfrm>
+                        <a:prstGeom prst="rect">
+                          <a:avLst/>
+                        </a:prstGeom>
+                        <a:noFill/>
+                        <a:ln w="6350">
+                          <a:noFill/>
+                        </a:ln>
+                      </wps:spPr>
+                      <wps:style>
+                        <a:lnRef idx="0">
+                          <a:schemeClr val="accent1"/>
+                        </a:lnRef>
+                        <a:fillRef idx="0">
+                          <a:schemeClr val="accent1"/>
+                        </a:fillRef>
+                        <a:effectRef idx="0">
+                          <a:schemeClr val="accent1"/>
+                        </a:effectRef>
+                        <a:fontRef idx="minor">
+                          <a:schemeClr val="dk1"/>
+                        </a:fontRef>
+                      </wps:style>
+                      <wps:txbx>
+                        <w:txbxContent>
+                          <w:p>
+                            <w:pPr>
+                              <w:keepNext w:val="0"/>
+                              <w:keepLines w:val="0"/>
+                              <w:pageBreakBefore w:val="0"/>
+                              <w:widowControl w:val="0"/>
+                              <w:kinsoku/>
+                              <w:wordWrap/>
+                              <w:overflowPunct/>
+                              <w:topLinePunct w:val="0"/>
+                              <w:autoSpaceDE/>
+                              <w:autoSpaceDN/>
+                              <w:bidi w:val="0"/>
+                              <w:adjustRightInd/>
+                              <w:snapToGrid/>
+                              <w:spacing w:line="260" w:lineRule="exact"/>
+                              <w:ind w:left="0" w:leftChars="0" w:right="0" w:rightChars="0" w:firstLine="0" w:firstLineChars="0"/>
+                              <w:jc w:val="left"/>
+                              <w:textAlignment w:val="auto"/>
+                              <w:outlineLvl w:val="9"/>
+                              <w:rPr>
+                                <w:rFonts w:hint="default" w:ascii="微软雅黑" w:hAnsi="微软雅黑" w:eastAsia="微软雅黑" w:cs="微软雅黑"/>
+                                <w:b/>
+                                <w:bCs/>
+                                <w:color w:val="FFFFFF" w:themeColor="background1"/>
+                                <w:sz w:val="24"/>
+                                <w:szCs w:val="24"/>
+                                <w:lang w:val="en-US" w:eastAsia="zh-CN"/>
+                                <w14:textFill>
+                                  <w14:solidFill>
+                                    <w14:schemeClr w14:val="bg1"/>
+                                  </w14:solidFill>
+                                </w14:textFill>
+                              </w:rPr>
+                            </w:pPr>
+                            <w:r>
+                              <w:rPr>
+                                <w:rFonts w:hint="eastAsia" w:ascii="微软雅黑" w:hAnsi="微软雅黑" w:eastAsia="微软雅黑" w:cs="微软雅黑"/>
+                                <w:b/>
+                                <w:bCs/>
+                                <w:color w:val="FFFFFF" w:themeColor="background1"/>
+                                <w:sz w:val="24"/>
+                                <w:szCs w:val="24"/>
+                                <w:lang w:val="en-US" w:eastAsia="zh-CN"/>
+                                <w14:textFill>
+                                  <w14:solidFill>
+                                    <w14:schemeClr w14:val="bg1"/>
+                                  </w14:solidFill>
+                                </w14:textFill>
+                              </w:rPr>
+                              <w:t>在线简历</w:t>
+                            </w:r>
+                          </w:p>
+                        </w:txbxContent>
+                      </wps:txbx>
+                      <wps:bodyPr rot="0" spcFirstLastPara="0" vertOverflow="overflow" horzOverflow="overflow" vert="horz" wrap="square" lIns="91440" tIns="45720" rIns="91440" bIns="45720" numCol="1" spcCol="0" rtlCol="0" fromWordArt="0" anchor="t" anchorCtr="0" forceAA="0" compatLnSpc="1">
+                        <a:noAutofit/>
+                      </wps:bodyPr>
+                    </wps:wsp>
+                  </a:graphicData>
+                </a:graphic>
+              </wp:anchor>
+            </w:drawing>
+          </mc:Choice>
+          <mc:Fallback>
+            <w:pict>
+              <v:shape id="求职意向" o:spid="_x0000_s1026" o:spt="202" type="#_x0000_t202" style="position:absolute;left:0pt;margin-left:22.85pt;margin-top:707.95pt;height:21.7pt;width:166.85pt;z-index:251674624;mso-width-relative:page;mso-height-relative:page;" filled="f" stroked="f" coordsize="21600,21600" o:gfxdata="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">
+                <v:fill on="f" focussize="0,0"/>
+                <v:stroke on="f" weight="0.5pt"/>
+                <v:imagedata o:title=""/>
+                <o:lock v:ext="edit" aspectratio="f"/>
+                <v:textbox>
+                  <w:txbxContent>
+                    <w:p>
+                      <w:pPr>
+                        <w:keepNext w:val="0"/>
+                        <w:keepLines w:val="0"/>
+                        <w:pageBreakBefore w:val="0"/>
+                        <w:widowControl w:val="0"/>
+                        <w:kinsoku/>
+                        <w:wordWrap/>
+                        <w:overflowPunct/>
+                        <w:topLinePunct w:val="0"/>
+                        <w:autoSpaceDE/>
+                        <w:autoSpaceDN/>
+                        <w:bidi w:val="0"/>
+                        <w:adjustRightInd/>
+                        <w:snapToGrid/>
+                        <w:spacing w:line="260" w:lineRule="exact"/>
+                        <w:ind w:left="0" w:leftChars="0" w:right="0" w:rightChars="0" w:firstLine="0" w:firstLineChars="0"/>
+                        <w:jc w:val="left"/>
+                        <w:textAlignment w:val="auto"/>
+                        <w:outlineLvl w:val="9"/>
+                        <w:rPr>
+                          <w:rFonts w:hint="default" w:ascii="微软雅黑" w:hAnsi="微软雅黑" w:eastAsia="微软雅黑" w:cs="微软雅黑"/>
+                          <w:b/>
+                          <w:bCs/>
+                          <w:color w:val="FFFFFF" w:themeColor="background1"/>
+                          <w:sz w:val="24"/>
+                          <w:szCs w:val="24"/>
+                          <w:lang w:val="en-US" w:eastAsia="zh-CN"/>
+                          <w14:textFill>
+                            <w14:solidFill>
+                              <w14:schemeClr w14:val="bg1"/>
+                            </w14:solidFill>
+                          </w14:textFill>
+                        </w:rPr>
+                      </w:pPr>
+                      <w:r>
+                        <w:rPr>
+                          <w:rFonts w:hint="eastAsia" w:ascii="微软雅黑" w:hAnsi="微软雅黑" w:eastAsia="微软雅黑" w:cs="微软雅黑"/>
+                          <w:b/>
+                          <w:bCs/>
+                          <w:color w:val="FFFFFF" w:themeColor="background1"/>
+                          <w:sz w:val="24"/>
+                          <w:szCs w:val="24"/>
+                          <w:lang w:val="en-US" w:eastAsia="zh-CN"/>
+                          <w14:textFill>
+                            <w14:solidFill>
+                              <w14:schemeClr w14:val="bg1"/>
+                            </w14:solidFill>
+                          </w14:textFill>
+                        </w:rPr>
+                        <w:t>在线简历</w:t>
+                      </w:r>
+                    </w:p>
+                  </w:txbxContent>
+                </v:textbox>
+              </v:shape>
+            </w:pict>
+          </mc:Fallback>
+        </mc:AlternateContent>
+      </w:r>
+      <w:r>
+        <mc:AlternateContent>
+          <mc:Choice Requires="wps">
+            <w:drawing>
+              <wp:anchor distT="0" distB="0" distL="114300" distR="114300" simplePos="0" relativeHeight="251675648" behindDoc="0" locked="0" layoutInCell="1" allowOverlap="1">
+                <wp:simplePos x="0" y="0"/>
+                <wp:positionH relativeFrom="column">
+                  <wp:posOffset>384810</wp:posOffset>
+                </wp:positionH>
+                <wp:positionV relativeFrom="paragraph">
+                  <wp:posOffset>9355455</wp:posOffset>
+                </wp:positionV>
+                <wp:extent cx="2063115" cy="880745"/>
+                <wp:effectExtent l="0" t="0" r="0" b="0"/>
+                <wp:wrapNone/>
+                <wp:docPr id="33" name="自我评价-正文"/>
+                <wp:cNvGraphicFramePr/>
+                <a:graphic xmlns:a="http://schemas.openxmlformats.org/drawingml/2006/main">
+                  <a:graphicData uri="http://schemas.microsoft.com/office/word/2010/wordprocessingShape">
+                    <wps:wsp>
+                      <wps:cNvSpPr txBox="1"/>
+                      <wps:spPr>
+                        <a:xfrm>
+                          <a:off x="0" y="0"/>
+                          <a:ext cx="2063115" cy="880745"/>
+                        </a:xfrm>
+                        <a:prstGeom prst="rect">
+                          <a:avLst/>
+                        </a:prstGeom>
+                        <a:noFill/>
+                        <a:ln w="6350">
+                          <a:noFill/>
+                        </a:ln>
+                      </wps:spPr>
+                      <wps:style>
+                        <a:lnRef idx="0">
+                          <a:schemeClr val="accent1"/>
+                        </a:lnRef>
+                        <a:fillRef idx="0">
+                          <a:schemeClr val="accent1"/>
+                        </a:fillRef>
+                        <a:effectRef idx="0">
+                          <a:schemeClr val="accent1"/>
+                        </a:effectRef>
+                        <a:fontRef idx="minor">
+                          <a:schemeClr val="dk1"/>
+                        </a:fontRef>
+                      </wps:style>
+                      <wps:txbx>
+                        <w:txbxContent>
+                          <w:p>
+                            <w:pPr>
+                              <w:keepNext w:val="0"/>
+                              <w:keepLines w:val="0"/>
+                              <w:pageBreakBefore w:val="0"/>
+                              <w:widowControl w:val="0"/>
+                              <w:numPr>
+                                <w:ilvl w:val="0"/>
+                                <w:numId w:val="0"/>
+                              </w:numPr>
+                              <w:kinsoku/>
+                              <w:wordWrap/>
+                              <w:overflowPunct/>
+                              <w:topLinePunct w:val="0"/>
+                              <w:autoSpaceDE/>
+                              <w:autoSpaceDN/>
+                              <w:bidi w:val="0"/>
+                              <w:adjustRightInd/>
+                              <w:snapToGrid/>
+                              <w:spacing w:line="300" w:lineRule="exact"/>
+                              <w:ind w:right="0" w:rightChars="0"/>
+                              <w:jc w:val="left"/>
+                              <w:textAlignment w:val="auto"/>
+                              <w:outlineLvl w:val="9"/>
+                              <w:rPr>
+                                <w:rFonts w:hint="default" w:ascii="微软雅黑" w:hAnsi="微软雅黑" w:eastAsia="微软雅黑" w:cs="微软雅黑"/>
+                                <w:b w:val="0"/>
+                                <w:bCs w:val="0"/>
+                                <w:color w:val="FFFFFF" w:themeColor="background1"/>
+                                <w:sz w:val="20"/>
+                                <w:szCs w:val="20"/>
+                                <w:lang w:val="en-US" w:eastAsia="zh-CN"/>
+                                <w14:textFill>
+                                  <w14:solidFill>
+                                    <w14:schemeClr w14:val="bg1"/>
+                                  </w14:solidFill>
+                                </w14:textFill>
+                              </w:rPr>
+                            </w:pPr>
+                            <w:r>
+                              <w:rPr>
+                                <w:rFonts w:hint="eastAsia" w:ascii="微软雅黑" w:hAnsi="微软雅黑" w:eastAsia="微软雅黑" w:cs="微软雅黑"/>
+                                <w:b w:val="0"/>
+                                <w:bCs w:val="0"/>
+                                <w:color w:val="FFFFFF" w:themeColor="background1"/>
+                                <w:sz w:val="20"/>
+                                <w:szCs w:val="20"/>
+                                <w:lang w:val="en-US" w:eastAsia="zh-CN"/>
+                                <w14:textFill>
+                                  <w14:solidFill>
+                                    <w14:schemeClr w14:val="bg1"/>
+                                  </w14:solidFill>
+                                </w14:textFill>
+                              </w:rPr>
+                              <w:t>更多内容：</w:t>
+                            </w:r>
+                          </w:p>
+                          <w:p>
+                            <w:pPr>
+                              <w:keepNext w:val="0"/>
+                              <w:keepLines w:val="0"/>
+                              <w:pageBreakBefore w:val="0"/>
+                              <w:widowControl w:val="0"/>
+                              <w:numPr>
+                                <w:ilvl w:val="0"/>
+                                <w:numId w:val="0"/>
+                              </w:numPr>
+                              <w:kinsoku/>
+                              <w:wordWrap/>
+                              <w:overflowPunct/>
+                              <w:topLinePunct w:val="0"/>
+                              <w:autoSpaceDE/>
+                              <w:autoSpaceDN/>
+                              <w:bidi w:val="0"/>
+                              <w:adjustRightInd/>
+                              <w:snapToGrid/>
+                              <w:spacing w:line="300" w:lineRule="exact"/>
+                              <w:ind w:right="0" w:rightChars="0"/>
+                              <w:jc w:val="left"/>
+                              <w:textAlignment w:val="auto"/>
+                              <w:outlineLvl w:val="9"/>
+                              <w:rPr>
+                                <w:rFonts w:hint="eastAsia" w:ascii="微软雅黑" w:hAnsi="微软雅黑" w:eastAsia="微软雅黑" w:cs="微软雅黑"/>
+                                <w:b w:val="0"/>
+                                <w:bCs w:val="0"/>
+                                <w:color w:val="FFFFFF" w:themeColor="background1"/>
+                                <w:sz w:val="20"/>
+                                <w:szCs w:val="20"/>
+                                <w:lang w:val="en-US" w:eastAsia="zh-CN"/>
+                                <w14:textFill>
+                                  <w14:solidFill>
+                                    <w14:schemeClr w14:val="bg1"/>
+                                  </w14:solidFill>
+                                </w14:textFill>
+                              </w:rPr>
+                            </w:pPr>
+                            <w:r>
+                              <w:rPr>
+                                <w:rFonts w:hint="eastAsia" w:ascii="微软雅黑" w:hAnsi="微软雅黑" w:eastAsia="微软雅黑" w:cs="微软雅黑"/>
+                                <w:b w:val="0"/>
+                                <w:bCs w:val="0"/>
+                                <w:color w:val="FFFFFF" w:themeColor="background1"/>
+                                <w:sz w:val="20"/>
+                                <w:szCs w:val="20"/>
+                                <w:lang w:val="en-US" w:eastAsia="zh-CN"/>
+                                <w14:textFill>
+                                  <w14:solidFill>
+                                    <w14:schemeClr w14:val="bg1"/>
+                                  </w14:solidFill>
+                                </w14:textFill>
+                              </w:rPr>
+                              <w:t>https://yunyufeiwei.github.io/</w:t>
+                            </w:r>
+                          </w:p>
+                        </w:txbxContent>
+                      </wps:txbx>
+                      <wps:bodyPr rot="0" spcFirstLastPara="0" vertOverflow="overflow" horzOverflow="overflow" vert="horz" wrap="square" lIns="91440" tIns="45720" rIns="91440" bIns="45720" numCol="1" spcCol="0" rtlCol="0" fromWordArt="0" anchor="t" anchorCtr="0" forceAA="0" compatLnSpc="1">
+                        <a:noAutofit/>
+                      </wps:bodyPr>
+                    </wps:wsp>
+                  </a:graphicData>
+                </a:graphic>
+              </wp:anchor>
+            </w:drawing>
+          </mc:Choice>
+          <mc:Fallback>
+            <w:pict>
+              <v:shape id="自我评价-正文" o:spid="_x0000_s1026" o:spt="202" type="#_x0000_t202" style="position:absolute;left:0pt;margin-left:30.3pt;margin-top:736.65pt;height:69.35pt;width:162.45pt;z-index:251675648;mso-width-relative:page;mso-height-relative:page;" filled="f" stroked="f" coordsize="21600,21600" o:gfxdata="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">
+                <v:fill on="f" focussize="0,0"/>
+                <v:stroke on="f" weight="0.5pt"/>
+                <v:imagedata o:title=""/>
+                <o:lock v:ext="edit" aspectratio="f"/>
+                <v:textbox>
+                  <w:txbxContent>
+                    <w:p>
+                      <w:pPr>
+                        <w:keepNext w:val="0"/>
+                        <w:keepLines w:val="0"/>
+                        <w:pageBreakBefore w:val="0"/>
+                        <w:widowControl w:val="0"/>
+                        <w:numPr>
+                          <w:ilvl w:val="0"/>
+                          <w:numId w:val="0"/>
+                        </w:numPr>
+                        <w:kinsoku/>
+                        <w:wordWrap/>
+                        <w:overflowPunct/>
+                        <w:topLinePunct w:val="0"/>
+                        <w:autoSpaceDE/>
+                        <w:autoSpaceDN/>
+                        <w:bidi w:val="0"/>
+                        <w:adjustRightInd/>
+                        <w:snapToGrid/>
+                        <w:spacing w:line="300" w:lineRule="exact"/>
+                        <w:ind w:right="0" w:rightChars="0"/>
+                        <w:jc w:val="left"/>
+                        <w:textAlignment w:val="auto"/>
+                        <w:outlineLvl w:val="9"/>
+                        <w:rPr>
+                          <w:rFonts w:hint="default" w:ascii="微软雅黑" w:hAnsi="微软雅黑" w:eastAsia="微软雅黑" w:cs="微软雅黑"/>
+                          <w:b w:val="0"/>
+                          <w:bCs w:val="0"/>
+                          <w:color w:val="FFFFFF" w:themeColor="background1"/>
+                          <w:sz w:val="20"/>
+                          <w:szCs w:val="20"/>
+                          <w:lang w:val="en-US" w:eastAsia="zh-CN"/>
+                          <w14:textFill>
+                            <w14:solidFill>
+                              <w14:schemeClr w14:val="bg1"/>
+                            </w14:solidFill>
+                          </w14:textFill>
+                        </w:rPr>
+                      </w:pPr>
+                      <w:r>
+                        <w:rPr>
+                          <w:rFonts w:hint="eastAsia" w:ascii="微软雅黑" w:hAnsi="微软雅黑" w:eastAsia="微软雅黑" w:cs="微软雅黑"/>
+                          <w:b w:val="0"/>
+                          <w:bCs w:val="0"/>
+                          <w:color w:val="FFFFFF" w:themeColor="background1"/>
+                          <w:sz w:val="20"/>
+                          <w:szCs w:val="20"/>
+                          <w:lang w:val="en-US" w:eastAsia="zh-CN"/>
+                          <w14:textFill>
+                            <w14:solidFill>
+                              <w14:schemeClr w14:val="bg1"/>
+                            </w14:solidFill>
+                          </w14:textFill>
+                        </w:rPr>
+                        <w:t>更多内容：</w:t>
+                      </w:r>
+                    </w:p>
+                    <w:p>
+                      <w:pPr>
+                        <w:keepNext w:val="0"/>
+                        <w:keepLines w:val="0"/>
+                        <w:pageBreakBefore w:val="0"/>
+                        <w:widowControl w:val="0"/>
+                        <w:numPr>
+                          <w:ilvl w:val="0"/>
+                          <w:numId w:val="0"/>
+                        </w:numPr>
+                        <w:kinsoku/>
+                        <w:wordWrap/>
+                        <w:overflowPunct/>
+                        <w:topLinePunct w:val="0"/>
+                        <w:autoSpaceDE/>
+                        <w:autoSpaceDN/>
+                        <w:bidi w:val="0"/>
+                        <w:adjustRightInd/>
+                        <w:snapToGrid/>
+                        <w:spacing w:line="300" w:lineRule="exact"/>
+                        <w:ind w:right="0" w:rightChars="0"/>
+                        <w:jc w:val="left"/>
+                        <w:textAlignment w:val="auto"/>
+                        <w:outlineLvl w:val="9"/>
+                        <w:rPr>
+                          <w:rFonts w:hint="eastAsia" w:ascii="微软雅黑" w:hAnsi="微软雅黑" w:eastAsia="微软雅黑" w:cs="微软雅黑"/>
+                          <w:b w:val="0"/>
+                          <w:bCs w:val="0"/>
+                          <w:color w:val="FFFFFF" w:themeColor="background1"/>
+                          <w:sz w:val="20"/>
+                          <w:szCs w:val="20"/>
+                          <w:lang w:val="en-US" w:eastAsia="zh-CN"/>
+                          <w14:textFill>
+                            <w14:solidFill>
+                              <w14:schemeClr w14:val="bg1"/>
+                            </w14:solidFill>
+                          </w14:textFill>
+                        </w:rPr>
+                      </w:pPr>
+                      <w:r>
+                        <w:rPr>
+                          <w:rFonts w:hint="eastAsia" w:ascii="微软雅黑" w:hAnsi="微软雅黑" w:eastAsia="微软雅黑" w:cs="微软雅黑"/>
+                          <w:b w:val="0"/>
+                          <w:bCs w:val="0"/>
+                          <w:color w:val="FFFFFF" w:themeColor="background1"/>
+                          <w:sz w:val="20"/>
+                          <w:szCs w:val="20"/>
+                          <w:lang w:val="en-US" w:eastAsia="zh-CN"/>
+                          <w14:textFill>
+                            <w14:solidFill>
+                              <w14:schemeClr w14:val="bg1"/>
+                            </w14:solidFill>
+                          </w14:textFill>
+                        </w:rPr>
+                        <w:t>https://yunyufeiwei.github.io/</w:t>
+                      </w:r>
+                    </w:p>
+                  </w:txbxContent>
+                </v:textbox>
+              </v:shape>
+            </w:pict>
+          </mc:Fallback>
+        </mc:AlternateContent>
+      </w:r>
+      <w:r>
+        <mc:AlternateContent>
+          <mc:Choice Requires="wps">
+            <w:drawing>
+              <wp:anchor distT="0" distB="0" distL="114300" distR="114300" simplePos="0" relativeHeight="251663360" behindDoc="0" locked="0" layoutInCell="1" allowOverlap="1">
+                <wp:simplePos x="0" y="0"/>
+                <wp:positionH relativeFrom="column">
+                  <wp:posOffset>356235</wp:posOffset>
+                </wp:positionH>
+                <wp:positionV relativeFrom="paragraph">
+                  <wp:posOffset>7310120</wp:posOffset>
+                </wp:positionV>
+                <wp:extent cx="2063115" cy="1299845"/>
+                <wp:effectExtent l="0" t="0" r="0" b="0"/>
+                <wp:wrapNone/>
+                <wp:docPr id="1081" name="自我评价-正文"/>
+                <wp:cNvGraphicFramePr/>
+                <a:graphic xmlns:a="http://schemas.openxmlformats.org/drawingml/2006/main">
+                  <a:graphicData uri="http://schemas.microsoft.com/office/word/2010/wordprocessingShape">
+                    <wps:wsp>
+                      <wps:cNvSpPr txBox="1"/>
+                      <wps:spPr>
+                        <a:xfrm>
+                          <a:off x="0" y="0"/>
+                          <a:ext cx="2063115" cy="1299845"/>
+                        </a:xfrm>
+                        <a:prstGeom prst="rect">
+                          <a:avLst/>
+                        </a:prstGeom>
+                        <a:noFill/>
+                        <a:ln w="6350">
+                          <a:noFill/>
+                        </a:ln>
+                      </wps:spPr>
+                      <wps:style>
+                        <a:lnRef idx="0">
+                          <a:schemeClr val="accent1"/>
+                        </a:lnRef>
+                        <a:fillRef idx="0">
+                          <a:schemeClr val="accent1"/>
+                        </a:fillRef>
+                        <a:effectRef idx="0">
+                          <a:schemeClr val="accent1"/>
+                        </a:effectRef>
+                        <a:fontRef idx="minor">
+                          <a:schemeClr val="dk1"/>
+                        </a:fontRef>
+                      </wps:style>
+                      <wps:txbx>
+                        <w:txbxContent>
+                          <w:p>
+                            <w:pPr>
+                              <w:keepNext w:val="0"/>
+                              <w:keepLines w:val="0"/>
+                              <w:pageBreakBefore w:val="0"/>
+                              <w:widowControl w:val="0"/>
+                              <w:numPr>
+                                <w:ilvl w:val="0"/>
+                                <w:numId w:val="0"/>
+                              </w:numPr>
+                              <w:kinsoku/>
+                              <w:wordWrap/>
+                              <w:overflowPunct/>
+                              <w:topLinePunct w:val="0"/>
+                              <w:autoSpaceDE/>
+                              <w:autoSpaceDN/>
+                              <w:bidi w:val="0"/>
+                              <w:adjustRightInd/>
+                              <w:snapToGrid/>
+                              <w:spacing w:line="300" w:lineRule="exact"/>
+                              <w:ind w:left="0" w:leftChars="0" w:right="0" w:rightChars="0" w:firstLine="420" w:firstLineChars="0"/>
+                              <w:jc w:val="left"/>
+                              <w:textAlignment w:val="auto"/>
+                              <w:outlineLvl w:val="9"/>
+                              <w:rPr>
+                                <w:rFonts w:hint="eastAsia" w:ascii="微软雅黑" w:hAnsi="微软雅黑" w:eastAsia="微软雅黑" w:cs="微软雅黑"/>
+                                <w:b w:val="0"/>
+                                <w:bCs w:val="0"/>
+                                <w:color w:val="FFFFFF" w:themeColor="background1"/>
+                                <w:sz w:val="20"/>
+                                <w:szCs w:val="20"/>
+                                <w:lang w:val="en-US" w:eastAsia="zh-CN"/>
+                                <w14:textFill>
+                                  <w14:solidFill>
+                                    <w14:schemeClr w14:val="bg1"/>
+                                  </w14:solidFill>
+                                </w14:textFill>
+                              </w:rPr>
+                            </w:pPr>
+                            <w:r>
+                              <w:rPr>
+                                <w:rFonts w:hint="eastAsia" w:ascii="微软雅黑" w:hAnsi="微软雅黑" w:eastAsia="微软雅黑" w:cs="微软雅黑"/>
+                                <w:b w:val="0"/>
+                                <w:bCs w:val="0"/>
+                                <w:color w:val="FFFFFF" w:themeColor="background1"/>
+                                <w:sz w:val="20"/>
+                                <w:szCs w:val="20"/>
+                                <w:lang w:val="en-US" w:eastAsia="zh-CN"/>
+                                <w14:textFill>
+                                  <w14:solidFill>
+                                    <w14:schemeClr w14:val="bg1"/>
+                                  </w14:solidFill>
+                                </w14:textFill>
+                              </w:rPr>
+                              <w:t>本人责任心强，对工作耐心</w:t>
+                            </w:r>
+                          </w:p>
+                          <w:p>
+                            <w:pPr>
+                              <w:keepNext w:val="0"/>
+                              <w:keepLines w:val="0"/>
+                              <w:pageBreakBefore w:val="0"/>
+                              <w:widowControl w:val="0"/>
+                              <w:numPr>
+                                <w:ilvl w:val="0"/>
+                                <w:numId w:val="0"/>
+                              </w:numPr>
+                              <w:kinsoku/>
+                              <w:wordWrap/>
+                              <w:overflowPunct/>
+                              <w:topLinePunct w:val="0"/>
+                              <w:autoSpaceDE/>
+                              <w:autoSpaceDN/>
+                              <w:bidi w:val="0"/>
+                              <w:adjustRightInd/>
+                              <w:snapToGrid/>
+                              <w:spacing w:line="300" w:lineRule="exact"/>
+                              <w:ind w:right="0" w:rightChars="0"/>
+                              <w:jc w:val="left"/>
+                              <w:textAlignment w:val="auto"/>
+                              <w:outlineLvl w:val="9"/>
+                              <w:rPr>
+                                <w:rFonts w:hint="eastAsia" w:ascii="微软雅黑" w:hAnsi="微软雅黑" w:eastAsia="微软雅黑" w:cs="微软雅黑"/>
+                                <w:b w:val="0"/>
+                                <w:bCs w:val="0"/>
+                                <w:color w:val="FFFFFF" w:themeColor="background1"/>
+                                <w:sz w:val="20"/>
+                                <w:szCs w:val="20"/>
+                                <w:lang w:val="en-US" w:eastAsia="zh-CN"/>
+                                <w14:textFill>
+                                  <w14:solidFill>
+                                    <w14:schemeClr w14:val="bg1"/>
+                                  </w14:solidFill>
+                                </w14:textFill>
+                              </w:rPr>
+                            </w:pPr>
+                            <w:r>
+                              <w:rPr>
+                                <w:rFonts w:hint="eastAsia" w:ascii="微软雅黑" w:hAnsi="微软雅黑" w:eastAsia="微软雅黑" w:cs="微软雅黑"/>
+                                <w:b w:val="0"/>
+                                <w:bCs w:val="0"/>
+                                <w:color w:val="FFFFFF" w:themeColor="background1"/>
+                                <w:sz w:val="20"/>
+                                <w:szCs w:val="20"/>
+                                <w:lang w:val="en-US" w:eastAsia="zh-CN"/>
+                                <w14:textFill>
+                                  <w14:solidFill>
+                                    <w14:schemeClr w14:val="bg1"/>
+                                  </w14:solidFill>
+                                </w14:textFill>
+                              </w:rPr>
+                              <w:t>细致；善于沟通，虚心接受他人</w:t>
+                            </w:r>
+                          </w:p>
+                          <w:p>
+                            <w:pPr>
+                              <w:keepNext w:val="0"/>
+                              <w:keepLines w:val="0"/>
+                              <w:pageBreakBefore w:val="0"/>
+                              <w:widowControl w:val="0"/>
+                              <w:numPr>
+                                <w:ilvl w:val="0"/>
+                                <w:numId w:val="0"/>
+                              </w:numPr>
+                              <w:kinsoku/>
+                              <w:wordWrap/>
+                              <w:overflowPunct/>
+                              <w:topLinePunct w:val="0"/>
+                              <w:autoSpaceDE/>
+                              <w:autoSpaceDN/>
+                              <w:bidi w:val="0"/>
+                              <w:adjustRightInd/>
+                              <w:snapToGrid/>
+                              <w:spacing w:line="300" w:lineRule="exact"/>
+                              <w:ind w:right="0" w:rightChars="0"/>
+                              <w:jc w:val="left"/>
+                              <w:textAlignment w:val="auto"/>
+                              <w:outlineLvl w:val="9"/>
+                              <w:rPr>
+                                <w:rFonts w:hint="eastAsia" w:ascii="微软雅黑" w:hAnsi="微软雅黑" w:eastAsia="微软雅黑" w:cs="微软雅黑"/>
+                                <w:b w:val="0"/>
+                                <w:bCs w:val="0"/>
+                                <w:color w:val="FFFFFF" w:themeColor="background1"/>
+                                <w:sz w:val="20"/>
+                                <w:szCs w:val="20"/>
+                                <w:lang w:val="en-US" w:eastAsia="zh-CN"/>
+                                <w14:textFill>
+                                  <w14:solidFill>
+                                    <w14:schemeClr w14:val="bg1"/>
+                                  </w14:solidFill>
+                                </w14:textFill>
+                              </w:rPr>
+                            </w:pPr>
+                            <w:r>
+                              <w:rPr>
+                                <w:rFonts w:hint="eastAsia" w:ascii="微软雅黑" w:hAnsi="微软雅黑" w:eastAsia="微软雅黑" w:cs="微软雅黑"/>
+                                <w:b w:val="0"/>
+                                <w:bCs w:val="0"/>
+                                <w:color w:val="FFFFFF" w:themeColor="background1"/>
+                                <w:sz w:val="20"/>
+                                <w:szCs w:val="20"/>
+                                <w:lang w:val="en-US" w:eastAsia="zh-CN"/>
+                                <w14:textFill>
+                                  <w14:solidFill>
+                                    <w14:schemeClr w14:val="bg1"/>
+                                  </w14:solidFill>
+                                </w14:textFill>
+                              </w:rPr>
+                              <w:t>意见并进行改正，人际关系良好</w:t>
+                            </w:r>
+                          </w:p>
+                          <w:p>
+                            <w:pPr>
+                              <w:keepNext w:val="0"/>
+                              <w:keepLines w:val="0"/>
+                              <w:pageBreakBefore w:val="0"/>
+                              <w:widowControl w:val="0"/>
+                              <w:numPr>
+                                <w:ilvl w:val="0"/>
+                                <w:numId w:val="0"/>
+                              </w:numPr>
+                              <w:kinsoku/>
+                              <w:wordWrap/>
+                              <w:overflowPunct/>
+                              <w:topLinePunct w:val="0"/>
+                              <w:autoSpaceDE/>
+                              <w:autoSpaceDN/>
+                              <w:bidi w:val="0"/>
+                              <w:adjustRightInd/>
+                              <w:snapToGrid/>
+                              <w:spacing w:line="300" w:lineRule="exact"/>
+                              <w:ind w:right="0" w:rightChars="0"/>
+                              <w:jc w:val="left"/>
+                              <w:textAlignment w:val="auto"/>
+                              <w:outlineLvl w:val="9"/>
+                              <w:rPr>
+                                <w:rFonts w:hint="eastAsia" w:ascii="微软雅黑" w:hAnsi="微软雅黑" w:eastAsia="微软雅黑" w:cs="微软雅黑"/>
+                                <w:b w:val="0"/>
+                                <w:bCs w:val="0"/>
+                                <w:color w:val="FFFFFF" w:themeColor="background1"/>
+                                <w:sz w:val="20"/>
+                                <w:szCs w:val="20"/>
+                                <w:lang w:val="en-US" w:eastAsia="zh-CN"/>
+                                <w14:textFill>
+                                  <w14:solidFill>
+                                    <w14:schemeClr w14:val="bg1"/>
+                                  </w14:solidFill>
+                                </w14:textFill>
+                              </w:rPr>
+                            </w:pPr>
+                            <w:r>
+                              <w:rPr>
+                                <w:rFonts w:hint="eastAsia" w:ascii="微软雅黑" w:hAnsi="微软雅黑" w:eastAsia="微软雅黑" w:cs="微软雅黑"/>
+                                <w:b w:val="0"/>
+                                <w:bCs w:val="0"/>
+                                <w:color w:val="FFFFFF" w:themeColor="background1"/>
+                                <w:sz w:val="20"/>
+                                <w:szCs w:val="20"/>
+                                <w:lang w:val="en-US" w:eastAsia="zh-CN"/>
+                                <w14:textFill>
+                                  <w14:solidFill>
+                                    <w14:schemeClr w14:val="bg1"/>
+                                  </w14:solidFill>
+                                </w14:textFill>
+                              </w:rPr>
+                              <w:t>具有较强的自我规划与学习能力</w:t>
+                            </w:r>
+                          </w:p>
+                          <w:p>
+                            <w:pPr>
+                              <w:keepNext w:val="0"/>
+                              <w:keepLines w:val="0"/>
+                              <w:pageBreakBefore w:val="0"/>
+                              <w:widowControl w:val="0"/>
+                              <w:numPr>
+                                <w:ilvl w:val="0"/>
+                                <w:numId w:val="0"/>
+                              </w:numPr>
+                              <w:kinsoku/>
+                              <w:wordWrap/>
+                              <w:overflowPunct/>
+                              <w:topLinePunct w:val="0"/>
+                              <w:autoSpaceDE/>
+                              <w:autoSpaceDN/>
+                              <w:bidi w:val="0"/>
+                              <w:adjustRightInd/>
+                              <w:snapToGrid/>
+                              <w:spacing w:line="300" w:lineRule="exact"/>
+                              <w:ind w:right="0" w:rightChars="0"/>
+                              <w:jc w:val="left"/>
+                              <w:textAlignment w:val="auto"/>
+                              <w:outlineLvl w:val="9"/>
+                              <w:rPr>
+                                <w:rFonts w:hint="eastAsia" w:ascii="微软雅黑" w:hAnsi="微软雅黑" w:eastAsia="微软雅黑" w:cs="微软雅黑"/>
+                                <w:b w:val="0"/>
+                                <w:bCs w:val="0"/>
+                                <w:color w:val="FFFFFF" w:themeColor="background1"/>
+                                <w:sz w:val="20"/>
+                                <w:szCs w:val="20"/>
+                                <w:lang w:val="en-US" w:eastAsia="zh-CN"/>
+                                <w14:textFill>
+                                  <w14:solidFill>
+                                    <w14:schemeClr w14:val="bg1"/>
+                                  </w14:solidFill>
+                                </w14:textFill>
+                              </w:rPr>
+                            </w:pPr>
+                            <w:r>
+                              <w:rPr>
+                                <w:rFonts w:hint="eastAsia" w:ascii="微软雅黑" w:hAnsi="微软雅黑" w:eastAsia="微软雅黑" w:cs="微软雅黑"/>
+                                <w:b w:val="0"/>
+                                <w:bCs w:val="0"/>
+                                <w:color w:val="FFFFFF" w:themeColor="background1"/>
+                                <w:sz w:val="20"/>
+                                <w:szCs w:val="20"/>
+                                <w:lang w:val="en-US" w:eastAsia="zh-CN"/>
+                                <w14:textFill>
+                                  <w14:solidFill>
+                                    <w14:schemeClr w14:val="bg1"/>
+                                  </w14:solidFill>
+                                </w14:textFill>
+                              </w:rPr>
+                              <w:t>，并且执行力与时间观念强，对</w:t>
+                            </w:r>
+                          </w:p>
+                          <w:p>
+                            <w:pPr>
+                              <w:keepNext w:val="0"/>
+                              <w:keepLines w:val="0"/>
+                              <w:pageBreakBefore w:val="0"/>
+                              <w:widowControl w:val="0"/>
+                              <w:numPr>
+                                <w:ilvl w:val="0"/>
+                                <w:numId w:val="0"/>
+                              </w:numPr>
+                              <w:kinsoku/>
+                              <w:wordWrap/>
+                              <w:overflowPunct/>
+                              <w:topLinePunct w:val="0"/>
+                              <w:autoSpaceDE/>
+                              <w:autoSpaceDN/>
+                              <w:bidi w:val="0"/>
+                              <w:adjustRightInd/>
+                              <w:snapToGrid/>
+                              <w:spacing w:line="300" w:lineRule="exact"/>
+                              <w:ind w:right="0" w:rightChars="0"/>
+                              <w:jc w:val="left"/>
+                              <w:textAlignment w:val="auto"/>
+                              <w:outlineLvl w:val="9"/>
+                              <w:rPr>
+                                <w:rFonts w:hint="eastAsia" w:ascii="微软雅黑" w:hAnsi="微软雅黑" w:eastAsia="微软雅黑" w:cs="微软雅黑"/>
+                                <w:b w:val="0"/>
+                                <w:bCs w:val="0"/>
+                                <w:color w:val="FFFFFF" w:themeColor="background1"/>
+                                <w:sz w:val="20"/>
+                                <w:szCs w:val="20"/>
+                                <w:lang w:val="en-US" w:eastAsia="zh-CN"/>
+                                <w14:textFill>
+                                  <w14:solidFill>
+                                    <w14:schemeClr w14:val="bg1"/>
+                                  </w14:solidFill>
+                                </w14:textFill>
+                              </w:rPr>
+                            </w:pPr>
+                            <w:r>
+                              <w:rPr>
+                                <w:rFonts w:hint="eastAsia" w:ascii="微软雅黑" w:hAnsi="微软雅黑" w:eastAsia="微软雅黑" w:cs="微软雅黑"/>
+                                <w:b w:val="0"/>
+                                <w:bCs w:val="0"/>
+                                <w:color w:val="FFFFFF" w:themeColor="background1"/>
+                                <w:sz w:val="20"/>
+                                <w:szCs w:val="20"/>
+                                <w:lang w:val="en-US" w:eastAsia="zh-CN"/>
+                                <w14:textFill>
+                                  <w14:solidFill>
+                                    <w14:schemeClr w14:val="bg1"/>
+                                  </w14:solidFill>
+                                </w14:textFill>
+                              </w:rPr>
+                              <w:t>自我要求较高。</w:t>
+                            </w:r>
+                          </w:p>
+                          <w:p>
+                            <w:pPr>
+                              <w:keepNext w:val="0"/>
+                              <w:keepLines w:val="0"/>
+                              <w:pageBreakBefore w:val="0"/>
+                              <w:widowControl w:val="0"/>
+                              <w:numPr>
+                                <w:ilvl w:val="0"/>
+                                <w:numId w:val="0"/>
+                              </w:numPr>
+                              <w:kinsoku/>
+                              <w:wordWrap/>
+                              <w:overflowPunct/>
+                              <w:topLinePunct w:val="0"/>
+                              <w:autoSpaceDE/>
+                              <w:autoSpaceDN/>
+                              <w:bidi w:val="0"/>
+                              <w:adjustRightInd/>
+                              <w:snapToGrid/>
+                              <w:spacing w:line="300" w:lineRule="exact"/>
+                              <w:ind w:right="0" w:rightChars="0"/>
+                              <w:jc w:val="left"/>
+                              <w:textAlignment w:val="auto"/>
+                              <w:outlineLvl w:val="9"/>
+                              <w:rPr>
+                                <w:rFonts w:hint="eastAsia" w:ascii="微软雅黑" w:hAnsi="微软雅黑" w:eastAsia="微软雅黑" w:cs="微软雅黑"/>
+                                <w:b w:val="0"/>
+                                <w:bCs w:val="0"/>
+                                <w:color w:val="FFFFFF" w:themeColor="background1"/>
+                                <w:sz w:val="20"/>
+                                <w:szCs w:val="20"/>
+                                <w:lang w:val="en-US" w:eastAsia="zh-CN"/>
+                                <w14:textFill>
+                                  <w14:solidFill>
+                                    <w14:schemeClr w14:val="bg1"/>
+                                  </w14:solidFill>
+                                </w14:textFill>
+                              </w:rPr>
+                            </w:pPr>
+                          </w:p>
+                        </w:txbxContent>
+                      </wps:txbx>
+                      <wps:bodyPr rot="0" spcFirstLastPara="0" vertOverflow="overflow" horzOverflow="overflow" vert="horz" wrap="square" lIns="91440" tIns="45720" rIns="91440" bIns="45720" numCol="1" spcCol="0" rtlCol="0" fromWordArt="0" anchor="t" anchorCtr="0" forceAA="0" compatLnSpc="1">
+                        <a:noAutofit/>
+                      </wps:bodyPr>
+                    </wps:wsp>
+                  </a:graphicData>
+                </a:graphic>
+              </wp:anchor>
+            </w:drawing>
+          </mc:Choice>
+          <mc:Fallback>
+            <w:pict>
+              <v:shape id="自我评价-正文" o:spid="_x0000_s1026" o:spt="202" type="#_x0000_t202" style="position:absolute;left:0pt;margin-left:28.05pt;margin-top:575.6pt;height:102.35pt;width:162.45pt;z-index:251663360;mso-width-relative:page;mso-height-relative:page;" filled="f" stroked="f" coordsize="21600,21600" o:gfxdata="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">
+                <v:fill on="f" focussize="0,0"/>
+                <v:stroke on="f" weight="0.5pt"/>
+                <v:imagedata o:title=""/>
+                <o:lock v:ext="edit" aspectratio="f"/>
+                <v:textbox>
+                  <w:txbxContent>
+                    <w:p>
+                      <w:pPr>
+                        <w:keepNext w:val="0"/>
+                        <w:keepLines w:val="0"/>
+                        <w:pageBreakBefore w:val="0"/>
+                        <w:widowControl w:val="0"/>
+                        <w:numPr>
+                          <w:ilvl w:val="0"/>
+                          <w:numId w:val="0"/>
+                        </w:numPr>
+                        <w:kinsoku/>
+                        <w:wordWrap/>
+                        <w:overflowPunct/>
+                        <w:topLinePunct w:val="0"/>
+                        <w:autoSpaceDE/>
+                        <w:autoSpaceDN/>
+                        <w:bidi w:val="0"/>
+                        <w:adjustRightInd/>
+                        <w:snapToGrid/>
+                        <w:spacing w:line="300" w:lineRule="exact"/>
+                        <w:ind w:left="0" w:leftChars="0" w:right="0" w:rightChars="0" w:firstLine="420" w:firstLineChars="0"/>
+                        <w:jc w:val="left"/>
+                        <w:textAlignment w:val="auto"/>
+                        <w:outlineLvl w:val="9"/>
+                        <w:rPr>
+                          <w:rFonts w:hint="eastAsia" w:ascii="微软雅黑" w:hAnsi="微软雅黑" w:eastAsia="微软雅黑" w:cs="微软雅黑"/>
+                          <w:b w:val="0"/>
+                          <w:bCs w:val="0"/>
+                          <w:color w:val="FFFFFF" w:themeColor="background1"/>
+                          <w:sz w:val="20"/>
+                          <w:szCs w:val="20"/>
+                          <w:lang w:val="en-US" w:eastAsia="zh-CN"/>
+                          <w14:textFill>
+                            <w14:solidFill>
+                              <w14:schemeClr w14:val="bg1"/>
+                            </w14:solidFill>
+                          </w14:textFill>
+                        </w:rPr>
+                      </w:pPr>
+                      <w:r>
+                        <w:rPr>
+                          <w:rFonts w:hint="eastAsia" w:ascii="微软雅黑" w:hAnsi="微软雅黑" w:eastAsia="微软雅黑" w:cs="微软雅黑"/>
+                          <w:b w:val="0"/>
+                          <w:bCs w:val="0"/>
+                          <w:color w:val="FFFFFF" w:themeColor="background1"/>
+                          <w:sz w:val="20"/>
+                          <w:szCs w:val="20"/>
+                          <w:lang w:val="en-US" w:eastAsia="zh-CN"/>
+                          <w14:textFill>
+                            <w14:solidFill>
+                              <w14:schemeClr w14:val="bg1"/>
+                            </w14:solidFill>
+                          </w14:textFill>
+                        </w:rPr>
+                        <w:t>本人责任心强，对工作耐心</w:t>
+                      </w:r>
+                    </w:p>
+                    <w:p>
+                      <w:pPr>
+                        <w:keepNext w:val="0"/>
+                        <w:keepLines w:val="0"/>
+                        <w:pageBreakBefore w:val="0"/>
+                        <w:widowControl w:val="0"/>
+                        <w:numPr>
+                          <w:ilvl w:val="0"/>
+                          <w:numId w:val="0"/>
+                        </w:numPr>
+                        <w:kinsoku/>
+                        <w:wordWrap/>
+                        <w:overflowPunct/>
+                        <w:topLinePunct w:val="0"/>
+                        <w:autoSpaceDE/>
+                        <w:autoSpaceDN/>
+                        <w:bidi w:val="0"/>
+                        <w:adjustRightInd/>
+                        <w:snapToGrid/>
+                        <w:spacing w:line="300" w:lineRule="exact"/>
+                        <w:ind w:right="0" w:rightChars="0"/>
+                        <w:jc w:val="left"/>
+                        <w:textAlignment w:val="auto"/>
+                        <w:outlineLvl w:val="9"/>
+                        <w:rPr>
+                          <w:rFonts w:hint="eastAsia" w:ascii="微软雅黑" w:hAnsi="微软雅黑" w:eastAsia="微软雅黑" w:cs="微软雅黑"/>
+                          <w:b w:val="0"/>
+                          <w:bCs w:val="0"/>
+                          <w:color w:val="FFFFFF" w:themeColor="background1"/>
+                          <w:sz w:val="20"/>
+                          <w:szCs w:val="20"/>
+                          <w:lang w:val="en-US" w:eastAsia="zh-CN"/>
+                          <w14:textFill>
+                            <w14:solidFill>
+                              <w14:schemeClr w14:val="bg1"/>
+                            </w14:solidFill>
+                          </w14:textFill>
+                        </w:rPr>
+                      </w:pPr>
+                      <w:r>
+                        <w:rPr>
+                          <w:rFonts w:hint="eastAsia" w:ascii="微软雅黑" w:hAnsi="微软雅黑" w:eastAsia="微软雅黑" w:cs="微软雅黑"/>
+                          <w:b w:val="0"/>
+                          <w:bCs w:val="0"/>
+                          <w:color w:val="FFFFFF" w:themeColor="background1"/>
+                          <w:sz w:val="20"/>
+                          <w:szCs w:val="20"/>
+                          <w:lang w:val="en-US" w:eastAsia="zh-CN"/>
+                          <w14:textFill>
+                            <w14:solidFill>
+                              <w14:schemeClr w14:val="bg1"/>
+                            </w14:solidFill>
+                          </w14:textFill>
+                        </w:rPr>
+                        <w:t>细致；善于沟通，虚心接受他人</w:t>
+                      </w:r>
+                    </w:p>
+                    <w:p>
+                      <w:pPr>
+                        <w:keepNext w:val="0"/>
+                        <w:keepLines w:val="0"/>
+                        <w:pageBreakBefore w:val="0"/>
+                        <w:widowControl w:val="0"/>
+                        <w:numPr>
+                          <w:ilvl w:val="0"/>
+                          <w:numId w:val="0"/>
+                        </w:numPr>
+                        <w:kinsoku/>
+                        <w:wordWrap/>
+                        <w:overflowPunct/>
+                        <w:topLinePunct w:val="0"/>
+                        <w:autoSpaceDE/>
+                        <w:autoSpaceDN/>
+                        <w:bidi w:val="0"/>
+                        <w:adjustRightInd/>
+                        <w:snapToGrid/>
+                        <w:spacing w:line="300" w:lineRule="exact"/>
+                        <w:ind w:right="0" w:rightChars="0"/>
+                        <w:jc w:val="left"/>
+                        <w:textAlignment w:val="auto"/>
+                        <w:outlineLvl w:val="9"/>
+                        <w:rPr>
+                          <w:rFonts w:hint="eastAsia" w:ascii="微软雅黑" w:hAnsi="微软雅黑" w:eastAsia="微软雅黑" w:cs="微软雅黑"/>
+                          <w:b w:val="0"/>
+                          <w:bCs w:val="0"/>
+                          <w:color w:val="FFFFFF" w:themeColor="background1"/>
+                          <w:sz w:val="20"/>
+                          <w:szCs w:val="20"/>
+                          <w:lang w:val="en-US" w:eastAsia="zh-CN"/>
+                          <w14:textFill>
+                            <w14:solidFill>
+                              <w14:schemeClr w14:val="bg1"/>
+                            </w14:solidFill>
+                          </w14:textFill>
+                        </w:rPr>
+                      </w:pPr>
+                      <w:r>
+                        <w:rPr>
+                          <w:rFonts w:hint="eastAsia" w:ascii="微软雅黑" w:hAnsi="微软雅黑" w:eastAsia="微软雅黑" w:cs="微软雅黑"/>
+                          <w:b w:val="0"/>
+                          <w:bCs w:val="0"/>
+                          <w:color w:val="FFFFFF" w:themeColor="background1"/>
+                          <w:sz w:val="20"/>
+                          <w:szCs w:val="20"/>
+                          <w:lang w:val="en-US" w:eastAsia="zh-CN"/>
+                          <w14:textFill>
+                            <w14:solidFill>
+                              <w14:schemeClr w14:val="bg1"/>
+                            </w14:solidFill>
+                          </w14:textFill>
+                        </w:rPr>
+                        <w:t>意见并进行改正，人际关系良好</w:t>
+                      </w:r>
+                    </w:p>
+                    <w:p>
+                      <w:pPr>
+                        <w:keepNext w:val="0"/>
+                        <w:keepLines w:val="0"/>
+                        <w:pageBreakBefore w:val="0"/>
+                        <w:widowControl w:val="0"/>
+                        <w:numPr>
+                          <w:ilvl w:val="0"/>
+                          <w:numId w:val="0"/>
+                        </w:numPr>
+                        <w:kinsoku/>
+                        <w:wordWrap/>
+                        <w:overflowPunct/>
+                        <w:topLinePunct w:val="0"/>
+                        <w:autoSpaceDE/>
+                        <w:autoSpaceDN/>
+                        <w:bidi w:val="0"/>
+                        <w:adjustRightInd/>
+                        <w:snapToGrid/>
+                        <w:spacing w:line="300" w:lineRule="exact"/>
+                        <w:ind w:right="0" w:rightChars="0"/>
+                        <w:jc w:val="left"/>
+                        <w:textAlignment w:val="auto"/>
+                        <w:outlineLvl w:val="9"/>
+                        <w:rPr>
+                          <w:rFonts w:hint="eastAsia" w:ascii="微软雅黑" w:hAnsi="微软雅黑" w:eastAsia="微软雅黑" w:cs="微软雅黑"/>
+                          <w:b w:val="0"/>
+                          <w:bCs w:val="0"/>
+                          <w:color w:val="FFFFFF" w:themeColor="background1"/>
+                          <w:sz w:val="20"/>
+                          <w:szCs w:val="20"/>
+                          <w:lang w:val="en-US" w:eastAsia="zh-CN"/>
+                          <w14:textFill>
+                            <w14:solidFill>
+                              <w14:schemeClr w14:val="bg1"/>
+                            </w14:solidFill>
+                          </w14:textFill>
+                        </w:rPr>
+                      </w:pPr>
+                      <w:r>
+                        <w:rPr>
+                          <w:rFonts w:hint="eastAsia" w:ascii="微软雅黑" w:hAnsi="微软雅黑" w:eastAsia="微软雅黑" w:cs="微软雅黑"/>
+                          <w:b w:val="0"/>
+                          <w:bCs w:val="0"/>
+                          <w:color w:val="FFFFFF" w:themeColor="background1"/>
+                          <w:sz w:val="20"/>
+                          <w:szCs w:val="20"/>
+                          <w:lang w:val="en-US" w:eastAsia="zh-CN"/>
+                          <w14:textFill>
+                            <w14:solidFill>
+                              <w14:schemeClr w14:val="bg1"/>
+                            </w14:solidFill>
+                          </w14:textFill>
+                        </w:rPr>
+                        <w:t>具有较强的自我规划与学习能力</w:t>
+                      </w:r>
+                    </w:p>
+                    <w:p>
+                      <w:pPr>
+                        <w:keepNext w:val="0"/>
+                        <w:keepLines w:val="0"/>
+                        <w:pageBreakBefore w:val="0"/>
+                        <w:widowControl w:val="0"/>
+                        <w:numPr>
+                          <w:ilvl w:val="0"/>
+                          <w:numId w:val="0"/>
+                        </w:numPr>
+                        <w:kinsoku/>
+                        <w:wordWrap/>
+                        <w:overflowPunct/>
+                        <w:topLinePunct w:val="0"/>
+                        <w:autoSpaceDE/>
+                        <w:autoSpaceDN/>
+                        <w:bidi w:val="0"/>
+                        <w:adjustRightInd/>
+                        <w:snapToGrid/>
+                        <w:spacing w:line="300" w:lineRule="exact"/>
+                        <w:ind w:right="0" w:rightChars="0"/>
+                        <w:jc w:val="left"/>
+                        <w:textAlignment w:val="auto"/>
+                        <w:outlineLvl w:val="9"/>
+                        <w:rPr>
+                          <w:rFonts w:hint="eastAsia" w:ascii="微软雅黑" w:hAnsi="微软雅黑" w:eastAsia="微软雅黑" w:cs="微软雅黑"/>
+                          <w:b w:val="0"/>
+                          <w:bCs w:val="0"/>
+                          <w:color w:val="FFFFFF" w:themeColor="background1"/>
+                          <w:sz w:val="20"/>
+                          <w:szCs w:val="20"/>
+                          <w:lang w:val="en-US" w:eastAsia="zh-CN"/>
+                          <w14:textFill>
+                            <w14:solidFill>
+                              <w14:schemeClr w14:val="bg1"/>
+                            </w14:solidFill>
+                          </w14:textFill>
+                        </w:rPr>
+                      </w:pPr>
+                      <w:r>
+                        <w:rPr>
+                          <w:rFonts w:hint="eastAsia" w:ascii="微软雅黑" w:hAnsi="微软雅黑" w:eastAsia="微软雅黑" w:cs="微软雅黑"/>
+                          <w:b w:val="0"/>
+                          <w:bCs w:val="0"/>
+                          <w:color w:val="FFFFFF" w:themeColor="background1"/>
+                          <w:sz w:val="20"/>
+                          <w:szCs w:val="20"/>
+                          <w:lang w:val="en-US" w:eastAsia="zh-CN"/>
+                          <w14:textFill>
+                            <w14:solidFill>
+                              <w14:schemeClr w14:val="bg1"/>
+                            </w14:solidFill>
+                          </w14:textFill>
+                        </w:rPr>
+                        <w:t>，并且执行力与时间观念强，对</w:t>
+                      </w:r>
+                    </w:p>
+                    <w:p>
+                      <w:pPr>
+                        <w:keepNext w:val="0"/>
+                        <w:keepLines w:val="0"/>
+                        <w:pageBreakBefore w:val="0"/>
+                        <w:widowControl w:val="0"/>
+                        <w:numPr>
+                          <w:ilvl w:val="0"/>
+                          <w:numId w:val="0"/>
+                        </w:numPr>
+                        <w:kinsoku/>
+                        <w:wordWrap/>
+                        <w:overflowPunct/>
+                        <w:topLinePunct w:val="0"/>
+                        <w:autoSpaceDE/>
+                        <w:autoSpaceDN/>
+                        <w:bidi w:val="0"/>
+                        <w:adjustRightInd/>
+                        <w:snapToGrid/>
+                        <w:spacing w:line="300" w:lineRule="exact"/>
+                        <w:ind w:right="0" w:rightChars="0"/>
+                        <w:jc w:val="left"/>
+                        <w:textAlignment w:val="auto"/>
+                        <w:outlineLvl w:val="9"/>
+                        <w:rPr>
+                          <w:rFonts w:hint="eastAsia" w:ascii="微软雅黑" w:hAnsi="微软雅黑" w:eastAsia="微软雅黑" w:cs="微软雅黑"/>
+                          <w:b w:val="0"/>
+                          <w:bCs w:val="0"/>
+                          <w:color w:val="FFFFFF" w:themeColor="background1"/>
+                          <w:sz w:val="20"/>
+                          <w:szCs w:val="20"/>
+                          <w:lang w:val="en-US" w:eastAsia="zh-CN"/>
+                          <w14:textFill>
+                            <w14:solidFill>
+                              <w14:schemeClr w14:val="bg1"/>
+                            </w14:solidFill>
+                          </w14:textFill>
+                        </w:rPr>
+                      </w:pPr>
+                      <w:r>
+                        <w:rPr>
+                          <w:rFonts w:hint="eastAsia" w:ascii="微软雅黑" w:hAnsi="微软雅黑" w:eastAsia="微软雅黑" w:cs="微软雅黑"/>
+                          <w:b w:val="0"/>
+                          <w:bCs w:val="0"/>
+                          <w:color w:val="FFFFFF" w:themeColor="background1"/>
+                          <w:sz w:val="20"/>
+                          <w:szCs w:val="20"/>
+                          <w:lang w:val="en-US" w:eastAsia="zh-CN"/>
+                          <w14:textFill>
+                            <w14:solidFill>
+                              <w14:schemeClr w14:val="bg1"/>
+                            </w14:solidFill>
+                          </w14:textFill>
+                        </w:rPr>
+                        <w:t>自我要求较高。</w:t>
+                      </w:r>
+                    </w:p>
+                    <w:p>
+                      <w:pPr>
+                        <w:keepNext w:val="0"/>
+                        <w:keepLines w:val="0"/>
+                        <w:pageBreakBefore w:val="0"/>
+                        <w:widowControl w:val="0"/>
+                        <w:numPr>
+                          <w:ilvl w:val="0"/>
+                          <w:numId w:val="0"/>
+                        </w:numPr>
+                        <w:kinsoku/>
+                        <w:wordWrap/>
+                        <w:overflowPunct/>
+                        <w:topLinePunct w:val="0"/>
+                        <w:autoSpaceDE/>
+                        <w:autoSpaceDN/>
+                        <w:bidi w:val="0"/>
+                        <w:adjustRightInd/>
+                        <w:snapToGrid/>
+                        <w:spacing w:line="300" w:lineRule="exact"/>
+                        <w:ind w:right="0" w:rightChars="0"/>
+                        <w:jc w:val="left"/>
+                        <w:textAlignment w:val="auto"/>
+                        <w:outlineLvl w:val="9"/>
+                        <w:rPr>
+                          <w:rFonts w:hint="eastAsia" w:ascii="微软雅黑" w:hAnsi="微软雅黑" w:eastAsia="微软雅黑" w:cs="微软雅黑"/>
+                          <w:b w:val="0"/>
+                          <w:bCs w:val="0"/>
+                          <w:color w:val="FFFFFF" w:themeColor="background1"/>
+                          <w:sz w:val="20"/>
+                          <w:szCs w:val="20"/>
+                          <w:lang w:val="en-US" w:eastAsia="zh-CN"/>
+                          <w14:textFill>
+                            <w14:solidFill>
+                              <w14:schemeClr w14:val="bg1"/>
+                            </w14:solidFill>
+                          </w14:textFill>
+                        </w:rPr>
+                      </w:pPr>
+                    </w:p>
+                  </w:txbxContent>
+                </v:textbox>
+              </v:shape>
+            </w:pict>
+          </mc:Fallback>
+        </mc:AlternateContent>
+      </w:r>
+      <w:r>
+        <w:rPr>
+          <w:sz w:val="24"/>
+          <w:szCs w:val="24"/>
+        </w:rPr>
+        <mc:AlternateContent>
+          <mc:Choice Requires="wps">
+            <w:drawing>
               <wp:anchor distT="0" distB="0" distL="114300" distR="114300" simplePos="0" relativeHeight="251669504" behindDoc="0" locked="0" layoutInCell="1" allowOverlap="1">
+                <wp:simplePos x="0" y="0"/>
+                <wp:positionH relativeFrom="column">
+                  <wp:posOffset>406400</wp:posOffset>
+                </wp:positionH>
+                <wp:positionV relativeFrom="paragraph">
+                  <wp:posOffset>5409565</wp:posOffset>
+                </wp:positionV>
+                <wp:extent cx="1936750" cy="1393825"/>
+                <wp:effectExtent l="0" t="0" r="0" b="0"/>
+                <wp:wrapNone/>
+                <wp:docPr id="1225" name="联系方式-正文"/>
+                <wp:cNvGraphicFramePr/>
+                <a:graphic xmlns:a="http://schemas.openxmlformats.org/drawingml/2006/main">
+                  <a:graphicData uri="http://schemas.microsoft.com/office/word/2010/wordprocessingShape">
+                    <wps:wsp>
+                      <wps:cNvSpPr txBox="1"/>
+                      <wps:spPr>
+                        <a:xfrm>
+                          <a:off x="0" y="0"/>
+                          <a:ext cx="1936750" cy="1393825"/>
+                        </a:xfrm>
+                        <a:prstGeom prst="rect">
+                          <a:avLst/>
+                        </a:prstGeom>
+                        <a:noFill/>
+                        <a:ln w="6350">
+                          <a:noFill/>
+                        </a:ln>
+                      </wps:spPr>
+                      <wps:style>
+                        <a:lnRef idx="0">
+                          <a:schemeClr val="accent1"/>
+                        </a:lnRef>
+                        <a:fillRef idx="0">
+                          <a:schemeClr val="accent1"/>
+                        </a:fillRef>
+                        <a:effectRef idx="0">
+                          <a:schemeClr val="accent1"/>
+                        </a:effectRef>
+                        <a:fontRef idx="minor">
+                          <a:schemeClr val="dk1"/>
+                        </a:fontRef>
+                      </wps:style>
+                      <wps:txbx>
+                        <w:txbxContent>
+                          <w:p>
+                            <w:pPr>
+                              <w:keepNext w:val="0"/>
+                              <w:keepLines w:val="0"/>
+                              <w:pageBreakBefore w:val="0"/>
+                              <w:widowControl w:val="0"/>
+                              <w:numPr>
+                                <w:ilvl w:val="0"/>
+                                <w:numId w:val="0"/>
+                              </w:numPr>
+                              <w:kinsoku/>
+                              <w:wordWrap/>
+                              <w:overflowPunct/>
+                              <w:topLinePunct w:val="0"/>
+                              <w:autoSpaceDE/>
+                              <w:autoSpaceDN/>
+                              <w:bidi w:val="0"/>
+                              <w:adjustRightInd/>
+                              <w:snapToGrid w:val="0"/>
+                              <w:spacing w:line="240" w:lineRule="auto"/>
+                              <w:ind w:right="0" w:rightChars="0"/>
+                              <w:jc w:val="both"/>
+                              <w:textAlignment w:val="auto"/>
+                              <w:outlineLvl w:val="9"/>
+                              <w:rPr>
+                                <w:rFonts w:hint="eastAsia" w:ascii="微软雅黑" w:hAnsi="微软雅黑" w:eastAsia="微软雅黑" w:cs="微软雅黑"/>
+                                <w:b w:val="0"/>
+                                <w:bCs w:val="0"/>
+                                <w:color w:val="FFFFFF" w:themeColor="background1"/>
+                                <w:sz w:val="22"/>
+                                <w:szCs w:val="22"/>
+                                <w:lang w:val="en-US" w:eastAsia="zh-CN"/>
+                                <w14:textFill>
+                                  <w14:solidFill>
+                                    <w14:schemeClr w14:val="bg1"/>
+                                  </w14:solidFill>
+                                </w14:textFill>
+                              </w:rPr>
+                            </w:pPr>
+                            <w:r>
+                              <w:rPr>
+                                <w:rFonts w:hint="eastAsia" w:ascii="微软雅黑" w:hAnsi="微软雅黑" w:eastAsia="微软雅黑" w:cs="微软雅黑"/>
+                                <w:b/>
+                                <w:bCs/>
+                                <w:color w:val="FFFFFF" w:themeColor="background1"/>
+                                <w:sz w:val="22"/>
+                                <w:szCs w:val="22"/>
+                                <w:lang w:val="en-US" w:eastAsia="zh-CN"/>
+                                <w14:textFill>
+                                  <w14:solidFill>
+                                    <w14:schemeClr w14:val="bg1"/>
+                                  </w14:solidFill>
+                                </w14:textFill>
+                              </w:rPr>
+                              <w:t>电话：</w:t>
+                            </w:r>
+                            <w:r>
+                              <w:rPr>
+                                <w:rFonts w:hint="eastAsia" w:ascii="微软雅黑" w:hAnsi="微软雅黑" w:eastAsia="微软雅黑" w:cs="微软雅黑"/>
+                                <w:b w:val="0"/>
+                                <w:bCs w:val="0"/>
+                                <w:color w:val="FFFFFF" w:themeColor="background1"/>
+                                <w:sz w:val="22"/>
+                                <w:szCs w:val="22"/>
+                                <w:lang w:val="en-US" w:eastAsia="zh-CN"/>
+                                <w14:textFill>
+                                  <w14:solidFill>
+                                    <w14:schemeClr w14:val="bg1"/>
+                                  </w14:solidFill>
+                                </w14:textFill>
+                              </w:rPr>
+                              <w:t>13667122095</w:t>
+                            </w:r>
+                          </w:p>
+                          <w:p>
+                            <w:pPr>
+                              <w:keepNext w:val="0"/>
+                              <w:keepLines w:val="0"/>
+                              <w:pageBreakBefore w:val="0"/>
+                              <w:widowControl w:val="0"/>
+                              <w:numPr>
+                                <w:ilvl w:val="0"/>
+                                <w:numId w:val="0"/>
+                              </w:numPr>
+                              <w:kinsoku/>
+                              <w:wordWrap/>
+                              <w:overflowPunct/>
+                              <w:topLinePunct w:val="0"/>
+                              <w:autoSpaceDE/>
+                              <w:autoSpaceDN/>
+                              <w:bidi w:val="0"/>
+                              <w:adjustRightInd/>
+                              <w:snapToGrid w:val="0"/>
+                              <w:spacing w:line="240" w:lineRule="auto"/>
+                              <w:ind w:right="0" w:rightChars="0"/>
+                              <w:jc w:val="both"/>
+                              <w:textAlignment w:val="auto"/>
+                              <w:outlineLvl w:val="9"/>
+                              <w:rPr>
+                                <w:rFonts w:hint="default" w:ascii="微软雅黑" w:hAnsi="微软雅黑" w:eastAsia="微软雅黑" w:cs="微软雅黑"/>
+                                <w:b/>
+                                <w:bCs/>
+                                <w:color w:val="FFFFFF" w:themeColor="background1"/>
+                                <w:sz w:val="22"/>
+                                <w:szCs w:val="22"/>
+                                <w:lang w:val="en-US" w:eastAsia="zh-CN"/>
+                                <w14:textFill>
+                                  <w14:solidFill>
+                                    <w14:schemeClr w14:val="bg1"/>
+                                  </w14:solidFill>
+                                </w14:textFill>
+                              </w:rPr>
+                            </w:pPr>
+                            <w:r>
+                              <w:rPr>
+                                <w:rFonts w:hint="eastAsia" w:ascii="微软雅黑" w:hAnsi="微软雅黑" w:eastAsia="微软雅黑" w:cs="微软雅黑"/>
+                                <w:b/>
+                                <w:bCs/>
+                                <w:color w:val="FFFFFF" w:themeColor="background1"/>
+                                <w:sz w:val="22"/>
+                                <w:szCs w:val="22"/>
+                                <w:lang w:val="en-US" w:eastAsia="zh-CN"/>
+                                <w14:textFill>
+                                  <w14:solidFill>
+                                    <w14:schemeClr w14:val="bg1"/>
+                                  </w14:solidFill>
+                                </w14:textFill>
+                              </w:rPr>
+                              <w:t>微信：cy328800436</w:t>
+                            </w:r>
+                          </w:p>
+                          <w:p>
+                            <w:pPr>
+                              <w:keepNext w:val="0"/>
+                              <w:keepLines w:val="0"/>
+                              <w:pageBreakBefore w:val="0"/>
+                              <w:widowControl w:val="0"/>
+                              <w:numPr>
+                                <w:ilvl w:val="0"/>
+                                <w:numId w:val="0"/>
+                              </w:numPr>
+                              <w:kinsoku/>
+                              <w:wordWrap/>
+                              <w:overflowPunct/>
+                              <w:topLinePunct w:val="0"/>
+                              <w:autoSpaceDE/>
+                              <w:autoSpaceDN/>
+                              <w:bidi w:val="0"/>
+                              <w:adjustRightInd/>
+                              <w:snapToGrid w:val="0"/>
+                              <w:spacing w:line="240" w:lineRule="auto"/>
+                              <w:ind w:right="0" w:rightChars="0"/>
+                              <w:jc w:val="both"/>
+                              <w:textAlignment w:val="auto"/>
+                              <w:outlineLvl w:val="9"/>
+                              <w:rPr>
+                                <w:rFonts w:hint="default" w:ascii="微软雅黑" w:hAnsi="微软雅黑" w:eastAsia="微软雅黑" w:cs="微软雅黑"/>
+                                <w:b/>
+                                <w:bCs/>
+                                <w:color w:val="FFFFFF" w:themeColor="background1"/>
+                                <w:sz w:val="22"/>
+                                <w:szCs w:val="22"/>
+                                <w:lang w:val="en-US" w:eastAsia="zh-CN"/>
+                                <w14:textFill>
+                                  <w14:solidFill>
+                                    <w14:schemeClr w14:val="bg1"/>
+                                  </w14:solidFill>
+                                </w14:textFill>
+                              </w:rPr>
+                            </w:pPr>
+                            <w:r>
+                              <w:rPr>
+                                <w:rFonts w:hint="eastAsia" w:ascii="微软雅黑" w:hAnsi="微软雅黑" w:eastAsia="微软雅黑" w:cs="微软雅黑"/>
+                                <w:b/>
+                                <w:bCs/>
+                                <w:color w:val="FFFFFF" w:themeColor="background1"/>
+                                <w:sz w:val="22"/>
+                                <w:szCs w:val="22"/>
+                                <w:lang w:val="en-US" w:eastAsia="zh-CN"/>
+                                <w14:textFill>
+                                  <w14:solidFill>
+                                    <w14:schemeClr w14:val="bg1"/>
+                                  </w14:solidFill>
+                                </w14:textFill>
+                              </w:rPr>
+                              <w:t>QQ：328800436</w:t>
+                            </w:r>
+                          </w:p>
+                          <w:p>
+                            <w:pPr>
+                              <w:keepNext w:val="0"/>
+                              <w:keepLines w:val="0"/>
+                              <w:pageBreakBefore w:val="0"/>
+                              <w:widowControl w:val="0"/>
+                              <w:numPr>
+                                <w:ilvl w:val="0"/>
+                                <w:numId w:val="0"/>
+                              </w:numPr>
+                              <w:kinsoku/>
+                              <w:wordWrap/>
+                              <w:overflowPunct/>
+                              <w:topLinePunct w:val="0"/>
+                              <w:autoSpaceDE/>
+                              <w:autoSpaceDN/>
+                              <w:bidi w:val="0"/>
+                              <w:adjustRightInd/>
+                              <w:snapToGrid w:val="0"/>
+                              <w:spacing w:line="240" w:lineRule="auto"/>
+                              <w:ind w:right="0" w:rightChars="0"/>
+                              <w:jc w:val="both"/>
+                              <w:textAlignment w:val="auto"/>
+                              <w:outlineLvl w:val="9"/>
+                              <w:rPr>
+                                <w:rFonts w:hint="default" w:ascii="微软雅黑" w:hAnsi="微软雅黑" w:eastAsia="微软雅黑" w:cs="微软雅黑"/>
+                                <w:b w:val="0"/>
+                                <w:bCs w:val="0"/>
+                                <w:color w:val="FFFFFF" w:themeColor="background1"/>
+                                <w:sz w:val="22"/>
+                                <w:szCs w:val="22"/>
+                                <w:lang w:val="en-US" w:eastAsia="zh-CN"/>
+                                <w14:textFill>
+                                  <w14:solidFill>
+                                    <w14:schemeClr w14:val="bg1"/>
+                                  </w14:solidFill>
+                                </w14:textFill>
+                              </w:rPr>
+                            </w:pPr>
+                            <w:r>
+                              <w:rPr>
+                                <w:rFonts w:hint="eastAsia" w:ascii="微软雅黑" w:hAnsi="微软雅黑" w:eastAsia="微软雅黑" w:cs="微软雅黑"/>
+                                <w:b/>
+                                <w:bCs/>
+                                <w:color w:val="FFFFFF" w:themeColor="background1"/>
+                                <w:sz w:val="22"/>
+                                <w:szCs w:val="22"/>
+                                <w:lang w:val="en-US" w:eastAsia="zh-CN"/>
+                                <w14:textFill>
+                                  <w14:solidFill>
+                                    <w14:schemeClr w14:val="bg1"/>
+                                  </w14:solidFill>
+                                </w14:textFill>
+                              </w:rPr>
+                              <w:t>邮箱：</w:t>
+                            </w:r>
+                            <w:r>
+                              <w:rPr>
+                                <w:rFonts w:hint="eastAsia" w:ascii="微软雅黑" w:hAnsi="微软雅黑" w:eastAsia="微软雅黑" w:cs="微软雅黑"/>
+                                <w:b w:val="0"/>
+                                <w:bCs w:val="0"/>
+                                <w:color w:val="FFFFFF" w:themeColor="background1"/>
+                                <w:sz w:val="22"/>
+                                <w:szCs w:val="22"/>
+                                <w:lang w:val="en-US" w:eastAsia="zh-CN"/>
+                                <w14:textFill>
+                                  <w14:solidFill>
+                                    <w14:schemeClr w14:val="bg1"/>
+                                  </w14:solidFill>
+                                </w14:textFill>
+                              </w:rPr>
+                              <w:t>328800436@qq.com</w:t>
+                            </w:r>
+                          </w:p>
+                          <w:p>
+                            <w:pPr>
+                              <w:keepNext w:val="0"/>
+                              <w:keepLines w:val="0"/>
+                              <w:pageBreakBefore w:val="0"/>
+                              <w:widowControl w:val="0"/>
+                              <w:numPr>
+                                <w:ilvl w:val="0"/>
+                                <w:numId w:val="0"/>
+                              </w:numPr>
+                              <w:kinsoku/>
+                              <w:wordWrap/>
+                              <w:overflowPunct/>
+                              <w:topLinePunct w:val="0"/>
+                              <w:autoSpaceDE/>
+                              <w:autoSpaceDN/>
+                              <w:bidi w:val="0"/>
+                              <w:adjustRightInd/>
+                              <w:snapToGrid w:val="0"/>
+                              <w:spacing w:line="240" w:lineRule="auto"/>
+                              <w:ind w:right="0" w:rightChars="0"/>
+                              <w:jc w:val="both"/>
+                              <w:textAlignment w:val="auto"/>
+                              <w:outlineLvl w:val="9"/>
+                              <w:rPr>
+                                <w:rFonts w:hint="default" w:ascii="微软雅黑" w:hAnsi="微软雅黑" w:eastAsia="微软雅黑" w:cs="微软雅黑"/>
+                                <w:color w:val="FFFFFF" w:themeColor="background1"/>
+                                <w:sz w:val="18"/>
+                                <w:szCs w:val="18"/>
+                                <w:lang w:val="en-US" w:eastAsia="zh-CN"/>
+                                <w14:textFill>
+                                  <w14:solidFill>
+                                    <w14:schemeClr w14:val="bg1"/>
+                                  </w14:solidFill>
+                                </w14:textFill>
+                              </w:rPr>
+                            </w:pPr>
+                            <w:r>
+                              <w:rPr>
+                                <w:rFonts w:hint="eastAsia" w:ascii="微软雅黑" w:hAnsi="微软雅黑" w:eastAsia="微软雅黑" w:cs="微软雅黑"/>
+                                <w:b/>
+                                <w:bCs/>
+                                <w:color w:val="FFFFFF" w:themeColor="background1"/>
+                                <w:sz w:val="22"/>
+                                <w:szCs w:val="22"/>
+                                <w:lang w:val="en-US" w:eastAsia="zh-CN"/>
+                                <w14:textFill>
+                                  <w14:solidFill>
+                                    <w14:schemeClr w14:val="bg1"/>
+                                  </w14:solidFill>
+                                </w14:textFill>
+                              </w:rPr>
+                              <w:t>地址：</w:t>
+                            </w:r>
+                            <w:r>
+                              <w:rPr>
+                                <w:rFonts w:hint="eastAsia" w:ascii="微软雅黑" w:hAnsi="微软雅黑" w:eastAsia="微软雅黑" w:cs="微软雅黑"/>
+                                <w:b w:val="0"/>
+                                <w:bCs w:val="0"/>
+                                <w:color w:val="FFFFFF" w:themeColor="background1"/>
+                                <w:sz w:val="22"/>
+                                <w:szCs w:val="22"/>
+                                <w:lang w:val="en-US" w:eastAsia="zh-CN"/>
+                                <w14:textFill>
+                                  <w14:solidFill>
+                                    <w14:schemeClr w14:val="bg1"/>
+                                  </w14:solidFill>
+                                </w14:textFill>
+                              </w:rPr>
+                              <w:t>湖北省仙桃市</w:t>
+                            </w:r>
+                          </w:p>
+                        </w:txbxContent>
+                      </wps:txbx>
+                      <wps:bodyPr rot="0" spcFirstLastPara="0" vertOverflow="overflow" horzOverflow="overflow" vert="horz" wrap="square" lIns="91440" tIns="45720" rIns="91440" bIns="45720" numCol="1" spcCol="0" rtlCol="0" fromWordArt="0" anchor="t" anchorCtr="0" forceAA="0" compatLnSpc="1">
+                        <a:noAutofit/>
+                      </wps:bodyPr>
+                    </wps:wsp>
+                  </a:graphicData>
+                </a:graphic>
+              </wp:anchor>
+            </w:drawing>
+          </mc:Choice>
+          <mc:Fallback>
+            <w:pict>
+              <v:shape id="联系方式-正文" o:spid="_x0000_s1026" o:spt="202" type="#_x0000_t202" style="position:absolute;left:0pt;margin-left:32pt;margin-top:425.95pt;height:109.75pt;width:152.5pt;z-index:251669504;mso-width-relative:page;mso-height-relative:page;" filled="f" stroked="f" coordsize="21600,21600" o:gfxdata="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">
+                <v:fill on="f" focussize="0,0"/>
+                <v:stroke on="f" weight="0.5pt"/>
+                <v:imagedata o:title=""/>
+                <o:lock v:ext="edit" aspectratio="f"/>
+                <v:textbox>
+                  <w:txbxContent>
+                    <w:p>
+                      <w:pPr>
+                        <w:keepNext w:val="0"/>
+                        <w:keepLines w:val="0"/>
+                        <w:pageBreakBefore w:val="0"/>
+                        <w:widowControl w:val="0"/>
+                        <w:numPr>
+                          <w:ilvl w:val="0"/>
+                          <w:numId w:val="0"/>
+                        </w:numPr>
+                        <w:kinsoku/>
+                        <w:wordWrap/>
+                        <w:overflowPunct/>
+                        <w:topLinePunct w:val="0"/>
+                        <w:autoSpaceDE/>
+                        <w:autoSpaceDN/>
+                        <w:bidi w:val="0"/>
+                        <w:adjustRightInd/>
+                        <w:snapToGrid w:val="0"/>
+                        <w:spacing w:line="240" w:lineRule="auto"/>
+                        <w:ind w:right="0" w:rightChars="0"/>
+                        <w:jc w:val="both"/>
+                        <w:textAlignment w:val="auto"/>
+                        <w:outlineLvl w:val="9"/>
+                        <w:rPr>
+                          <w:rFonts w:hint="eastAsia" w:ascii="微软雅黑" w:hAnsi="微软雅黑" w:eastAsia="微软雅黑" w:cs="微软雅黑"/>
+                          <w:b w:val="0"/>
+                          <w:bCs w:val="0"/>
+                          <w:color w:val="FFFFFF" w:themeColor="background1"/>
+                          <w:sz w:val="22"/>
+                          <w:szCs w:val="22"/>
+                          <w:lang w:val="en-US" w:eastAsia="zh-CN"/>
+                          <w14:textFill>
+                            <w14:solidFill>
+                              <w14:schemeClr w14:val="bg1"/>
+                            </w14:solidFill>
+                          </w14:textFill>
+                        </w:rPr>
+                      </w:pPr>
+                      <w:r>
+                        <w:rPr>
+                          <w:rFonts w:hint="eastAsia" w:ascii="微软雅黑" w:hAnsi="微软雅黑" w:eastAsia="微软雅黑" w:cs="微软雅黑"/>
+                          <w:b/>
+                          <w:bCs/>
+                          <w:color w:val="FFFFFF" w:themeColor="background1"/>
+                          <w:sz w:val="22"/>
+                          <w:szCs w:val="22"/>
+                          <w:lang w:val="en-US" w:eastAsia="zh-CN"/>
+                          <w14:textFill>
+                            <w14:solidFill>
+                              <w14:schemeClr w14:val="bg1"/>
+                            </w14:solidFill>
+                          </w14:textFill>
+                        </w:rPr>
+                        <w:t>电话：</w:t>
+                      </w:r>
+                      <w:r>
+                        <w:rPr>
+                          <w:rFonts w:hint="eastAsia" w:ascii="微软雅黑" w:hAnsi="微软雅黑" w:eastAsia="微软雅黑" w:cs="微软雅黑"/>
+                          <w:b w:val="0"/>
+                          <w:bCs w:val="0"/>
+                          <w:color w:val="FFFFFF" w:themeColor="background1"/>
+                          <w:sz w:val="22"/>
+                          <w:szCs w:val="22"/>
+                          <w:lang w:val="en-US" w:eastAsia="zh-CN"/>
+                          <w14:textFill>
+                            <w14:solidFill>
+                              <w14:schemeClr w14:val="bg1"/>
+                            </w14:solidFill>
+                          </w14:textFill>
+                        </w:rPr>
+                        <w:t>13667122095</w:t>
+                      </w:r>
+                    </w:p>
+                    <w:p>
+                      <w:pPr>
+                        <w:keepNext w:val="0"/>
+                        <w:keepLines w:val="0"/>
+                        <w:pageBreakBefore w:val="0"/>
+                        <w:widowControl w:val="0"/>
+                        <w:numPr>
+                          <w:ilvl w:val="0"/>
+                          <w:numId w:val="0"/>
+                        </w:numPr>
+                        <w:kinsoku/>
+                        <w:wordWrap/>
+                        <w:overflowPunct/>
+                        <w:topLinePunct w:val="0"/>
+                        <w:autoSpaceDE/>
+                        <w:autoSpaceDN/>
+                        <w:bidi w:val="0"/>
+                        <w:adjustRightInd/>
+                        <w:snapToGrid w:val="0"/>
+                        <w:spacing w:line="240" w:lineRule="auto"/>
+                        <w:ind w:right="0" w:rightChars="0"/>
+                        <w:jc w:val="both"/>
+                        <w:textAlignment w:val="auto"/>
+                        <w:outlineLvl w:val="9"/>
+                        <w:rPr>
+                          <w:rFonts w:hint="default" w:ascii="微软雅黑" w:hAnsi="微软雅黑" w:eastAsia="微软雅黑" w:cs="微软雅黑"/>
+                          <w:b/>
+                          <w:bCs/>
+                          <w:color w:val="FFFFFF" w:themeColor="background1"/>
+                          <w:sz w:val="22"/>
+                          <w:szCs w:val="22"/>
+                          <w:lang w:val="en-US" w:eastAsia="zh-CN"/>
+                          <w14:textFill>
+                            <w14:solidFill>
+                              <w14:schemeClr w14:val="bg1"/>
+                            </w14:solidFill>
+                          </w14:textFill>
+                        </w:rPr>
+                      </w:pPr>
+                      <w:r>
+                        <w:rPr>
+                          <w:rFonts w:hint="eastAsia" w:ascii="微软雅黑" w:hAnsi="微软雅黑" w:eastAsia="微软雅黑" w:cs="微软雅黑"/>
+                          <w:b/>
+                          <w:bCs/>
+                          <w:color w:val="FFFFFF" w:themeColor="background1"/>
+                          <w:sz w:val="22"/>
+                          <w:szCs w:val="22"/>
+                          <w:lang w:val="en-US" w:eastAsia="zh-CN"/>
+                          <w14:textFill>
+                            <w14:solidFill>
+                              <w14:schemeClr w14:val="bg1"/>
+                            </w14:solidFill>
+                          </w14:textFill>
+                        </w:rPr>
+                        <w:t>微信：cy328800436</w:t>
+                      </w:r>
+                    </w:p>
+                    <w:p>
+                      <w:pPr>
+                        <w:keepNext w:val="0"/>
+                        <w:keepLines w:val="0"/>
+                        <w:pageBreakBefore w:val="0"/>
+                        <w:widowControl w:val="0"/>
+                        <w:numPr>
+                          <w:ilvl w:val="0"/>
+                          <w:numId w:val="0"/>
+                        </w:numPr>
+                        <w:kinsoku/>
+                        <w:wordWrap/>
+                        <w:overflowPunct/>
+                        <w:topLinePunct w:val="0"/>
+                        <w:autoSpaceDE/>
+                        <w:autoSpaceDN/>
+                        <w:bidi w:val="0"/>
+                        <w:adjustRightInd/>
+                        <w:snapToGrid w:val="0"/>
+                        <w:spacing w:line="240" w:lineRule="auto"/>
+                        <w:ind w:right="0" w:rightChars="0"/>
+                        <w:jc w:val="both"/>
+                        <w:textAlignment w:val="auto"/>
+                        <w:outlineLvl w:val="9"/>
+                        <w:rPr>
+                          <w:rFonts w:hint="default" w:ascii="微软雅黑" w:hAnsi="微软雅黑" w:eastAsia="微软雅黑" w:cs="微软雅黑"/>
+                          <w:b/>
+                          <w:bCs/>
+                          <w:color w:val="FFFFFF" w:themeColor="background1"/>
+                          <w:sz w:val="22"/>
+                          <w:szCs w:val="22"/>
+                          <w:lang w:val="en-US" w:eastAsia="zh-CN"/>
+                          <w14:textFill>
+                            <w14:solidFill>
+                              <w14:schemeClr w14:val="bg1"/>
+                            </w14:solidFill>
+                          </w14:textFill>
+                        </w:rPr>
+                      </w:pPr>
+                      <w:r>
+                        <w:rPr>
+                          <w:rFonts w:hint="eastAsia" w:ascii="微软雅黑" w:hAnsi="微软雅黑" w:eastAsia="微软雅黑" w:cs="微软雅黑"/>
+                          <w:b/>
+                          <w:bCs/>
+                          <w:color w:val="FFFFFF" w:themeColor="background1"/>
+                          <w:sz w:val="22"/>
+                          <w:szCs w:val="22"/>
+                          <w:lang w:val="en-US" w:eastAsia="zh-CN"/>
+                          <w14:textFill>
+                            <w14:solidFill>
+                              <w14:schemeClr w14:val="bg1"/>
+                            </w14:solidFill>
+                          </w14:textFill>
+                        </w:rPr>
+                        <w:t>QQ：328800436</w:t>
+                      </w:r>
+                    </w:p>
+                    <w:p>
+                      <w:pPr>
+                        <w:keepNext w:val="0"/>
+                        <w:keepLines w:val="0"/>
+                        <w:pageBreakBefore w:val="0"/>
+                        <w:widowControl w:val="0"/>
+                        <w:numPr>
+                          <w:ilvl w:val="0"/>
+                          <w:numId w:val="0"/>
+                        </w:numPr>
+                        <w:kinsoku/>
+                        <w:wordWrap/>
+                        <w:overflowPunct/>
+                        <w:topLinePunct w:val="0"/>
+                        <w:autoSpaceDE/>
+                        <w:autoSpaceDN/>
+                        <w:bidi w:val="0"/>
+                        <w:adjustRightInd/>
+                        <w:snapToGrid w:val="0"/>
+                        <w:spacing w:line="240" w:lineRule="auto"/>
+                        <w:ind w:right="0" w:rightChars="0"/>
+                        <w:jc w:val="both"/>
+                        <w:textAlignment w:val="auto"/>
+                        <w:outlineLvl w:val="9"/>
+                        <w:rPr>
+                          <w:rFonts w:hint="default" w:ascii="微软雅黑" w:hAnsi="微软雅黑" w:eastAsia="微软雅黑" w:cs="微软雅黑"/>
+                          <w:b w:val="0"/>
+                          <w:bCs w:val="0"/>
+                          <w:color w:val="FFFFFF" w:themeColor="background1"/>
+                          <w:sz w:val="22"/>
+                          <w:szCs w:val="22"/>
+                          <w:lang w:val="en-US" w:eastAsia="zh-CN"/>
+                          <w14:textFill>
+                            <w14:solidFill>
+                              <w14:schemeClr w14:val="bg1"/>
+                            </w14:solidFill>
+                          </w14:textFill>
+                        </w:rPr>
+                      </w:pPr>
+                      <w:r>
+                        <w:rPr>
+                          <w:rFonts w:hint="eastAsia" w:ascii="微软雅黑" w:hAnsi="微软雅黑" w:eastAsia="微软雅黑" w:cs="微软雅黑"/>
+                          <w:b/>
+                          <w:bCs/>
+                          <w:color w:val="FFFFFF" w:themeColor="background1"/>
+                          <w:sz w:val="22"/>
+                          <w:szCs w:val="22"/>
+                          <w:lang w:val="en-US" w:eastAsia="zh-CN"/>
+                          <w14:textFill>
+                            <w14:solidFill>
+                              <w14:schemeClr w14:val="bg1"/>
+                            </w14:solidFill>
+                          </w14:textFill>
+                        </w:rPr>
+                        <w:t>邮箱：</w:t>
+                      </w:r>
+                      <w:r>
+                        <w:rPr>
+                          <w:rFonts w:hint="eastAsia" w:ascii="微软雅黑" w:hAnsi="微软雅黑" w:eastAsia="微软雅黑" w:cs="微软雅黑"/>
+                          <w:b w:val="0"/>
+                          <w:bCs w:val="0"/>
+                          <w:color w:val="FFFFFF" w:themeColor="background1"/>
+                          <w:sz w:val="22"/>
+                          <w:szCs w:val="22"/>
+                          <w:lang w:val="en-US" w:eastAsia="zh-CN"/>
+                          <w14:textFill>
+                            <w14:solidFill>
+                              <w14:schemeClr w14:val="bg1"/>
+                            </w14:solidFill>
+                          </w14:textFill>
+                        </w:rPr>
+                        <w:t>328800436@qq.com</w:t>
+                      </w:r>
+                    </w:p>
+                    <w:p>
+                      <w:pPr>
+                        <w:keepNext w:val="0"/>
+                        <w:keepLines w:val="0"/>
+                        <w:pageBreakBefore w:val="0"/>
+                        <w:widowControl w:val="0"/>
+                        <w:numPr>
+                          <w:ilvl w:val="0"/>
+                          <w:numId w:val="0"/>
+                        </w:numPr>
+                        <w:kinsoku/>
+                        <w:wordWrap/>
+                        <w:overflowPunct/>
+                        <w:topLinePunct w:val="0"/>
+                        <w:autoSpaceDE/>
+                        <w:autoSpaceDN/>
+                        <w:bidi w:val="0"/>
+                        <w:adjustRightInd/>
+                        <w:snapToGrid w:val="0"/>
+                        <w:spacing w:line="240" w:lineRule="auto"/>
+                        <w:ind w:right="0" w:rightChars="0"/>
+                        <w:jc w:val="both"/>
+                        <w:textAlignment w:val="auto"/>
+                        <w:outlineLvl w:val="9"/>
+                        <w:rPr>
+                          <w:rFonts w:hint="default" w:ascii="微软雅黑" w:hAnsi="微软雅黑" w:eastAsia="微软雅黑" w:cs="微软雅黑"/>
+                          <w:color w:val="FFFFFF" w:themeColor="background1"/>
+                          <w:sz w:val="18"/>
+                          <w:szCs w:val="18"/>
+                          <w:lang w:val="en-US" w:eastAsia="zh-CN"/>
+                          <w14:textFill>
+                            <w14:solidFill>
+                              <w14:schemeClr w14:val="bg1"/>
+                            </w14:solidFill>
+                          </w14:textFill>
+                        </w:rPr>
+                      </w:pPr>
+                      <w:r>
+                        <w:rPr>
+                          <w:rFonts w:hint="eastAsia" w:ascii="微软雅黑" w:hAnsi="微软雅黑" w:eastAsia="微软雅黑" w:cs="微软雅黑"/>
+                          <w:b/>
+                          <w:bCs/>
+                          <w:color w:val="FFFFFF" w:themeColor="background1"/>
+                          <w:sz w:val="22"/>
+                          <w:szCs w:val="22"/>
+                          <w:lang w:val="en-US" w:eastAsia="zh-CN"/>
+                          <w14:textFill>
+                            <w14:solidFill>
+                              <w14:schemeClr w14:val="bg1"/>
+                            </w14:solidFill>
+                          </w14:textFill>
+                        </w:rPr>
+                        <w:t>地址：</w:t>
+                      </w:r>
+                      <w:r>
+                        <w:rPr>
+                          <w:rFonts w:hint="eastAsia" w:ascii="微软雅黑" w:hAnsi="微软雅黑" w:eastAsia="微软雅黑" w:cs="微软雅黑"/>
+                          <w:b w:val="0"/>
+                          <w:bCs w:val="0"/>
+                          <w:color w:val="FFFFFF" w:themeColor="background1"/>
+                          <w:sz w:val="22"/>
+                          <w:szCs w:val="22"/>
+                          <w:lang w:val="en-US" w:eastAsia="zh-CN"/>
+                          <w14:textFill>
+                            <w14:solidFill>
+                              <w14:schemeClr w14:val="bg1"/>
+                            </w14:solidFill>
+                          </w14:textFill>
+                        </w:rPr>
+                        <w:t>湖北省仙桃市</w:t>
+                      </w:r>
+                    </w:p>
+                  </w:txbxContent>
+                </v:textbox>
+              </v:shape>
+            </w:pict>
+          </mc:Fallback>
+        </mc:AlternateContent>
+      </w:r>
+      <w:r>
+        <mc:AlternateContent>
+          <mc:Choice Requires="wps">
+            <w:drawing>
+              <wp:anchor distT="0" distB="0" distL="114300" distR="114300" simplePos="0" relativeHeight="251670528" behindDoc="0" locked="0" layoutInCell="1" allowOverlap="1">
                 <wp:simplePos x="0" y="0"/>
                 <wp:positionH relativeFrom="column">
                   <wp:posOffset>2932430</wp:posOffset>
@@ -122,7 +2351,7 @@
           </mc:Choice>
           <mc:Fallback>
             <w:pict>
-              <v:shape id="个人技能-正文" o:spid="_x0000_s1026" o:spt="202" type="#_x0000_t202" style="position:absolute;left:0pt;margin-left:230.9pt;margin-top:725.6pt;height:71.1pt;width:339.95pt;z-index:251669504;mso-width-relative:page;mso-height-relative:page;" filled="f" stroked="f" coordsize="21600,21600" o:gfxdata="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">
+              <v:shape id="个人技能-正文" o:spid="_x0000_s1026" o:spt="202" type="#_x0000_t202" style="position:absolute;left:0pt;margin-left:230.9pt;margin-top:725.6pt;height:71.1pt;width:339.95pt;z-index:251670528;mso-width-relative:page;mso-height-relative:page;" filled="f" stroked="f" coordsize="21600,21600" o:gfxdata="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">
                 <v:fill on="f" focussize="0,0"/>
                 <v:stroke on="f" weight="0.5pt"/>
                 <v:imagedata o:title=""/>
@@ -192,8 +2421,6 @@
           </mc:Fallback>
         </mc:AlternateContent>
       </w:r>
-      <w:bookmarkStart w:id="0" w:name="_GoBack"/>
-      <w:bookmarkEnd w:id="0"/>
       <w:r>
         <w:rPr>
           <w:sz w:val="21"/>
@@ -201,7 +2428,7 @@
         <mc:AlternateContent>
           <mc:Choice Requires="wps">
             <w:drawing>
-              <wp:anchor distT="0" distB="0" distL="114300" distR="114300" simplePos="0" relativeHeight="251661312" behindDoc="0" locked="0" layoutInCell="1" allowOverlap="1">
+              <wp:anchor distT="0" distB="0" distL="114300" distR="114300" simplePos="0" relativeHeight="251662336" behindDoc="0" locked="0" layoutInCell="1" allowOverlap="1">
                 <wp:simplePos x="0" y="0"/>
                 <wp:positionH relativeFrom="column">
                   <wp:posOffset>2821305</wp:posOffset>
@@ -300,7 +2527,7 @@
                                   </w14:solidFill>
                                 </w14:textFill>
                               </w:rPr>
-                              <w:t>2018.04-至今</w:t>
+                              <w:t>2018.04-2026.07</w:t>
                             </w:r>
                           </w:p>
                           <w:p>
@@ -355,7 +2582,7 @@
                                   </w14:solidFill>
                                 </w14:textFill>
                               </w:rPr>
-                              <w:t>公司名称:</w:t>
+                              <w:t>公司名称:金山互动娱乐科技有限公司</w:t>
                             </w:r>
                             <w:r>
                               <w:rPr>
@@ -367,7 +2594,7 @@
                                 <w:szCs w:val="20"/>
                                 <w:lang w:val="en-US" w:eastAsia="zh-CN"/>
                               </w:rPr>
-                              <w:t xml:space="preserve">金山世游(武汉)科技有限公司    </w:t>
+                              <w:t xml:space="preserve">    </w:t>
                             </w:r>
                             <w:r>
                               <w:rPr>
@@ -996,6 +3223,7 @@
                               <w:pageBreakBefore w:val="0"/>
                               <w:widowControl w:val="0"/>
                               <w:numPr>
+                                <w:ilvl w:val="0"/>
                                 <w:numId w:val="0"/>
                               </w:numPr>
                               <w:kinsoku/>
@@ -1058,6 +3286,7 @@
                               <w:pageBreakBefore w:val="0"/>
                               <w:widowControl w:val="0"/>
                               <w:numPr>
+                                <w:ilvl w:val="0"/>
                                 <w:numId w:val="0"/>
                               </w:numPr>
                               <w:kinsoku/>
@@ -1120,6 +3349,7 @@
                               <w:pageBreakBefore w:val="0"/>
                               <w:widowControl w:val="0"/>
                               <w:numPr>
+                                <w:ilvl w:val="0"/>
                                 <w:numId w:val="0"/>
                               </w:numPr>
                               <w:kinsoku/>
@@ -1999,7 +4229,7 @@
           </mc:Choice>
           <mc:Fallback>
             <w:pict>
-              <v:shape id="教育背景-正文" o:spid="_x0000_s1026" o:spt="202" type="#_x0000_t202" style="position:absolute;left:0pt;margin-left:222.15pt;margin-top:253pt;height:415.9pt;width:347.1pt;z-index:251661312;mso-width-relative:page;mso-height-relative:page;" filled="f" stroked="f" coordsize="21600,21600" o:gfxdata="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">
+              <v:shape id="教育背景-正文" o:spid="_x0000_s1026" o:spt="202" type="#_x0000_t202" style="position:absolute;left:0pt;margin-left:222.15pt;margin-top:253pt;height:415.9pt;width:347.1pt;z-index:251662336;mso-width-relative:page;mso-height-relative:page;" filled="f" stroked="f" coordsize="21600,21600" o:gfxdata="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">
                 <v:fill on="f" focussize="0,0"/>
                 <v:stroke on="f" weight="0.5pt" dashstyle="dash"/>
                 <v:imagedata o:title=""/>
@@ -2058,7 +4288,7 @@
                             </w14:solidFill>
                           </w14:textFill>
                         </w:rPr>
-                        <w:t>2018.04-至今</w:t>
+                        <w:t>2018.04-2026.07</w:t>
                       </w:r>
                     </w:p>
                     <w:p>
@@ -2113,7 +4343,7 @@
                             </w14:solidFill>
                           </w14:textFill>
                         </w:rPr>
-                        <w:t>公司名称:</w:t>
+                        <w:t>公司名称:金山互动娱乐科技有限公司</w:t>
                       </w:r>
                       <w:r>
                         <w:rPr>
@@ -2125,7 +4355,7 @@
                           <w:szCs w:val="20"/>
                           <w:lang w:val="en-US" w:eastAsia="zh-CN"/>
                         </w:rPr>
-                        <w:t xml:space="preserve">金山世游(武汉)科技有限公司    </w:t>
+                        <w:t xml:space="preserve">    </w:t>
                       </w:r>
                       <w:r>
                         <w:rPr>
@@ -2754,6 +4984,7 @@
                         <w:pageBreakBefore w:val="0"/>
                         <w:widowControl w:val="0"/>
                         <w:numPr>
+                          <w:ilvl w:val="0"/>
                           <w:numId w:val="0"/>
                         </w:numPr>
                         <w:kinsoku/>
@@ -2816,6 +5047,7 @@
                         <w:pageBreakBefore w:val="0"/>
                         <w:widowControl w:val="0"/>
                         <w:numPr>
+                          <w:ilvl w:val="0"/>
                           <w:numId w:val="0"/>
                         </w:numPr>
                         <w:kinsoku/>
@@ -2878,6 +5110,7 @@
                         <w:pageBreakBefore w:val="0"/>
                         <w:widowControl w:val="0"/>
                         <w:numPr>
+                          <w:ilvl w:val="0"/>
                           <w:numId w:val="0"/>
                         </w:numPr>
                         <w:kinsoku/>
@@ -3755,7 +5988,7 @@
         <mc:AlternateContent>
           <mc:Choice Requires="wps">
             <w:drawing>
-              <wp:anchor distT="0" distB="0" distL="114300" distR="114300" simplePos="0" relativeHeight="251666432" behindDoc="0" locked="0" layoutInCell="1" allowOverlap="1">
+              <wp:anchor distT="0" distB="0" distL="114300" distR="114300" simplePos="0" relativeHeight="251667456" behindDoc="0" locked="0" layoutInCell="1" allowOverlap="1">
                 <wp:simplePos x="0" y="0"/>
                 <wp:positionH relativeFrom="column">
                   <wp:posOffset>2931795</wp:posOffset>
@@ -3918,7 +6151,7 @@
           </mc:Choice>
           <mc:Fallback>
             <w:pict>
-              <v:shape id="工作经历-正文" o:spid="_x0000_s1026" o:spt="202" type="#_x0000_t202" style="position:absolute;left:0pt;margin-left:230.85pt;margin-top:177.6pt;height:23.5pt;width:339.65pt;z-index:251666432;mso-width-relative:page;mso-height-relative:page;" filled="f" stroked="f" coordsize="21600,21600" o:gfxdata="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">
+              <v:shape id="工作经历-正文" o:spid="_x0000_s1026" o:spt="202" type="#_x0000_t202" style="position:absolute;left:0pt;margin-left:230.85pt;margin-top:177.6pt;height:23.5pt;width:339.65pt;z-index:251667456;mso-width-relative:page;mso-height-relative:page;" filled="f" stroked="f" coordsize="21600,21600" o:gfxdata="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">
                 <v:fill on="f" focussize="0,0"/>
                 <v:stroke on="f" weight="0.5pt"/>
                 <v:imagedata o:title=""/>
@@ -4040,7 +6273,7 @@
         <mc:AlternateContent>
           <mc:Choice Requires="wps">
             <w:drawing>
-              <wp:anchor distT="0" distB="0" distL="114300" distR="114300" simplePos="0" relativeHeight="251671552" behindDoc="0" locked="0" layoutInCell="1" allowOverlap="1">
+              <wp:anchor distT="0" distB="0" distL="114300" distR="114300" simplePos="0" relativeHeight="251672576" behindDoc="0" locked="0" layoutInCell="1" allowOverlap="1">
                 <wp:simplePos x="0" y="0"/>
                 <wp:positionH relativeFrom="column">
                   <wp:posOffset>2797175</wp:posOffset>
@@ -4107,7 +6340,7 @@
           </mc:Choice>
           <mc:Fallback>
             <w:pict>
-              <v:shape id="个人技能-正文" o:spid="_x0000_s1026" o:spt="202" type="#_x0000_t202" style="position:absolute;left:0pt;margin-left:220.25pt;margin-top:747.2pt;height:41.25pt;width:339.1pt;z-index:251671552;mso-width-relative:page;mso-height-relative:page;" filled="f" stroked="f" coordsize="21600,21600" o:gfxdata="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">
+              <v:shape id="个人技能-正文" o:spid="_x0000_s1026" o:spt="202" type="#_x0000_t202" style="position:absolute;left:0pt;margin-left:220.25pt;margin-top:747.2pt;height:41.25pt;width:339.1pt;z-index:251672576;mso-width-relative:page;mso-height-relative:page;" filled="f" stroked="f" coordsize="21600,21600" o:gfxdata="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">
                 <v:fill on="f" focussize="0,0"/>
                 <v:stroke on="f" weight="0.5pt"/>
                 <v:imagedata o:title=""/>
@@ -4136,7 +6369,7 @@
         <mc:AlternateContent>
           <mc:Choice Requires="wps">
             <w:drawing>
-              <wp:anchor distT="0" distB="0" distL="114300" distR="114300" simplePos="0" relativeHeight="251667456" behindDoc="0" locked="0" layoutInCell="1" allowOverlap="1">
+              <wp:anchor distT="0" distB="0" distL="114300" distR="114300" simplePos="0" relativeHeight="251668480" behindDoc="0" locked="0" layoutInCell="1" allowOverlap="1">
                 <wp:simplePos x="0" y="0"/>
                 <wp:positionH relativeFrom="column">
                   <wp:posOffset>361315</wp:posOffset>
@@ -4281,7 +6514,7 @@
           </mc:Choice>
           <mc:Fallback>
             <w:pict>
-              <v:shape id="求职意向" o:spid="_x0000_s1026" o:spt="202" type="#_x0000_t202" style="position:absolute;left:0pt;margin-left:28.45pt;margin-top:174.35pt;height:21.7pt;width:126.65pt;z-index:251667456;mso-width-relative:page;mso-height-relative:page;" filled="f" stroked="f" coordsize="21600,21600" o:gfxdata="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">
+              <v:shape id="求职意向" o:spid="_x0000_s1026" o:spt="202" type="#_x0000_t202" style="position:absolute;left:0pt;margin-left:28.45pt;margin-top:174.35pt;height:21.7pt;width:126.65pt;z-index:251668480;mso-width-relative:page;mso-height-relative:page;" filled="f" stroked="f" coordsize="21600,21600" o:gfxdata="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">
                 <v:fill on="f" focussize="0,0"/>
                 <v:stroke on="f" weight="0.5pt"/>
                 <v:imagedata o:title=""/>
@@ -4388,7 +6621,7 @@
         <mc:AlternateContent>
           <mc:Choice Requires="wps">
             <w:drawing>
-              <wp:anchor distT="0" distB="0" distL="114300" distR="114300" simplePos="0" relativeHeight="251663360" behindDoc="0" locked="0" layoutInCell="1" allowOverlap="1">
+              <wp:anchor distT="0" distB="0" distL="114300" distR="114300" simplePos="0" relativeHeight="251664384" behindDoc="0" locked="0" layoutInCell="1" allowOverlap="1">
                 <wp:simplePos x="0" y="0"/>
                 <wp:positionH relativeFrom="column">
                   <wp:posOffset>366395</wp:posOffset>
@@ -4396,7 +6629,7 @@
                 <wp:positionV relativeFrom="paragraph">
                   <wp:posOffset>3246120</wp:posOffset>
                 </wp:positionV>
-                <wp:extent cx="1904365" cy="2092325"/>
+                <wp:extent cx="1904365" cy="1578610"/>
                 <wp:effectExtent l="0" t="0" r="0" b="0"/>
                 <wp:wrapNone/>
                 <wp:docPr id="107" name="基本信息-正文"/>
@@ -4408,7 +6641,7 @@
                       <wps:spPr>
                         <a:xfrm>
                           <a:off x="0" y="0"/>
-                          <a:ext cx="1904365" cy="2092325"/>
+                          <a:ext cx="1904365" cy="1578610"/>
                         </a:xfrm>
                         <a:prstGeom prst="rect">
                           <a:avLst/>
@@ -4795,7 +7028,7 @@
                               <w:textAlignment w:val="auto"/>
                               <w:outlineLvl w:val="9"/>
                               <w:rPr>
-                                <w:rFonts w:hint="default" w:ascii="微软雅黑" w:hAnsi="微软雅黑" w:eastAsia="微软雅黑" w:cs="微软雅黑"/>
+                                <w:rFonts w:hint="eastAsia" w:ascii="微软雅黑" w:hAnsi="微软雅黑" w:eastAsia="微软雅黑" w:cs="微软雅黑"/>
                                 <w:b w:val="0"/>
                                 <w:bCs w:val="0"/>
                                 <w:color w:val="FFFFFF" w:themeColor="background1"/>
@@ -4825,154 +7058,6 @@
                                 </w14:textFill>
                               </w:rPr>
                               <w:t>专业：计算机及应用</w:t>
-                            </w:r>
-                          </w:p>
-                          <w:p>
-                            <w:pPr>
-                              <w:keepNext w:val="0"/>
-                              <w:keepLines w:val="0"/>
-                              <w:pageBreakBefore w:val="0"/>
-                              <w:widowControl w:val="0"/>
-                              <w:numPr>
-                                <w:ilvl w:val="0"/>
-                                <w:numId w:val="0"/>
-                              </w:numPr>
-                              <w:kinsoku/>
-                              <w:wordWrap/>
-                              <w:overflowPunct/>
-                              <w:topLinePunct w:val="0"/>
-                              <w:autoSpaceDE/>
-                              <w:autoSpaceDN/>
-                              <w:bidi w:val="0"/>
-                              <w:adjustRightInd/>
-                              <w:snapToGrid w:val="0"/>
-                              <w:spacing w:line="240" w:lineRule="auto"/>
-                              <w:ind w:right="0" w:rightChars="0"/>
-                              <w:jc w:val="both"/>
-                              <w:textAlignment w:val="auto"/>
-                              <w:outlineLvl w:val="9"/>
-                              <w:rPr>
-                                <w:rFonts w:hint="eastAsia" w:ascii="微软雅黑" w:hAnsi="微软雅黑" w:eastAsia="微软雅黑" w:cs="微软雅黑"/>
-                                <w:b w:val="0"/>
-                                <w:bCs w:val="0"/>
-                                <w:color w:val="FFFFFF" w:themeColor="background1"/>
-                                <w:sz w:val="22"/>
-                                <w:szCs w:val="22"/>
-                                <w:lang w:val="en-US" w:eastAsia="zh-CN"/>
-                                <w14:textFill>
-                                  <w14:solidFill>
-                                    <w14:schemeClr w14:val="bg1"/>
-                                  </w14:solidFill>
-                                </w14:textFill>
-                              </w:rPr>
-                            </w:pPr>
-                            <w:r>
-                              <w:rPr>
-                                <w:rFonts w:hint="eastAsia" w:ascii="微软雅黑" w:hAnsi="微软雅黑" w:eastAsia="微软雅黑" w:cs="微软雅黑"/>
-                                <w:b/>
-                                <w:bCs/>
-                                <w:color w:val="FFFFFF" w:themeColor="background1"/>
-                                <w:sz w:val="22"/>
-                                <w:szCs w:val="22"/>
-                                <w:lang w:val="en-US" w:eastAsia="zh-CN"/>
-                                <w14:textFill>
-                                  <w14:solidFill>
-                                    <w14:schemeClr w14:val="bg1"/>
-                                  </w14:solidFill>
-                                </w14:textFill>
-                              </w:rPr>
-                              <w:t>身高：</w:t>
-                            </w:r>
-                            <w:r>
-                              <w:rPr>
-                                <w:rFonts w:hint="eastAsia" w:ascii="微软雅黑" w:hAnsi="微软雅黑" w:eastAsia="微软雅黑" w:cs="微软雅黑"/>
-                                <w:b w:val="0"/>
-                                <w:bCs w:val="0"/>
-                                <w:color w:val="FFFFFF" w:themeColor="background1"/>
-                                <w:sz w:val="22"/>
-                                <w:szCs w:val="22"/>
-                                <w:lang w:val="en-US" w:eastAsia="zh-CN"/>
-                                <w14:textFill>
-                                  <w14:solidFill>
-                                    <w14:schemeClr w14:val="bg1"/>
-                                  </w14:solidFill>
-                                </w14:textFill>
-                              </w:rPr>
-                              <w:t>172cm</w:t>
-                            </w:r>
-                          </w:p>
-                          <w:p>
-                            <w:pPr>
-                              <w:keepNext w:val="0"/>
-                              <w:keepLines w:val="0"/>
-                              <w:pageBreakBefore w:val="0"/>
-                              <w:widowControl w:val="0"/>
-                              <w:numPr>
-                                <w:ilvl w:val="0"/>
-                                <w:numId w:val="0"/>
-                              </w:numPr>
-                              <w:kinsoku/>
-                              <w:wordWrap/>
-                              <w:overflowPunct/>
-                              <w:topLinePunct w:val="0"/>
-                              <w:autoSpaceDE/>
-                              <w:autoSpaceDN/>
-                              <w:bidi w:val="0"/>
-                              <w:adjustRightInd/>
-                              <w:snapToGrid w:val="0"/>
-                              <w:spacing w:line="240" w:lineRule="auto"/>
-                              <w:ind w:right="0" w:rightChars="0"/>
-                              <w:jc w:val="both"/>
-                              <w:textAlignment w:val="auto"/>
-                              <w:outlineLvl w:val="9"/>
-                              <w:rPr>
-                                <w:rFonts w:hint="eastAsia" w:ascii="微软雅黑" w:hAnsi="微软雅黑" w:eastAsia="微软雅黑" w:cs="微软雅黑"/>
-                                <w:b w:val="0"/>
-                                <w:bCs w:val="0"/>
-                                <w:color w:val="FFFFFF" w:themeColor="background1"/>
-                                <w:sz w:val="22"/>
-                                <w:szCs w:val="22"/>
-                                <w:lang w:val="en-US" w:eastAsia="zh-CN"/>
-                                <w14:textFill>
-                                  <w14:solidFill>
-                                    <w14:schemeClr w14:val="bg1"/>
-                                  </w14:solidFill>
-                                </w14:textFill>
-                              </w:rPr>
-                            </w:pPr>
-                            <w:r>
-                              <w:rPr>
-                                <w:rFonts w:hint="eastAsia" w:ascii="微软雅黑" w:hAnsi="微软雅黑" w:eastAsia="微软雅黑" w:cs="微软雅黑"/>
-                                <w:b/>
-                                <w:bCs/>
-                                <w:color w:val="FFFFFF" w:themeColor="background1"/>
-                                <w:sz w:val="22"/>
-                                <w:szCs w:val="22"/>
-                                <w:lang w:val="en-US" w:eastAsia="zh-CN"/>
-                                <w14:textFill>
-                                  <w14:solidFill>
-                                    <w14:schemeClr w14:val="bg1"/>
-                                  </w14:solidFill>
-                                </w14:textFill>
-                              </w:rPr>
-                              <w:t>体重：75</w:t>
-                            </w:r>
-                            <w:r>
-                              <w:rPr>
-                                <w:rFonts w:hint="eastAsia" w:ascii="微软雅黑" w:hAnsi="微软雅黑" w:eastAsia="微软雅黑" w:cs="微软雅黑"/>
-                                <w:b w:val="0"/>
-                                <w:bCs w:val="0"/>
-                                <w:color w:val="FFFFFF" w:themeColor="background1"/>
-                                <w:sz w:val="22"/>
-                                <w:szCs w:val="22"/>
-                                <w:lang w:val="en-US" w:eastAsia="zh-CN"/>
-                                <w14:textFill>
-                                  <w14:solidFill>
-                                    <w14:schemeClr w14:val="bg1"/>
-                                  </w14:solidFill>
-                                </w14:textFill>
-                              </w:rPr>
-                              <w:t>kg</w:t>
                             </w:r>
                           </w:p>
                         </w:txbxContent>
@@ -4988,7 +7073,7 @@
           </mc:Choice>
           <mc:Fallback>
             <w:pict>
-              <v:shape id="基本信息-正文" o:spid="_x0000_s1026" o:spt="202" type="#_x0000_t202" style="position:absolute;left:0pt;margin-left:28.85pt;margin-top:255.6pt;height:164.75pt;width:149.95pt;z-index:251663360;mso-width-relative:page;mso-height-relative:page;" filled="f" stroked="f" coordsize="21600,21600" o:gfxdata="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">
+              <v:shape id="基本信息-正文" o:spid="_x0000_s1026" o:spt="202" type="#_x0000_t202" style="position:absolute;left:0pt;margin-left:28.85pt;margin-top:255.6pt;height:124.3pt;width:149.95pt;z-index:251664384;mso-width-relative:page;mso-height-relative:page;" filled="f" stroked="f" coordsize="21600,21600" o:gfxdata="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">
                 <v:fill on="f" focussize="0,0"/>
                 <v:stroke on="f" weight="0.5pt"/>
                 <v:imagedata o:title=""/>
@@ -5356,7 +7441,7 @@
                         <w:textAlignment w:val="auto"/>
                         <w:outlineLvl w:val="9"/>
                         <w:rPr>
-                          <w:rFonts w:hint="default" w:ascii="微软雅黑" w:hAnsi="微软雅黑" w:eastAsia="微软雅黑" w:cs="微软雅黑"/>
+                          <w:rFonts w:hint="eastAsia" w:ascii="微软雅黑" w:hAnsi="微软雅黑" w:eastAsia="微软雅黑" w:cs="微软雅黑"/>
                           <w:b w:val="0"/>
                           <w:bCs w:val="0"/>
                           <w:color w:val="FFFFFF" w:themeColor="background1"/>
@@ -5386,903 +7471,6 @@
                           </w14:textFill>
                         </w:rPr>
                         <w:t>专业：计算机及应用</w:t>
-                      </w:r>
-                    </w:p>
-                    <w:p>
-                      <w:pPr>
-                        <w:keepNext w:val="0"/>
-                        <w:keepLines w:val="0"/>
-                        <w:pageBreakBefore w:val="0"/>
-                        <w:widowControl w:val="0"/>
-                        <w:numPr>
-                          <w:ilvl w:val="0"/>
-                          <w:numId w:val="0"/>
-                        </w:numPr>
-                        <w:kinsoku/>
-                        <w:wordWrap/>
-                        <w:overflowPunct/>
-                        <w:topLinePunct w:val="0"/>
-                        <w:autoSpaceDE/>
-                        <w:autoSpaceDN/>
-                        <w:bidi w:val="0"/>
-                        <w:adjustRightInd/>
-                        <w:snapToGrid w:val="0"/>
-                        <w:spacing w:line="240" w:lineRule="auto"/>
-                        <w:ind w:right="0" w:rightChars="0"/>
-                        <w:jc w:val="both"/>
-                        <w:textAlignment w:val="auto"/>
-                        <w:outlineLvl w:val="9"/>
-                        <w:rPr>
-                          <w:rFonts w:hint="eastAsia" w:ascii="微软雅黑" w:hAnsi="微软雅黑" w:eastAsia="微软雅黑" w:cs="微软雅黑"/>
-                          <w:b w:val="0"/>
-                          <w:bCs w:val="0"/>
-                          <w:color w:val="FFFFFF" w:themeColor="background1"/>
-                          <w:sz w:val="22"/>
-                          <w:szCs w:val="22"/>
-                          <w:lang w:val="en-US" w:eastAsia="zh-CN"/>
-                          <w14:textFill>
-                            <w14:solidFill>
-                              <w14:schemeClr w14:val="bg1"/>
-                            </w14:solidFill>
-                          </w14:textFill>
-                        </w:rPr>
-                      </w:pPr>
-                      <w:r>
-                        <w:rPr>
-                          <w:rFonts w:hint="eastAsia" w:ascii="微软雅黑" w:hAnsi="微软雅黑" w:eastAsia="微软雅黑" w:cs="微软雅黑"/>
-                          <w:b/>
-                          <w:bCs/>
-                          <w:color w:val="FFFFFF" w:themeColor="background1"/>
-                          <w:sz w:val="22"/>
-                          <w:szCs w:val="22"/>
-                          <w:lang w:val="en-US" w:eastAsia="zh-CN"/>
-                          <w14:textFill>
-                            <w14:solidFill>
-                              <w14:schemeClr w14:val="bg1"/>
-                            </w14:solidFill>
-                          </w14:textFill>
-                        </w:rPr>
-                        <w:t>身高：</w:t>
-                      </w:r>
-                      <w:r>
-                        <w:rPr>
-                          <w:rFonts w:hint="eastAsia" w:ascii="微软雅黑" w:hAnsi="微软雅黑" w:eastAsia="微软雅黑" w:cs="微软雅黑"/>
-                          <w:b w:val="0"/>
-                          <w:bCs w:val="0"/>
-                          <w:color w:val="FFFFFF" w:themeColor="background1"/>
-                          <w:sz w:val="22"/>
-                          <w:szCs w:val="22"/>
-                          <w:lang w:val="en-US" w:eastAsia="zh-CN"/>
-                          <w14:textFill>
-                            <w14:solidFill>
-                              <w14:schemeClr w14:val="bg1"/>
-                            </w14:solidFill>
-                          </w14:textFill>
-                        </w:rPr>
-                        <w:t>172cm</w:t>
-                      </w:r>
-                    </w:p>
-                    <w:p>
-                      <w:pPr>
-                        <w:keepNext w:val="0"/>
-                        <w:keepLines w:val="0"/>
-                        <w:pageBreakBefore w:val="0"/>
-                        <w:widowControl w:val="0"/>
-                        <w:numPr>
-                          <w:ilvl w:val="0"/>
-                          <w:numId w:val="0"/>
-                        </w:numPr>
-                        <w:kinsoku/>
-                        <w:wordWrap/>
-                        <w:overflowPunct/>
-                        <w:topLinePunct w:val="0"/>
-                        <w:autoSpaceDE/>
-                        <w:autoSpaceDN/>
-                        <w:bidi w:val="0"/>
-                        <w:adjustRightInd/>
-                        <w:snapToGrid w:val="0"/>
-                        <w:spacing w:line="240" w:lineRule="auto"/>
-                        <w:ind w:right="0" w:rightChars="0"/>
-                        <w:jc w:val="both"/>
-                        <w:textAlignment w:val="auto"/>
-                        <w:outlineLvl w:val="9"/>
-                        <w:rPr>
-                          <w:rFonts w:hint="eastAsia" w:ascii="微软雅黑" w:hAnsi="微软雅黑" w:eastAsia="微软雅黑" w:cs="微软雅黑"/>
-                          <w:b w:val="0"/>
-                          <w:bCs w:val="0"/>
-                          <w:color w:val="FFFFFF" w:themeColor="background1"/>
-                          <w:sz w:val="22"/>
-                          <w:szCs w:val="22"/>
-                          <w:lang w:val="en-US" w:eastAsia="zh-CN"/>
-                          <w14:textFill>
-                            <w14:solidFill>
-                              <w14:schemeClr w14:val="bg1"/>
-                            </w14:solidFill>
-                          </w14:textFill>
-                        </w:rPr>
-                      </w:pPr>
-                      <w:r>
-                        <w:rPr>
-                          <w:rFonts w:hint="eastAsia" w:ascii="微软雅黑" w:hAnsi="微软雅黑" w:eastAsia="微软雅黑" w:cs="微软雅黑"/>
-                          <w:b/>
-                          <w:bCs/>
-                          <w:color w:val="FFFFFF" w:themeColor="background1"/>
-                          <w:sz w:val="22"/>
-                          <w:szCs w:val="22"/>
-                          <w:lang w:val="en-US" w:eastAsia="zh-CN"/>
-                          <w14:textFill>
-                            <w14:solidFill>
-                              <w14:schemeClr w14:val="bg1"/>
-                            </w14:solidFill>
-                          </w14:textFill>
-                        </w:rPr>
-                        <w:t>体重：75</w:t>
-                      </w:r>
-                      <w:r>
-                        <w:rPr>
-                          <w:rFonts w:hint="eastAsia" w:ascii="微软雅黑" w:hAnsi="微软雅黑" w:eastAsia="微软雅黑" w:cs="微软雅黑"/>
-                          <w:b w:val="0"/>
-                          <w:bCs w:val="0"/>
-                          <w:color w:val="FFFFFF" w:themeColor="background1"/>
-                          <w:sz w:val="22"/>
-                          <w:szCs w:val="22"/>
-                          <w:lang w:val="en-US" w:eastAsia="zh-CN"/>
-                          <w14:textFill>
-                            <w14:solidFill>
-                              <w14:schemeClr w14:val="bg1"/>
-                            </w14:solidFill>
-                          </w14:textFill>
-                        </w:rPr>
-                        <w:t>kg</w:t>
-                      </w:r>
-                    </w:p>
-                  </w:txbxContent>
-                </v:textbox>
-              </v:shape>
-            </w:pict>
-          </mc:Fallback>
-        </mc:AlternateContent>
-      </w:r>
-      <w:r>
-        <w:rPr>
-          <w:sz w:val="24"/>
-          <w:szCs w:val="24"/>
-        </w:rPr>
-        <mc:AlternateContent>
-          <mc:Choice Requires="wps">
-            <w:drawing>
-              <wp:anchor distT="0" distB="0" distL="114300" distR="114300" simplePos="0" relativeHeight="251668480" behindDoc="0" locked="0" layoutInCell="1" allowOverlap="1">
-                <wp:simplePos x="0" y="0"/>
-                <wp:positionH relativeFrom="column">
-                  <wp:posOffset>406400</wp:posOffset>
-                </wp:positionH>
-                <wp:positionV relativeFrom="paragraph">
-                  <wp:posOffset>6162040</wp:posOffset>
-                </wp:positionV>
-                <wp:extent cx="1936750" cy="1393825"/>
-                <wp:effectExtent l="0" t="0" r="0" b="0"/>
-                <wp:wrapNone/>
-                <wp:docPr id="1225" name="联系方式-正文"/>
-                <wp:cNvGraphicFramePr/>
-                <a:graphic xmlns:a="http://schemas.openxmlformats.org/drawingml/2006/main">
-                  <a:graphicData uri="http://schemas.microsoft.com/office/word/2010/wordprocessingShape">
-                    <wps:wsp>
-                      <wps:cNvSpPr txBox="1"/>
-                      <wps:spPr>
-                        <a:xfrm>
-                          <a:off x="0" y="0"/>
-                          <a:ext cx="1936750" cy="1393825"/>
-                        </a:xfrm>
-                        <a:prstGeom prst="rect">
-                          <a:avLst/>
-                        </a:prstGeom>
-                        <a:noFill/>
-                        <a:ln w="6350">
-                          <a:noFill/>
-                        </a:ln>
-                      </wps:spPr>
-                      <wps:style>
-                        <a:lnRef idx="0">
-                          <a:schemeClr val="accent1"/>
-                        </a:lnRef>
-                        <a:fillRef idx="0">
-                          <a:schemeClr val="accent1"/>
-                        </a:fillRef>
-                        <a:effectRef idx="0">
-                          <a:schemeClr val="accent1"/>
-                        </a:effectRef>
-                        <a:fontRef idx="minor">
-                          <a:schemeClr val="dk1"/>
-                        </a:fontRef>
-                      </wps:style>
-                      <wps:txbx>
-                        <w:txbxContent>
-                          <w:p>
-                            <w:pPr>
-                              <w:keepNext w:val="0"/>
-                              <w:keepLines w:val="0"/>
-                              <w:pageBreakBefore w:val="0"/>
-                              <w:widowControl w:val="0"/>
-                              <w:numPr>
-                                <w:ilvl w:val="0"/>
-                                <w:numId w:val="0"/>
-                              </w:numPr>
-                              <w:kinsoku/>
-                              <w:wordWrap/>
-                              <w:overflowPunct/>
-                              <w:topLinePunct w:val="0"/>
-                              <w:autoSpaceDE/>
-                              <w:autoSpaceDN/>
-                              <w:bidi w:val="0"/>
-                              <w:adjustRightInd/>
-                              <w:snapToGrid w:val="0"/>
-                              <w:spacing w:line="240" w:lineRule="auto"/>
-                              <w:ind w:right="0" w:rightChars="0"/>
-                              <w:jc w:val="both"/>
-                              <w:textAlignment w:val="auto"/>
-                              <w:outlineLvl w:val="9"/>
-                              <w:rPr>
-                                <w:rFonts w:hint="eastAsia" w:ascii="微软雅黑" w:hAnsi="微软雅黑" w:eastAsia="微软雅黑" w:cs="微软雅黑"/>
-                                <w:b w:val="0"/>
-                                <w:bCs w:val="0"/>
-                                <w:color w:val="FFFFFF" w:themeColor="background1"/>
-                                <w:sz w:val="22"/>
-                                <w:szCs w:val="22"/>
-                                <w:lang w:val="en-US" w:eastAsia="zh-CN"/>
-                                <w14:textFill>
-                                  <w14:solidFill>
-                                    <w14:schemeClr w14:val="bg1"/>
-                                  </w14:solidFill>
-                                </w14:textFill>
-                              </w:rPr>
-                            </w:pPr>
-                            <w:r>
-                              <w:rPr>
-                                <w:rFonts w:hint="eastAsia" w:ascii="微软雅黑" w:hAnsi="微软雅黑" w:eastAsia="微软雅黑" w:cs="微软雅黑"/>
-                                <w:b/>
-                                <w:bCs/>
-                                <w:color w:val="FFFFFF" w:themeColor="background1"/>
-                                <w:sz w:val="22"/>
-                                <w:szCs w:val="22"/>
-                                <w:lang w:val="en-US" w:eastAsia="zh-CN"/>
-                                <w14:textFill>
-                                  <w14:solidFill>
-                                    <w14:schemeClr w14:val="bg1"/>
-                                  </w14:solidFill>
-                                </w14:textFill>
-                              </w:rPr>
-                              <w:t>电话：</w:t>
-                            </w:r>
-                            <w:r>
-                              <w:rPr>
-                                <w:rFonts w:hint="eastAsia" w:ascii="微软雅黑" w:hAnsi="微软雅黑" w:eastAsia="微软雅黑" w:cs="微软雅黑"/>
-                                <w:b w:val="0"/>
-                                <w:bCs w:val="0"/>
-                                <w:color w:val="FFFFFF" w:themeColor="background1"/>
-                                <w:sz w:val="22"/>
-                                <w:szCs w:val="22"/>
-                                <w:lang w:val="en-US" w:eastAsia="zh-CN"/>
-                                <w14:textFill>
-                                  <w14:solidFill>
-                                    <w14:schemeClr w14:val="bg1"/>
-                                  </w14:solidFill>
-                                </w14:textFill>
-                              </w:rPr>
-                              <w:t>13667122095</w:t>
-                            </w:r>
-                          </w:p>
-                          <w:p>
-                            <w:pPr>
-                              <w:keepNext w:val="0"/>
-                              <w:keepLines w:val="0"/>
-                              <w:pageBreakBefore w:val="0"/>
-                              <w:widowControl w:val="0"/>
-                              <w:numPr>
-                                <w:ilvl w:val="0"/>
-                                <w:numId w:val="0"/>
-                              </w:numPr>
-                              <w:kinsoku/>
-                              <w:wordWrap/>
-                              <w:overflowPunct/>
-                              <w:topLinePunct w:val="0"/>
-                              <w:autoSpaceDE/>
-                              <w:autoSpaceDN/>
-                              <w:bidi w:val="0"/>
-                              <w:adjustRightInd/>
-                              <w:snapToGrid w:val="0"/>
-                              <w:spacing w:line="240" w:lineRule="auto"/>
-                              <w:ind w:right="0" w:rightChars="0"/>
-                              <w:jc w:val="both"/>
-                              <w:textAlignment w:val="auto"/>
-                              <w:outlineLvl w:val="9"/>
-                              <w:rPr>
-                                <w:rFonts w:hint="default" w:ascii="微软雅黑" w:hAnsi="微软雅黑" w:eastAsia="微软雅黑" w:cs="微软雅黑"/>
-                                <w:b/>
-                                <w:bCs/>
-                                <w:color w:val="FFFFFF" w:themeColor="background1"/>
-                                <w:sz w:val="22"/>
-                                <w:szCs w:val="22"/>
-                                <w:lang w:val="en-US" w:eastAsia="zh-CN"/>
-                                <w14:textFill>
-                                  <w14:solidFill>
-                                    <w14:schemeClr w14:val="bg1"/>
-                                  </w14:solidFill>
-                                </w14:textFill>
-                              </w:rPr>
-                            </w:pPr>
-                            <w:r>
-                              <w:rPr>
-                                <w:rFonts w:hint="eastAsia" w:ascii="微软雅黑" w:hAnsi="微软雅黑" w:eastAsia="微软雅黑" w:cs="微软雅黑"/>
-                                <w:b/>
-                                <w:bCs/>
-                                <w:color w:val="FFFFFF" w:themeColor="background1"/>
-                                <w:sz w:val="22"/>
-                                <w:szCs w:val="22"/>
-                                <w:lang w:val="en-US" w:eastAsia="zh-CN"/>
-                                <w14:textFill>
-                                  <w14:solidFill>
-                                    <w14:schemeClr w14:val="bg1"/>
-                                  </w14:solidFill>
-                                </w14:textFill>
-                              </w:rPr>
-                              <w:t>微信：cy328800436</w:t>
-                            </w:r>
-                          </w:p>
-                          <w:p>
-                            <w:pPr>
-                              <w:keepNext w:val="0"/>
-                              <w:keepLines w:val="0"/>
-                              <w:pageBreakBefore w:val="0"/>
-                              <w:widowControl w:val="0"/>
-                              <w:numPr>
-                                <w:ilvl w:val="0"/>
-                                <w:numId w:val="0"/>
-                              </w:numPr>
-                              <w:kinsoku/>
-                              <w:wordWrap/>
-                              <w:overflowPunct/>
-                              <w:topLinePunct w:val="0"/>
-                              <w:autoSpaceDE/>
-                              <w:autoSpaceDN/>
-                              <w:bidi w:val="0"/>
-                              <w:adjustRightInd/>
-                              <w:snapToGrid w:val="0"/>
-                              <w:spacing w:line="240" w:lineRule="auto"/>
-                              <w:ind w:right="0" w:rightChars="0"/>
-                              <w:jc w:val="both"/>
-                              <w:textAlignment w:val="auto"/>
-                              <w:outlineLvl w:val="9"/>
-                              <w:rPr>
-                                <w:rFonts w:hint="default" w:ascii="微软雅黑" w:hAnsi="微软雅黑" w:eastAsia="微软雅黑" w:cs="微软雅黑"/>
-                                <w:b/>
-                                <w:bCs/>
-                                <w:color w:val="FFFFFF" w:themeColor="background1"/>
-                                <w:sz w:val="22"/>
-                                <w:szCs w:val="22"/>
-                                <w:lang w:val="en-US" w:eastAsia="zh-CN"/>
-                                <w14:textFill>
-                                  <w14:solidFill>
-                                    <w14:schemeClr w14:val="bg1"/>
-                                  </w14:solidFill>
-                                </w14:textFill>
-                              </w:rPr>
-                            </w:pPr>
-                            <w:r>
-                              <w:rPr>
-                                <w:rFonts w:hint="eastAsia" w:ascii="微软雅黑" w:hAnsi="微软雅黑" w:eastAsia="微软雅黑" w:cs="微软雅黑"/>
-                                <w:b/>
-                                <w:bCs/>
-                                <w:color w:val="FFFFFF" w:themeColor="background1"/>
-                                <w:sz w:val="22"/>
-                                <w:szCs w:val="22"/>
-                                <w:lang w:val="en-US" w:eastAsia="zh-CN"/>
-                                <w14:textFill>
-                                  <w14:solidFill>
-                                    <w14:schemeClr w14:val="bg1"/>
-                                  </w14:solidFill>
-                                </w14:textFill>
-                              </w:rPr>
-                              <w:t>QQ：328800436</w:t>
-                            </w:r>
-                          </w:p>
-                          <w:p>
-                            <w:pPr>
-                              <w:keepNext w:val="0"/>
-                              <w:keepLines w:val="0"/>
-                              <w:pageBreakBefore w:val="0"/>
-                              <w:widowControl w:val="0"/>
-                              <w:numPr>
-                                <w:ilvl w:val="0"/>
-                                <w:numId w:val="0"/>
-                              </w:numPr>
-                              <w:kinsoku/>
-                              <w:wordWrap/>
-                              <w:overflowPunct/>
-                              <w:topLinePunct w:val="0"/>
-                              <w:autoSpaceDE/>
-                              <w:autoSpaceDN/>
-                              <w:bidi w:val="0"/>
-                              <w:adjustRightInd/>
-                              <w:snapToGrid w:val="0"/>
-                              <w:spacing w:line="240" w:lineRule="auto"/>
-                              <w:ind w:right="0" w:rightChars="0"/>
-                              <w:jc w:val="both"/>
-                              <w:textAlignment w:val="auto"/>
-                              <w:outlineLvl w:val="9"/>
-                              <w:rPr>
-                                <w:rFonts w:hint="default" w:ascii="微软雅黑" w:hAnsi="微软雅黑" w:eastAsia="微软雅黑" w:cs="微软雅黑"/>
-                                <w:b w:val="0"/>
-                                <w:bCs w:val="0"/>
-                                <w:color w:val="FFFFFF" w:themeColor="background1"/>
-                                <w:sz w:val="22"/>
-                                <w:szCs w:val="22"/>
-                                <w:lang w:val="en-US" w:eastAsia="zh-CN"/>
-                                <w14:textFill>
-                                  <w14:solidFill>
-                                    <w14:schemeClr w14:val="bg1"/>
-                                  </w14:solidFill>
-                                </w14:textFill>
-                              </w:rPr>
-                            </w:pPr>
-                            <w:r>
-                              <w:rPr>
-                                <w:rFonts w:hint="eastAsia" w:ascii="微软雅黑" w:hAnsi="微软雅黑" w:eastAsia="微软雅黑" w:cs="微软雅黑"/>
-                                <w:b/>
-                                <w:bCs/>
-                                <w:color w:val="FFFFFF" w:themeColor="background1"/>
-                                <w:sz w:val="22"/>
-                                <w:szCs w:val="22"/>
-                                <w:lang w:val="en-US" w:eastAsia="zh-CN"/>
-                                <w14:textFill>
-                                  <w14:solidFill>
-                                    <w14:schemeClr w14:val="bg1"/>
-                                  </w14:solidFill>
-                                </w14:textFill>
-                              </w:rPr>
-                              <w:t>邮箱：</w:t>
-                            </w:r>
-                            <w:r>
-                              <w:rPr>
-                                <w:rFonts w:hint="eastAsia" w:ascii="微软雅黑" w:hAnsi="微软雅黑" w:eastAsia="微软雅黑" w:cs="微软雅黑"/>
-                                <w:b w:val="0"/>
-                                <w:bCs w:val="0"/>
-                                <w:color w:val="FFFFFF" w:themeColor="background1"/>
-                                <w:sz w:val="22"/>
-                                <w:szCs w:val="22"/>
-                                <w:lang w:val="en-US" w:eastAsia="zh-CN"/>
-                                <w14:textFill>
-                                  <w14:solidFill>
-                                    <w14:schemeClr w14:val="bg1"/>
-                                  </w14:solidFill>
-                                </w14:textFill>
-                              </w:rPr>
-                              <w:t>328800436@qq.com</w:t>
-                            </w:r>
-                          </w:p>
-                          <w:p>
-                            <w:pPr>
-                              <w:keepNext w:val="0"/>
-                              <w:keepLines w:val="0"/>
-                              <w:pageBreakBefore w:val="0"/>
-                              <w:widowControl w:val="0"/>
-                              <w:numPr>
-                                <w:ilvl w:val="0"/>
-                                <w:numId w:val="0"/>
-                              </w:numPr>
-                              <w:kinsoku/>
-                              <w:wordWrap/>
-                              <w:overflowPunct/>
-                              <w:topLinePunct w:val="0"/>
-                              <w:autoSpaceDE/>
-                              <w:autoSpaceDN/>
-                              <w:bidi w:val="0"/>
-                              <w:adjustRightInd/>
-                              <w:snapToGrid w:val="0"/>
-                              <w:spacing w:line="240" w:lineRule="auto"/>
-                              <w:ind w:right="0" w:rightChars="0"/>
-                              <w:jc w:val="both"/>
-                              <w:textAlignment w:val="auto"/>
-                              <w:outlineLvl w:val="9"/>
-                              <w:rPr>
-                                <w:rFonts w:hint="default" w:ascii="微软雅黑" w:hAnsi="微软雅黑" w:eastAsia="微软雅黑" w:cs="微软雅黑"/>
-                                <w:color w:val="FFFFFF" w:themeColor="background1"/>
-                                <w:sz w:val="18"/>
-                                <w:szCs w:val="18"/>
-                                <w:lang w:val="en-US" w:eastAsia="zh-CN"/>
-                                <w14:textFill>
-                                  <w14:solidFill>
-                                    <w14:schemeClr w14:val="bg1"/>
-                                  </w14:solidFill>
-                                </w14:textFill>
-                              </w:rPr>
-                            </w:pPr>
-                            <w:r>
-                              <w:rPr>
-                                <w:rFonts w:hint="eastAsia" w:ascii="微软雅黑" w:hAnsi="微软雅黑" w:eastAsia="微软雅黑" w:cs="微软雅黑"/>
-                                <w:b/>
-                                <w:bCs/>
-                                <w:color w:val="FFFFFF" w:themeColor="background1"/>
-                                <w:sz w:val="22"/>
-                                <w:szCs w:val="22"/>
-                                <w:lang w:val="en-US" w:eastAsia="zh-CN"/>
-                                <w14:textFill>
-                                  <w14:solidFill>
-                                    <w14:schemeClr w14:val="bg1"/>
-                                  </w14:solidFill>
-                                </w14:textFill>
-                              </w:rPr>
-                              <w:t>地址：</w:t>
-                            </w:r>
-                            <w:r>
-                              <w:rPr>
-                                <w:rFonts w:hint="eastAsia" w:ascii="微软雅黑" w:hAnsi="微软雅黑" w:eastAsia="微软雅黑" w:cs="微软雅黑"/>
-                                <w:b w:val="0"/>
-                                <w:bCs w:val="0"/>
-                                <w:color w:val="FFFFFF" w:themeColor="background1"/>
-                                <w:sz w:val="22"/>
-                                <w:szCs w:val="22"/>
-                                <w:lang w:val="en-US" w:eastAsia="zh-CN"/>
-                                <w14:textFill>
-                                  <w14:solidFill>
-                                    <w14:schemeClr w14:val="bg1"/>
-                                  </w14:solidFill>
-                                </w14:textFill>
-                              </w:rPr>
-                              <w:t>湖北省仙桃市</w:t>
-                            </w:r>
-                          </w:p>
-                        </w:txbxContent>
-                      </wps:txbx>
-                      <wps:bodyPr rot="0" spcFirstLastPara="0" vertOverflow="overflow" horzOverflow="overflow" vert="horz" wrap="square" lIns="91440" tIns="45720" rIns="91440" bIns="45720" numCol="1" spcCol="0" rtlCol="0" fromWordArt="0" anchor="t" anchorCtr="0" forceAA="0" compatLnSpc="1">
-                        <a:noAutofit/>
-                      </wps:bodyPr>
-                    </wps:wsp>
-                  </a:graphicData>
-                </a:graphic>
-              </wp:anchor>
-            </w:drawing>
-          </mc:Choice>
-          <mc:Fallback>
-            <w:pict>
-              <v:shape id="联系方式-正文" o:spid="_x0000_s1026" o:spt="202" type="#_x0000_t202" style="position:absolute;left:0pt;margin-left:32pt;margin-top:485.2pt;height:109.75pt;width:152.5pt;z-index:251668480;mso-width-relative:page;mso-height-relative:page;" filled="f" stroked="f" coordsize="21600,21600" o:gfxdata="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">
-                <v:fill on="f" focussize="0,0"/>
-                <v:stroke on="f" weight="0.5pt"/>
-                <v:imagedata o:title=""/>
-                <o:lock v:ext="edit" aspectratio="f"/>
-                <v:textbox>
-                  <w:txbxContent>
-                    <w:p>
-                      <w:pPr>
-                        <w:keepNext w:val="0"/>
-                        <w:keepLines w:val="0"/>
-                        <w:pageBreakBefore w:val="0"/>
-                        <w:widowControl w:val="0"/>
-                        <w:numPr>
-                          <w:ilvl w:val="0"/>
-                          <w:numId w:val="0"/>
-                        </w:numPr>
-                        <w:kinsoku/>
-                        <w:wordWrap/>
-                        <w:overflowPunct/>
-                        <w:topLinePunct w:val="0"/>
-                        <w:autoSpaceDE/>
-                        <w:autoSpaceDN/>
-                        <w:bidi w:val="0"/>
-                        <w:adjustRightInd/>
-                        <w:snapToGrid w:val="0"/>
-                        <w:spacing w:line="240" w:lineRule="auto"/>
-                        <w:ind w:right="0" w:rightChars="0"/>
-                        <w:jc w:val="both"/>
-                        <w:textAlignment w:val="auto"/>
-                        <w:outlineLvl w:val="9"/>
-                        <w:rPr>
-                          <w:rFonts w:hint="eastAsia" w:ascii="微软雅黑" w:hAnsi="微软雅黑" w:eastAsia="微软雅黑" w:cs="微软雅黑"/>
-                          <w:b w:val="0"/>
-                          <w:bCs w:val="0"/>
-                          <w:color w:val="FFFFFF" w:themeColor="background1"/>
-                          <w:sz w:val="22"/>
-                          <w:szCs w:val="22"/>
-                          <w:lang w:val="en-US" w:eastAsia="zh-CN"/>
-                          <w14:textFill>
-                            <w14:solidFill>
-                              <w14:schemeClr w14:val="bg1"/>
-                            </w14:solidFill>
-                          </w14:textFill>
-                        </w:rPr>
-                      </w:pPr>
-                      <w:r>
-                        <w:rPr>
-                          <w:rFonts w:hint="eastAsia" w:ascii="微软雅黑" w:hAnsi="微软雅黑" w:eastAsia="微软雅黑" w:cs="微软雅黑"/>
-                          <w:b/>
-                          <w:bCs/>
-                          <w:color w:val="FFFFFF" w:themeColor="background1"/>
-                          <w:sz w:val="22"/>
-                          <w:szCs w:val="22"/>
-                          <w:lang w:val="en-US" w:eastAsia="zh-CN"/>
-                          <w14:textFill>
-                            <w14:solidFill>
-                              <w14:schemeClr w14:val="bg1"/>
-                            </w14:solidFill>
-                          </w14:textFill>
-                        </w:rPr>
-                        <w:t>电话：</w:t>
-                      </w:r>
-                      <w:r>
-                        <w:rPr>
-                          <w:rFonts w:hint="eastAsia" w:ascii="微软雅黑" w:hAnsi="微软雅黑" w:eastAsia="微软雅黑" w:cs="微软雅黑"/>
-                          <w:b w:val="0"/>
-                          <w:bCs w:val="0"/>
-                          <w:color w:val="FFFFFF" w:themeColor="background1"/>
-                          <w:sz w:val="22"/>
-                          <w:szCs w:val="22"/>
-                          <w:lang w:val="en-US" w:eastAsia="zh-CN"/>
-                          <w14:textFill>
-                            <w14:solidFill>
-                              <w14:schemeClr w14:val="bg1"/>
-                            </w14:solidFill>
-                          </w14:textFill>
-                        </w:rPr>
-                        <w:t>13667122095</w:t>
-                      </w:r>
-                    </w:p>
-                    <w:p>
-                      <w:pPr>
-                        <w:keepNext w:val="0"/>
-                        <w:keepLines w:val="0"/>
-                        <w:pageBreakBefore w:val="0"/>
-                        <w:widowControl w:val="0"/>
-                        <w:numPr>
-                          <w:ilvl w:val="0"/>
-                          <w:numId w:val="0"/>
-                        </w:numPr>
-                        <w:kinsoku/>
-                        <w:wordWrap/>
-                        <w:overflowPunct/>
-                        <w:topLinePunct w:val="0"/>
-                        <w:autoSpaceDE/>
-                        <w:autoSpaceDN/>
-                        <w:bidi w:val="0"/>
-                        <w:adjustRightInd/>
-                        <w:snapToGrid w:val="0"/>
-                        <w:spacing w:line="240" w:lineRule="auto"/>
-                        <w:ind w:right="0" w:rightChars="0"/>
-                        <w:jc w:val="both"/>
-                        <w:textAlignment w:val="auto"/>
-                        <w:outlineLvl w:val="9"/>
-                        <w:rPr>
-                          <w:rFonts w:hint="default" w:ascii="微软雅黑" w:hAnsi="微软雅黑" w:eastAsia="微软雅黑" w:cs="微软雅黑"/>
-                          <w:b/>
-                          <w:bCs/>
-                          <w:color w:val="FFFFFF" w:themeColor="background1"/>
-                          <w:sz w:val="22"/>
-                          <w:szCs w:val="22"/>
-                          <w:lang w:val="en-US" w:eastAsia="zh-CN"/>
-                          <w14:textFill>
-                            <w14:solidFill>
-                              <w14:schemeClr w14:val="bg1"/>
-                            </w14:solidFill>
-                          </w14:textFill>
-                        </w:rPr>
-                      </w:pPr>
-                      <w:r>
-                        <w:rPr>
-                          <w:rFonts w:hint="eastAsia" w:ascii="微软雅黑" w:hAnsi="微软雅黑" w:eastAsia="微软雅黑" w:cs="微软雅黑"/>
-                          <w:b/>
-                          <w:bCs/>
-                          <w:color w:val="FFFFFF" w:themeColor="background1"/>
-                          <w:sz w:val="22"/>
-                          <w:szCs w:val="22"/>
-                          <w:lang w:val="en-US" w:eastAsia="zh-CN"/>
-                          <w14:textFill>
-                            <w14:solidFill>
-                              <w14:schemeClr w14:val="bg1"/>
-                            </w14:solidFill>
-                          </w14:textFill>
-                        </w:rPr>
-                        <w:t>微信：cy328800436</w:t>
-                      </w:r>
-                    </w:p>
-                    <w:p>
-                      <w:pPr>
-                        <w:keepNext w:val="0"/>
-                        <w:keepLines w:val="0"/>
-                        <w:pageBreakBefore w:val="0"/>
-                        <w:widowControl w:val="0"/>
-                        <w:numPr>
-                          <w:ilvl w:val="0"/>
-                          <w:numId w:val="0"/>
-                        </w:numPr>
-                        <w:kinsoku/>
-                        <w:wordWrap/>
-                        <w:overflowPunct/>
-                        <w:topLinePunct w:val="0"/>
-                        <w:autoSpaceDE/>
-                        <w:autoSpaceDN/>
-                        <w:bidi w:val="0"/>
-                        <w:adjustRightInd/>
-                        <w:snapToGrid w:val="0"/>
-                        <w:spacing w:line="240" w:lineRule="auto"/>
-                        <w:ind w:right="0" w:rightChars="0"/>
-                        <w:jc w:val="both"/>
-                        <w:textAlignment w:val="auto"/>
-                        <w:outlineLvl w:val="9"/>
-                        <w:rPr>
-                          <w:rFonts w:hint="default" w:ascii="微软雅黑" w:hAnsi="微软雅黑" w:eastAsia="微软雅黑" w:cs="微软雅黑"/>
-                          <w:b/>
-                          <w:bCs/>
-                          <w:color w:val="FFFFFF" w:themeColor="background1"/>
-                          <w:sz w:val="22"/>
-                          <w:szCs w:val="22"/>
-                          <w:lang w:val="en-US" w:eastAsia="zh-CN"/>
-                          <w14:textFill>
-                            <w14:solidFill>
-                              <w14:schemeClr w14:val="bg1"/>
-                            </w14:solidFill>
-                          </w14:textFill>
-                        </w:rPr>
-                      </w:pPr>
-                      <w:r>
-                        <w:rPr>
-                          <w:rFonts w:hint="eastAsia" w:ascii="微软雅黑" w:hAnsi="微软雅黑" w:eastAsia="微软雅黑" w:cs="微软雅黑"/>
-                          <w:b/>
-                          <w:bCs/>
-                          <w:color w:val="FFFFFF" w:themeColor="background1"/>
-                          <w:sz w:val="22"/>
-                          <w:szCs w:val="22"/>
-                          <w:lang w:val="en-US" w:eastAsia="zh-CN"/>
-                          <w14:textFill>
-                            <w14:solidFill>
-                              <w14:schemeClr w14:val="bg1"/>
-                            </w14:solidFill>
-                          </w14:textFill>
-                        </w:rPr>
-                        <w:t>QQ：328800436</w:t>
-                      </w:r>
-                    </w:p>
-                    <w:p>
-                      <w:pPr>
-                        <w:keepNext w:val="0"/>
-                        <w:keepLines w:val="0"/>
-                        <w:pageBreakBefore w:val="0"/>
-                        <w:widowControl w:val="0"/>
-                        <w:numPr>
-                          <w:ilvl w:val="0"/>
-                          <w:numId w:val="0"/>
-                        </w:numPr>
-                        <w:kinsoku/>
-                        <w:wordWrap/>
-                        <w:overflowPunct/>
-                        <w:topLinePunct w:val="0"/>
-                        <w:autoSpaceDE/>
-                        <w:autoSpaceDN/>
-                        <w:bidi w:val="0"/>
-                        <w:adjustRightInd/>
-                        <w:snapToGrid w:val="0"/>
-                        <w:spacing w:line="240" w:lineRule="auto"/>
-                        <w:ind w:right="0" w:rightChars="0"/>
-                        <w:jc w:val="both"/>
-                        <w:textAlignment w:val="auto"/>
-                        <w:outlineLvl w:val="9"/>
-                        <w:rPr>
-                          <w:rFonts w:hint="default" w:ascii="微软雅黑" w:hAnsi="微软雅黑" w:eastAsia="微软雅黑" w:cs="微软雅黑"/>
-                          <w:b w:val="0"/>
-                          <w:bCs w:val="0"/>
-                          <w:color w:val="FFFFFF" w:themeColor="background1"/>
-                          <w:sz w:val="22"/>
-                          <w:szCs w:val="22"/>
-                          <w:lang w:val="en-US" w:eastAsia="zh-CN"/>
-                          <w14:textFill>
-                            <w14:solidFill>
-                              <w14:schemeClr w14:val="bg1"/>
-                            </w14:solidFill>
-                          </w14:textFill>
-                        </w:rPr>
-                      </w:pPr>
-                      <w:r>
-                        <w:rPr>
-                          <w:rFonts w:hint="eastAsia" w:ascii="微软雅黑" w:hAnsi="微软雅黑" w:eastAsia="微软雅黑" w:cs="微软雅黑"/>
-                          <w:b/>
-                          <w:bCs/>
-                          <w:color w:val="FFFFFF" w:themeColor="background1"/>
-                          <w:sz w:val="22"/>
-                          <w:szCs w:val="22"/>
-                          <w:lang w:val="en-US" w:eastAsia="zh-CN"/>
-                          <w14:textFill>
-                            <w14:solidFill>
-                              <w14:schemeClr w14:val="bg1"/>
-                            </w14:solidFill>
-                          </w14:textFill>
-                        </w:rPr>
-                        <w:t>邮箱：</w:t>
-                      </w:r>
-                      <w:r>
-                        <w:rPr>
-                          <w:rFonts w:hint="eastAsia" w:ascii="微软雅黑" w:hAnsi="微软雅黑" w:eastAsia="微软雅黑" w:cs="微软雅黑"/>
-                          <w:b w:val="0"/>
-                          <w:bCs w:val="0"/>
-                          <w:color w:val="FFFFFF" w:themeColor="background1"/>
-                          <w:sz w:val="22"/>
-                          <w:szCs w:val="22"/>
-                          <w:lang w:val="en-US" w:eastAsia="zh-CN"/>
-                          <w14:textFill>
-                            <w14:solidFill>
-                              <w14:schemeClr w14:val="bg1"/>
-                            </w14:solidFill>
-                          </w14:textFill>
-                        </w:rPr>
-                        <w:t>328800436@qq.com</w:t>
-                      </w:r>
-                    </w:p>
-                    <w:p>
-                      <w:pPr>
-                        <w:keepNext w:val="0"/>
-                        <w:keepLines w:val="0"/>
-                        <w:pageBreakBefore w:val="0"/>
-                        <w:widowControl w:val="0"/>
-                        <w:numPr>
-                          <w:ilvl w:val="0"/>
-                          <w:numId w:val="0"/>
-                        </w:numPr>
-                        <w:kinsoku/>
-                        <w:wordWrap/>
-                        <w:overflowPunct/>
-                        <w:topLinePunct w:val="0"/>
-                        <w:autoSpaceDE/>
-                        <w:autoSpaceDN/>
-                        <w:bidi w:val="0"/>
-                        <w:adjustRightInd/>
-                        <w:snapToGrid w:val="0"/>
-                        <w:spacing w:line="240" w:lineRule="auto"/>
-                        <w:ind w:right="0" w:rightChars="0"/>
-                        <w:jc w:val="both"/>
-                        <w:textAlignment w:val="auto"/>
-                        <w:outlineLvl w:val="9"/>
-                        <w:rPr>
-                          <w:rFonts w:hint="default" w:ascii="微软雅黑" w:hAnsi="微软雅黑" w:eastAsia="微软雅黑" w:cs="微软雅黑"/>
-                          <w:color w:val="FFFFFF" w:themeColor="background1"/>
-                          <w:sz w:val="18"/>
-                          <w:szCs w:val="18"/>
-                          <w:lang w:val="en-US" w:eastAsia="zh-CN"/>
-                          <w14:textFill>
-                            <w14:solidFill>
-                              <w14:schemeClr w14:val="bg1"/>
-                            </w14:solidFill>
-                          </w14:textFill>
-                        </w:rPr>
-                      </w:pPr>
-                      <w:r>
-                        <w:rPr>
-                          <w:rFonts w:hint="eastAsia" w:ascii="微软雅黑" w:hAnsi="微软雅黑" w:eastAsia="微软雅黑" w:cs="微软雅黑"/>
-                          <w:b/>
-                          <w:bCs/>
-                          <w:color w:val="FFFFFF" w:themeColor="background1"/>
-                          <w:sz w:val="22"/>
-                          <w:szCs w:val="22"/>
-                          <w:lang w:val="en-US" w:eastAsia="zh-CN"/>
-                          <w14:textFill>
-                            <w14:solidFill>
-                              <w14:schemeClr w14:val="bg1"/>
-                            </w14:solidFill>
-                          </w14:textFill>
-                        </w:rPr>
-                        <w:t>地址：</w:t>
-                      </w:r>
-                      <w:r>
-                        <w:rPr>
-                          <w:rFonts w:hint="eastAsia" w:ascii="微软雅黑" w:hAnsi="微软雅黑" w:eastAsia="微软雅黑" w:cs="微软雅黑"/>
-                          <w:b w:val="0"/>
-                          <w:bCs w:val="0"/>
-                          <w:color w:val="FFFFFF" w:themeColor="background1"/>
-                          <w:sz w:val="22"/>
-                          <w:szCs w:val="22"/>
-                          <w:lang w:val="en-US" w:eastAsia="zh-CN"/>
-                          <w14:textFill>
-                            <w14:solidFill>
-                              <w14:schemeClr w14:val="bg1"/>
-                            </w14:solidFill>
-                          </w14:textFill>
-                        </w:rPr>
-                        <w:t>湖北省仙桃市</w:t>
                       </w:r>
                     </w:p>
                   </w:txbxContent>
@@ -6296,768 +7484,7 @@
         <mc:AlternateContent>
           <mc:Choice Requires="wps">
             <w:drawing>
-              <wp:anchor distT="0" distB="0" distL="114300" distR="114300" simplePos="0" relativeHeight="251662336" behindDoc="0" locked="0" layoutInCell="1" allowOverlap="1">
-                <wp:simplePos x="0" y="0"/>
-                <wp:positionH relativeFrom="column">
-                  <wp:posOffset>356235</wp:posOffset>
-                </wp:positionH>
-                <wp:positionV relativeFrom="paragraph">
-                  <wp:posOffset>8145780</wp:posOffset>
-                </wp:positionV>
-                <wp:extent cx="2063115" cy="1632585"/>
-                <wp:effectExtent l="0" t="0" r="0" b="0"/>
-                <wp:wrapNone/>
-                <wp:docPr id="1081" name="自我评价-正文"/>
-                <wp:cNvGraphicFramePr/>
-                <a:graphic xmlns:a="http://schemas.openxmlformats.org/drawingml/2006/main">
-                  <a:graphicData uri="http://schemas.microsoft.com/office/word/2010/wordprocessingShape">
-                    <wps:wsp>
-                      <wps:cNvSpPr txBox="1"/>
-                      <wps:spPr>
-                        <a:xfrm>
-                          <a:off x="0" y="0"/>
-                          <a:ext cx="2063115" cy="1632585"/>
-                        </a:xfrm>
-                        <a:prstGeom prst="rect">
-                          <a:avLst/>
-                        </a:prstGeom>
-                        <a:noFill/>
-                        <a:ln w="6350">
-                          <a:noFill/>
-                        </a:ln>
-                      </wps:spPr>
-                      <wps:style>
-                        <a:lnRef idx="0">
-                          <a:schemeClr val="accent1"/>
-                        </a:lnRef>
-                        <a:fillRef idx="0">
-                          <a:schemeClr val="accent1"/>
-                        </a:fillRef>
-                        <a:effectRef idx="0">
-                          <a:schemeClr val="accent1"/>
-                        </a:effectRef>
-                        <a:fontRef idx="minor">
-                          <a:schemeClr val="dk1"/>
-                        </a:fontRef>
-                      </wps:style>
-                      <wps:txbx>
-                        <w:txbxContent>
-                          <w:p>
-                            <w:pPr>
-                              <w:keepNext w:val="0"/>
-                              <w:keepLines w:val="0"/>
-                              <w:pageBreakBefore w:val="0"/>
-                              <w:widowControl w:val="0"/>
-                              <w:numPr>
-                                <w:ilvl w:val="0"/>
-                                <w:numId w:val="0"/>
-                              </w:numPr>
-                              <w:kinsoku/>
-                              <w:wordWrap/>
-                              <w:overflowPunct/>
-                              <w:topLinePunct w:val="0"/>
-                              <w:autoSpaceDE/>
-                              <w:autoSpaceDN/>
-                              <w:bidi w:val="0"/>
-                              <w:adjustRightInd/>
-                              <w:snapToGrid/>
-                              <w:spacing w:line="300" w:lineRule="exact"/>
-                              <w:ind w:left="0" w:leftChars="0" w:right="0" w:rightChars="0" w:firstLine="420" w:firstLineChars="0"/>
-                              <w:jc w:val="left"/>
-                              <w:textAlignment w:val="auto"/>
-                              <w:outlineLvl w:val="9"/>
-                              <w:rPr>
-                                <w:rFonts w:hint="eastAsia" w:ascii="微软雅黑" w:hAnsi="微软雅黑" w:eastAsia="微软雅黑" w:cs="微软雅黑"/>
-                                <w:b w:val="0"/>
-                                <w:bCs w:val="0"/>
-                                <w:color w:val="FFFFFF" w:themeColor="background1"/>
-                                <w:sz w:val="20"/>
-                                <w:szCs w:val="20"/>
-                                <w:lang w:val="en-US" w:eastAsia="zh-CN"/>
-                                <w14:textFill>
-                                  <w14:solidFill>
-                                    <w14:schemeClr w14:val="bg1"/>
-                                  </w14:solidFill>
-                                </w14:textFill>
-                              </w:rPr>
-                            </w:pPr>
-                            <w:r>
-                              <w:rPr>
-                                <w:rFonts w:hint="eastAsia" w:ascii="微软雅黑" w:hAnsi="微软雅黑" w:eastAsia="微软雅黑" w:cs="微软雅黑"/>
-                                <w:b w:val="0"/>
-                                <w:bCs w:val="0"/>
-                                <w:color w:val="FFFFFF" w:themeColor="background1"/>
-                                <w:sz w:val="20"/>
-                                <w:szCs w:val="20"/>
-                                <w:lang w:val="en-US" w:eastAsia="zh-CN"/>
-                                <w14:textFill>
-                                  <w14:solidFill>
-                                    <w14:schemeClr w14:val="bg1"/>
-                                  </w14:solidFill>
-                                </w14:textFill>
-                              </w:rPr>
-                              <w:t>本人责任心强，对工作耐心</w:t>
-                            </w:r>
-                          </w:p>
-                          <w:p>
-                            <w:pPr>
-                              <w:keepNext w:val="0"/>
-                              <w:keepLines w:val="0"/>
-                              <w:pageBreakBefore w:val="0"/>
-                              <w:widowControl w:val="0"/>
-                              <w:numPr>
-                                <w:ilvl w:val="0"/>
-                                <w:numId w:val="0"/>
-                              </w:numPr>
-                              <w:kinsoku/>
-                              <w:wordWrap/>
-                              <w:overflowPunct/>
-                              <w:topLinePunct w:val="0"/>
-                              <w:autoSpaceDE/>
-                              <w:autoSpaceDN/>
-                              <w:bidi w:val="0"/>
-                              <w:adjustRightInd/>
-                              <w:snapToGrid/>
-                              <w:spacing w:line="300" w:lineRule="exact"/>
-                              <w:ind w:right="0" w:rightChars="0"/>
-                              <w:jc w:val="left"/>
-                              <w:textAlignment w:val="auto"/>
-                              <w:outlineLvl w:val="9"/>
-                              <w:rPr>
-                                <w:rFonts w:hint="eastAsia" w:ascii="微软雅黑" w:hAnsi="微软雅黑" w:eastAsia="微软雅黑" w:cs="微软雅黑"/>
-                                <w:b w:val="0"/>
-                                <w:bCs w:val="0"/>
-                                <w:color w:val="FFFFFF" w:themeColor="background1"/>
-                                <w:sz w:val="20"/>
-                                <w:szCs w:val="20"/>
-                                <w:lang w:val="en-US" w:eastAsia="zh-CN"/>
-                                <w14:textFill>
-                                  <w14:solidFill>
-                                    <w14:schemeClr w14:val="bg1"/>
-                                  </w14:solidFill>
-                                </w14:textFill>
-                              </w:rPr>
-                            </w:pPr>
-                            <w:r>
-                              <w:rPr>
-                                <w:rFonts w:hint="eastAsia" w:ascii="微软雅黑" w:hAnsi="微软雅黑" w:eastAsia="微软雅黑" w:cs="微软雅黑"/>
-                                <w:b w:val="0"/>
-                                <w:bCs w:val="0"/>
-                                <w:color w:val="FFFFFF" w:themeColor="background1"/>
-                                <w:sz w:val="20"/>
-                                <w:szCs w:val="20"/>
-                                <w:lang w:val="en-US" w:eastAsia="zh-CN"/>
-                                <w14:textFill>
-                                  <w14:solidFill>
-                                    <w14:schemeClr w14:val="bg1"/>
-                                  </w14:solidFill>
-                                </w14:textFill>
-                              </w:rPr>
-                              <w:t>细致；善于沟通，虚心接受他人</w:t>
-                            </w:r>
-                          </w:p>
-                          <w:p>
-                            <w:pPr>
-                              <w:keepNext w:val="0"/>
-                              <w:keepLines w:val="0"/>
-                              <w:pageBreakBefore w:val="0"/>
-                              <w:widowControl w:val="0"/>
-                              <w:numPr>
-                                <w:ilvl w:val="0"/>
-                                <w:numId w:val="0"/>
-                              </w:numPr>
-                              <w:kinsoku/>
-                              <w:wordWrap/>
-                              <w:overflowPunct/>
-                              <w:topLinePunct w:val="0"/>
-                              <w:autoSpaceDE/>
-                              <w:autoSpaceDN/>
-                              <w:bidi w:val="0"/>
-                              <w:adjustRightInd/>
-                              <w:snapToGrid/>
-                              <w:spacing w:line="300" w:lineRule="exact"/>
-                              <w:ind w:right="0" w:rightChars="0"/>
-                              <w:jc w:val="left"/>
-                              <w:textAlignment w:val="auto"/>
-                              <w:outlineLvl w:val="9"/>
-                              <w:rPr>
-                                <w:rFonts w:hint="eastAsia" w:ascii="微软雅黑" w:hAnsi="微软雅黑" w:eastAsia="微软雅黑" w:cs="微软雅黑"/>
-                                <w:b w:val="0"/>
-                                <w:bCs w:val="0"/>
-                                <w:color w:val="FFFFFF" w:themeColor="background1"/>
-                                <w:sz w:val="20"/>
-                                <w:szCs w:val="20"/>
-                                <w:lang w:val="en-US" w:eastAsia="zh-CN"/>
-                                <w14:textFill>
-                                  <w14:solidFill>
-                                    <w14:schemeClr w14:val="bg1"/>
-                                  </w14:solidFill>
-                                </w14:textFill>
-                              </w:rPr>
-                            </w:pPr>
-                            <w:r>
-                              <w:rPr>
-                                <w:rFonts w:hint="eastAsia" w:ascii="微软雅黑" w:hAnsi="微软雅黑" w:eastAsia="微软雅黑" w:cs="微软雅黑"/>
-                                <w:b w:val="0"/>
-                                <w:bCs w:val="0"/>
-                                <w:color w:val="FFFFFF" w:themeColor="background1"/>
-                                <w:sz w:val="20"/>
-                                <w:szCs w:val="20"/>
-                                <w:lang w:val="en-US" w:eastAsia="zh-CN"/>
-                                <w14:textFill>
-                                  <w14:solidFill>
-                                    <w14:schemeClr w14:val="bg1"/>
-                                  </w14:solidFill>
-                                </w14:textFill>
-                              </w:rPr>
-                              <w:t>意见并进行改正，人际关系良好</w:t>
-                            </w:r>
-                          </w:p>
-                          <w:p>
-                            <w:pPr>
-                              <w:keepNext w:val="0"/>
-                              <w:keepLines w:val="0"/>
-                              <w:pageBreakBefore w:val="0"/>
-                              <w:widowControl w:val="0"/>
-                              <w:numPr>
-                                <w:ilvl w:val="0"/>
-                                <w:numId w:val="0"/>
-                              </w:numPr>
-                              <w:kinsoku/>
-                              <w:wordWrap/>
-                              <w:overflowPunct/>
-                              <w:topLinePunct w:val="0"/>
-                              <w:autoSpaceDE/>
-                              <w:autoSpaceDN/>
-                              <w:bidi w:val="0"/>
-                              <w:adjustRightInd/>
-                              <w:snapToGrid/>
-                              <w:spacing w:line="300" w:lineRule="exact"/>
-                              <w:ind w:right="0" w:rightChars="0"/>
-                              <w:jc w:val="left"/>
-                              <w:textAlignment w:val="auto"/>
-                              <w:outlineLvl w:val="9"/>
-                              <w:rPr>
-                                <w:rFonts w:hint="eastAsia" w:ascii="微软雅黑" w:hAnsi="微软雅黑" w:eastAsia="微软雅黑" w:cs="微软雅黑"/>
-                                <w:b w:val="0"/>
-                                <w:bCs w:val="0"/>
-                                <w:color w:val="FFFFFF" w:themeColor="background1"/>
-                                <w:sz w:val="20"/>
-                                <w:szCs w:val="20"/>
-                                <w:lang w:val="en-US" w:eastAsia="zh-CN"/>
-                                <w14:textFill>
-                                  <w14:solidFill>
-                                    <w14:schemeClr w14:val="bg1"/>
-                                  </w14:solidFill>
-                                </w14:textFill>
-                              </w:rPr>
-                            </w:pPr>
-                            <w:r>
-                              <w:rPr>
-                                <w:rFonts w:hint="eastAsia" w:ascii="微软雅黑" w:hAnsi="微软雅黑" w:eastAsia="微软雅黑" w:cs="微软雅黑"/>
-                                <w:b w:val="0"/>
-                                <w:bCs w:val="0"/>
-                                <w:color w:val="FFFFFF" w:themeColor="background1"/>
-                                <w:sz w:val="20"/>
-                                <w:szCs w:val="20"/>
-                                <w:lang w:val="en-US" w:eastAsia="zh-CN"/>
-                                <w14:textFill>
-                                  <w14:solidFill>
-                                    <w14:schemeClr w14:val="bg1"/>
-                                  </w14:solidFill>
-                                </w14:textFill>
-                              </w:rPr>
-                              <w:t>具有较强的自我规划与学习能力</w:t>
-                            </w:r>
-                          </w:p>
-                          <w:p>
-                            <w:pPr>
-                              <w:keepNext w:val="0"/>
-                              <w:keepLines w:val="0"/>
-                              <w:pageBreakBefore w:val="0"/>
-                              <w:widowControl w:val="0"/>
-                              <w:numPr>
-                                <w:ilvl w:val="0"/>
-                                <w:numId w:val="0"/>
-                              </w:numPr>
-                              <w:kinsoku/>
-                              <w:wordWrap/>
-                              <w:overflowPunct/>
-                              <w:topLinePunct w:val="0"/>
-                              <w:autoSpaceDE/>
-                              <w:autoSpaceDN/>
-                              <w:bidi w:val="0"/>
-                              <w:adjustRightInd/>
-                              <w:snapToGrid/>
-                              <w:spacing w:line="300" w:lineRule="exact"/>
-                              <w:ind w:right="0" w:rightChars="0"/>
-                              <w:jc w:val="left"/>
-                              <w:textAlignment w:val="auto"/>
-                              <w:outlineLvl w:val="9"/>
-                              <w:rPr>
-                                <w:rFonts w:hint="eastAsia" w:ascii="微软雅黑" w:hAnsi="微软雅黑" w:eastAsia="微软雅黑" w:cs="微软雅黑"/>
-                                <w:b w:val="0"/>
-                                <w:bCs w:val="0"/>
-                                <w:color w:val="FFFFFF" w:themeColor="background1"/>
-                                <w:sz w:val="20"/>
-                                <w:szCs w:val="20"/>
-                                <w:lang w:val="en-US" w:eastAsia="zh-CN"/>
-                                <w14:textFill>
-                                  <w14:solidFill>
-                                    <w14:schemeClr w14:val="bg1"/>
-                                  </w14:solidFill>
-                                </w14:textFill>
-                              </w:rPr>
-                            </w:pPr>
-                            <w:r>
-                              <w:rPr>
-                                <w:rFonts w:hint="eastAsia" w:ascii="微软雅黑" w:hAnsi="微软雅黑" w:eastAsia="微软雅黑" w:cs="微软雅黑"/>
-                                <w:b w:val="0"/>
-                                <w:bCs w:val="0"/>
-                                <w:color w:val="FFFFFF" w:themeColor="background1"/>
-                                <w:sz w:val="20"/>
-                                <w:szCs w:val="20"/>
-                                <w:lang w:val="en-US" w:eastAsia="zh-CN"/>
-                                <w14:textFill>
-                                  <w14:solidFill>
-                                    <w14:schemeClr w14:val="bg1"/>
-                                  </w14:solidFill>
-                                </w14:textFill>
-                              </w:rPr>
-                              <w:t>，并且执行力与时间观念强，对</w:t>
-                            </w:r>
-                          </w:p>
-                          <w:p>
-                            <w:pPr>
-                              <w:keepNext w:val="0"/>
-                              <w:keepLines w:val="0"/>
-                              <w:pageBreakBefore w:val="0"/>
-                              <w:widowControl w:val="0"/>
-                              <w:numPr>
-                                <w:ilvl w:val="0"/>
-                                <w:numId w:val="0"/>
-                              </w:numPr>
-                              <w:kinsoku/>
-                              <w:wordWrap/>
-                              <w:overflowPunct/>
-                              <w:topLinePunct w:val="0"/>
-                              <w:autoSpaceDE/>
-                              <w:autoSpaceDN/>
-                              <w:bidi w:val="0"/>
-                              <w:adjustRightInd/>
-                              <w:snapToGrid/>
-                              <w:spacing w:line="300" w:lineRule="exact"/>
-                              <w:ind w:right="0" w:rightChars="0"/>
-                              <w:jc w:val="left"/>
-                              <w:textAlignment w:val="auto"/>
-                              <w:outlineLvl w:val="9"/>
-                              <w:rPr>
-                                <w:rFonts w:hint="eastAsia" w:ascii="微软雅黑" w:hAnsi="微软雅黑" w:eastAsia="微软雅黑" w:cs="微软雅黑"/>
-                                <w:b w:val="0"/>
-                                <w:bCs w:val="0"/>
-                                <w:color w:val="FFFFFF" w:themeColor="background1"/>
-                                <w:sz w:val="20"/>
-                                <w:szCs w:val="20"/>
-                                <w:lang w:val="en-US" w:eastAsia="zh-CN"/>
-                                <w14:textFill>
-                                  <w14:solidFill>
-                                    <w14:schemeClr w14:val="bg1"/>
-                                  </w14:solidFill>
-                                </w14:textFill>
-                              </w:rPr>
-                            </w:pPr>
-                            <w:r>
-                              <w:rPr>
-                                <w:rFonts w:hint="eastAsia" w:ascii="微软雅黑" w:hAnsi="微软雅黑" w:eastAsia="微软雅黑" w:cs="微软雅黑"/>
-                                <w:b w:val="0"/>
-                                <w:bCs w:val="0"/>
-                                <w:color w:val="FFFFFF" w:themeColor="background1"/>
-                                <w:sz w:val="20"/>
-                                <w:szCs w:val="20"/>
-                                <w:lang w:val="en-US" w:eastAsia="zh-CN"/>
-                                <w14:textFill>
-                                  <w14:solidFill>
-                                    <w14:schemeClr w14:val="bg1"/>
-                                  </w14:solidFill>
-                                </w14:textFill>
-                              </w:rPr>
-                              <w:t>自我要求较高。</w:t>
-                            </w:r>
-                          </w:p>
-                        </w:txbxContent>
-                      </wps:txbx>
-                      <wps:bodyPr rot="0" spcFirstLastPara="0" vertOverflow="overflow" horzOverflow="overflow" vert="horz" wrap="square" lIns="91440" tIns="45720" rIns="91440" bIns="45720" numCol="1" spcCol="0" rtlCol="0" fromWordArt="0" anchor="t" anchorCtr="0" forceAA="0" compatLnSpc="1">
-                        <a:noAutofit/>
-                      </wps:bodyPr>
-                    </wps:wsp>
-                  </a:graphicData>
-                </a:graphic>
-              </wp:anchor>
-            </w:drawing>
-          </mc:Choice>
-          <mc:Fallback>
-            <w:pict>
-              <v:shape id="自我评价-正文" o:spid="_x0000_s1026" o:spt="202" type="#_x0000_t202" style="position:absolute;left:0pt;margin-left:28.05pt;margin-top:641.4pt;height:128.55pt;width:162.45pt;z-index:251662336;mso-width-relative:page;mso-height-relative:page;" filled="f" stroked="f" coordsize="21600,21600" o:gfxdata="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">
-                <v:fill on="f" focussize="0,0"/>
-                <v:stroke on="f" weight="0.5pt"/>
-                <v:imagedata o:title=""/>
-                <o:lock v:ext="edit" aspectratio="f"/>
-                <v:textbox>
-                  <w:txbxContent>
-                    <w:p>
-                      <w:pPr>
-                        <w:keepNext w:val="0"/>
-                        <w:keepLines w:val="0"/>
-                        <w:pageBreakBefore w:val="0"/>
-                        <w:widowControl w:val="0"/>
-                        <w:numPr>
-                          <w:ilvl w:val="0"/>
-                          <w:numId w:val="0"/>
-                        </w:numPr>
-                        <w:kinsoku/>
-                        <w:wordWrap/>
-                        <w:overflowPunct/>
-                        <w:topLinePunct w:val="0"/>
-                        <w:autoSpaceDE/>
-                        <w:autoSpaceDN/>
-                        <w:bidi w:val="0"/>
-                        <w:adjustRightInd/>
-                        <w:snapToGrid/>
-                        <w:spacing w:line="300" w:lineRule="exact"/>
-                        <w:ind w:left="0" w:leftChars="0" w:right="0" w:rightChars="0" w:firstLine="420" w:firstLineChars="0"/>
-                        <w:jc w:val="left"/>
-                        <w:textAlignment w:val="auto"/>
-                        <w:outlineLvl w:val="9"/>
-                        <w:rPr>
-                          <w:rFonts w:hint="eastAsia" w:ascii="微软雅黑" w:hAnsi="微软雅黑" w:eastAsia="微软雅黑" w:cs="微软雅黑"/>
-                          <w:b w:val="0"/>
-                          <w:bCs w:val="0"/>
-                          <w:color w:val="FFFFFF" w:themeColor="background1"/>
-                          <w:sz w:val="20"/>
-                          <w:szCs w:val="20"/>
-                          <w:lang w:val="en-US" w:eastAsia="zh-CN"/>
-                          <w14:textFill>
-                            <w14:solidFill>
-                              <w14:schemeClr w14:val="bg1"/>
-                            </w14:solidFill>
-                          </w14:textFill>
-                        </w:rPr>
-                      </w:pPr>
-                      <w:r>
-                        <w:rPr>
-                          <w:rFonts w:hint="eastAsia" w:ascii="微软雅黑" w:hAnsi="微软雅黑" w:eastAsia="微软雅黑" w:cs="微软雅黑"/>
-                          <w:b w:val="0"/>
-                          <w:bCs w:val="0"/>
-                          <w:color w:val="FFFFFF" w:themeColor="background1"/>
-                          <w:sz w:val="20"/>
-                          <w:szCs w:val="20"/>
-                          <w:lang w:val="en-US" w:eastAsia="zh-CN"/>
-                          <w14:textFill>
-                            <w14:solidFill>
-                              <w14:schemeClr w14:val="bg1"/>
-                            </w14:solidFill>
-                          </w14:textFill>
-                        </w:rPr>
-                        <w:t>本人责任心强，对工作耐心</w:t>
-                      </w:r>
-                    </w:p>
-                    <w:p>
-                      <w:pPr>
-                        <w:keepNext w:val="0"/>
-                        <w:keepLines w:val="0"/>
-                        <w:pageBreakBefore w:val="0"/>
-                        <w:widowControl w:val="0"/>
-                        <w:numPr>
-                          <w:ilvl w:val="0"/>
-                          <w:numId w:val="0"/>
-                        </w:numPr>
-                        <w:kinsoku/>
-                        <w:wordWrap/>
-                        <w:overflowPunct/>
-                        <w:topLinePunct w:val="0"/>
-                        <w:autoSpaceDE/>
-                        <w:autoSpaceDN/>
-                        <w:bidi w:val="0"/>
-                        <w:adjustRightInd/>
-                        <w:snapToGrid/>
-                        <w:spacing w:line="300" w:lineRule="exact"/>
-                        <w:ind w:right="0" w:rightChars="0"/>
-                        <w:jc w:val="left"/>
-                        <w:textAlignment w:val="auto"/>
-                        <w:outlineLvl w:val="9"/>
-                        <w:rPr>
-                          <w:rFonts w:hint="eastAsia" w:ascii="微软雅黑" w:hAnsi="微软雅黑" w:eastAsia="微软雅黑" w:cs="微软雅黑"/>
-                          <w:b w:val="0"/>
-                          <w:bCs w:val="0"/>
-                          <w:color w:val="FFFFFF" w:themeColor="background1"/>
-                          <w:sz w:val="20"/>
-                          <w:szCs w:val="20"/>
-                          <w:lang w:val="en-US" w:eastAsia="zh-CN"/>
-                          <w14:textFill>
-                            <w14:solidFill>
-                              <w14:schemeClr w14:val="bg1"/>
-                            </w14:solidFill>
-                          </w14:textFill>
-                        </w:rPr>
-                      </w:pPr>
-                      <w:r>
-                        <w:rPr>
-                          <w:rFonts w:hint="eastAsia" w:ascii="微软雅黑" w:hAnsi="微软雅黑" w:eastAsia="微软雅黑" w:cs="微软雅黑"/>
-                          <w:b w:val="0"/>
-                          <w:bCs w:val="0"/>
-                          <w:color w:val="FFFFFF" w:themeColor="background1"/>
-                          <w:sz w:val="20"/>
-                          <w:szCs w:val="20"/>
-                          <w:lang w:val="en-US" w:eastAsia="zh-CN"/>
-                          <w14:textFill>
-                            <w14:solidFill>
-                              <w14:schemeClr w14:val="bg1"/>
-                            </w14:solidFill>
-                          </w14:textFill>
-                        </w:rPr>
-                        <w:t>细致；善于沟通，虚心接受他人</w:t>
-                      </w:r>
-                    </w:p>
-                    <w:p>
-                      <w:pPr>
-                        <w:keepNext w:val="0"/>
-                        <w:keepLines w:val="0"/>
-                        <w:pageBreakBefore w:val="0"/>
-                        <w:widowControl w:val="0"/>
-                        <w:numPr>
-                          <w:ilvl w:val="0"/>
-                          <w:numId w:val="0"/>
-                        </w:numPr>
-                        <w:kinsoku/>
-                        <w:wordWrap/>
-                        <w:overflowPunct/>
-                        <w:topLinePunct w:val="0"/>
-                        <w:autoSpaceDE/>
-                        <w:autoSpaceDN/>
-                        <w:bidi w:val="0"/>
-                        <w:adjustRightInd/>
-                        <w:snapToGrid/>
-                        <w:spacing w:line="300" w:lineRule="exact"/>
-                        <w:ind w:right="0" w:rightChars="0"/>
-                        <w:jc w:val="left"/>
-                        <w:textAlignment w:val="auto"/>
-                        <w:outlineLvl w:val="9"/>
-                        <w:rPr>
-                          <w:rFonts w:hint="eastAsia" w:ascii="微软雅黑" w:hAnsi="微软雅黑" w:eastAsia="微软雅黑" w:cs="微软雅黑"/>
-                          <w:b w:val="0"/>
-                          <w:bCs w:val="0"/>
-                          <w:color w:val="FFFFFF" w:themeColor="background1"/>
-                          <w:sz w:val="20"/>
-                          <w:szCs w:val="20"/>
-                          <w:lang w:val="en-US" w:eastAsia="zh-CN"/>
-                          <w14:textFill>
-                            <w14:solidFill>
-                              <w14:schemeClr w14:val="bg1"/>
-                            </w14:solidFill>
-                          </w14:textFill>
-                        </w:rPr>
-                      </w:pPr>
-                      <w:r>
-                        <w:rPr>
-                          <w:rFonts w:hint="eastAsia" w:ascii="微软雅黑" w:hAnsi="微软雅黑" w:eastAsia="微软雅黑" w:cs="微软雅黑"/>
-                          <w:b w:val="0"/>
-                          <w:bCs w:val="0"/>
-                          <w:color w:val="FFFFFF" w:themeColor="background1"/>
-                          <w:sz w:val="20"/>
-                          <w:szCs w:val="20"/>
-                          <w:lang w:val="en-US" w:eastAsia="zh-CN"/>
-                          <w14:textFill>
-                            <w14:solidFill>
-                              <w14:schemeClr w14:val="bg1"/>
-                            </w14:solidFill>
-                          </w14:textFill>
-                        </w:rPr>
-                        <w:t>意见并进行改正，人际关系良好</w:t>
-                      </w:r>
-                    </w:p>
-                    <w:p>
-                      <w:pPr>
-                        <w:keepNext w:val="0"/>
-                        <w:keepLines w:val="0"/>
-                        <w:pageBreakBefore w:val="0"/>
-                        <w:widowControl w:val="0"/>
-                        <w:numPr>
-                          <w:ilvl w:val="0"/>
-                          <w:numId w:val="0"/>
-                        </w:numPr>
-                        <w:kinsoku/>
-                        <w:wordWrap/>
-                        <w:overflowPunct/>
-                        <w:topLinePunct w:val="0"/>
-                        <w:autoSpaceDE/>
-                        <w:autoSpaceDN/>
-                        <w:bidi w:val="0"/>
-                        <w:adjustRightInd/>
-                        <w:snapToGrid/>
-                        <w:spacing w:line="300" w:lineRule="exact"/>
-                        <w:ind w:right="0" w:rightChars="0"/>
-                        <w:jc w:val="left"/>
-                        <w:textAlignment w:val="auto"/>
-                        <w:outlineLvl w:val="9"/>
-                        <w:rPr>
-                          <w:rFonts w:hint="eastAsia" w:ascii="微软雅黑" w:hAnsi="微软雅黑" w:eastAsia="微软雅黑" w:cs="微软雅黑"/>
-                          <w:b w:val="0"/>
-                          <w:bCs w:val="0"/>
-                          <w:color w:val="FFFFFF" w:themeColor="background1"/>
-                          <w:sz w:val="20"/>
-                          <w:szCs w:val="20"/>
-                          <w:lang w:val="en-US" w:eastAsia="zh-CN"/>
-                          <w14:textFill>
-                            <w14:solidFill>
-                              <w14:schemeClr w14:val="bg1"/>
-                            </w14:solidFill>
-                          </w14:textFill>
-                        </w:rPr>
-                      </w:pPr>
-                      <w:r>
-                        <w:rPr>
-                          <w:rFonts w:hint="eastAsia" w:ascii="微软雅黑" w:hAnsi="微软雅黑" w:eastAsia="微软雅黑" w:cs="微软雅黑"/>
-                          <w:b w:val="0"/>
-                          <w:bCs w:val="0"/>
-                          <w:color w:val="FFFFFF" w:themeColor="background1"/>
-                          <w:sz w:val="20"/>
-                          <w:szCs w:val="20"/>
-                          <w:lang w:val="en-US" w:eastAsia="zh-CN"/>
-                          <w14:textFill>
-                            <w14:solidFill>
-                              <w14:schemeClr w14:val="bg1"/>
-                            </w14:solidFill>
-                          </w14:textFill>
-                        </w:rPr>
-                        <w:t>具有较强的自我规划与学习能力</w:t>
-                      </w:r>
-                    </w:p>
-                    <w:p>
-                      <w:pPr>
-                        <w:keepNext w:val="0"/>
-                        <w:keepLines w:val="0"/>
-                        <w:pageBreakBefore w:val="0"/>
-                        <w:widowControl w:val="0"/>
-                        <w:numPr>
-                          <w:ilvl w:val="0"/>
-                          <w:numId w:val="0"/>
-                        </w:numPr>
-                        <w:kinsoku/>
-                        <w:wordWrap/>
-                        <w:overflowPunct/>
-                        <w:topLinePunct w:val="0"/>
-                        <w:autoSpaceDE/>
-                        <w:autoSpaceDN/>
-                        <w:bidi w:val="0"/>
-                        <w:adjustRightInd/>
-                        <w:snapToGrid/>
-                        <w:spacing w:line="300" w:lineRule="exact"/>
-                        <w:ind w:right="0" w:rightChars="0"/>
-                        <w:jc w:val="left"/>
-                        <w:textAlignment w:val="auto"/>
-                        <w:outlineLvl w:val="9"/>
-                        <w:rPr>
-                          <w:rFonts w:hint="eastAsia" w:ascii="微软雅黑" w:hAnsi="微软雅黑" w:eastAsia="微软雅黑" w:cs="微软雅黑"/>
-                          <w:b w:val="0"/>
-                          <w:bCs w:val="0"/>
-                          <w:color w:val="FFFFFF" w:themeColor="background1"/>
-                          <w:sz w:val="20"/>
-                          <w:szCs w:val="20"/>
-                          <w:lang w:val="en-US" w:eastAsia="zh-CN"/>
-                          <w14:textFill>
-                            <w14:solidFill>
-                              <w14:schemeClr w14:val="bg1"/>
-                            </w14:solidFill>
-                          </w14:textFill>
-                        </w:rPr>
-                      </w:pPr>
-                      <w:r>
-                        <w:rPr>
-                          <w:rFonts w:hint="eastAsia" w:ascii="微软雅黑" w:hAnsi="微软雅黑" w:eastAsia="微软雅黑" w:cs="微软雅黑"/>
-                          <w:b w:val="0"/>
-                          <w:bCs w:val="0"/>
-                          <w:color w:val="FFFFFF" w:themeColor="background1"/>
-                          <w:sz w:val="20"/>
-                          <w:szCs w:val="20"/>
-                          <w:lang w:val="en-US" w:eastAsia="zh-CN"/>
-                          <w14:textFill>
-                            <w14:solidFill>
-                              <w14:schemeClr w14:val="bg1"/>
-                            </w14:solidFill>
-                          </w14:textFill>
-                        </w:rPr>
-                        <w:t>，并且执行力与时间观念强，对</w:t>
-                      </w:r>
-                    </w:p>
-                    <w:p>
-                      <w:pPr>
-                        <w:keepNext w:val="0"/>
-                        <w:keepLines w:val="0"/>
-                        <w:pageBreakBefore w:val="0"/>
-                        <w:widowControl w:val="0"/>
-                        <w:numPr>
-                          <w:ilvl w:val="0"/>
-                          <w:numId w:val="0"/>
-                        </w:numPr>
-                        <w:kinsoku/>
-                        <w:wordWrap/>
-                        <w:overflowPunct/>
-                        <w:topLinePunct w:val="0"/>
-                        <w:autoSpaceDE/>
-                        <w:autoSpaceDN/>
-                        <w:bidi w:val="0"/>
-                        <w:adjustRightInd/>
-                        <w:snapToGrid/>
-                        <w:spacing w:line="300" w:lineRule="exact"/>
-                        <w:ind w:right="0" w:rightChars="0"/>
-                        <w:jc w:val="left"/>
-                        <w:textAlignment w:val="auto"/>
-                        <w:outlineLvl w:val="9"/>
-                        <w:rPr>
-                          <w:rFonts w:hint="eastAsia" w:ascii="微软雅黑" w:hAnsi="微软雅黑" w:eastAsia="微软雅黑" w:cs="微软雅黑"/>
-                          <w:b w:val="0"/>
-                          <w:bCs w:val="0"/>
-                          <w:color w:val="FFFFFF" w:themeColor="background1"/>
-                          <w:sz w:val="20"/>
-                          <w:szCs w:val="20"/>
-                          <w:lang w:val="en-US" w:eastAsia="zh-CN"/>
-                          <w14:textFill>
-                            <w14:solidFill>
-                              <w14:schemeClr w14:val="bg1"/>
-                            </w14:solidFill>
-                          </w14:textFill>
-                        </w:rPr>
-                      </w:pPr>
-                      <w:r>
-                        <w:rPr>
-                          <w:rFonts w:hint="eastAsia" w:ascii="微软雅黑" w:hAnsi="微软雅黑" w:eastAsia="微软雅黑" w:cs="微软雅黑"/>
-                          <w:b w:val="0"/>
-                          <w:bCs w:val="0"/>
-                          <w:color w:val="FFFFFF" w:themeColor="background1"/>
-                          <w:sz w:val="20"/>
-                          <w:szCs w:val="20"/>
-                          <w:lang w:val="en-US" w:eastAsia="zh-CN"/>
-                          <w14:textFill>
-                            <w14:solidFill>
-                              <w14:schemeClr w14:val="bg1"/>
-                            </w14:solidFill>
-                          </w14:textFill>
-                        </w:rPr>
-                        <w:t>自我要求较高。</w:t>
-                      </w:r>
-                    </w:p>
-                  </w:txbxContent>
-                </v:textbox>
-              </v:shape>
-            </w:pict>
-          </mc:Fallback>
-        </mc:AlternateContent>
-      </w:r>
-      <w:r>
-        <mc:AlternateContent>
-          <mc:Choice Requires="wps">
-            <w:drawing>
-              <wp:anchor distT="0" distB="0" distL="114300" distR="114300" simplePos="0" relativeHeight="251659264" behindDoc="1" locked="0" layoutInCell="1" allowOverlap="1">
+              <wp:anchor distT="0" distB="0" distL="114300" distR="114300" simplePos="0" relativeHeight="251660288" behindDoc="1" locked="0" layoutInCell="1" allowOverlap="1">
                 <wp:simplePos x="0" y="0"/>
                 <wp:positionH relativeFrom="column">
                   <wp:posOffset>2732405</wp:posOffset>
@@ -7119,7 +7546,7 @@
           </mc:Choice>
           <mc:Fallback>
             <w:pict>
-              <v:shape id="_x0000_s1026" o:spid="_x0000_s1026" o:spt="6" type="#_x0000_t6" style="position:absolute;left:0pt;margin-left:215.15pt;margin-top:621.8pt;height:26.45pt;width:31.75pt;rotation:1310720f;z-index:-251657216;v-text-anchor:middle;mso-width-relative:page;mso-height-relative:page;" fillcolor="#0D0D0D [3069]" filled="t" stroked="f" coordsize="21600,21600" o:gfxdata="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">
+              <v:shape id="_x0000_s1026" o:spid="_x0000_s1026" o:spt="6" type="#_x0000_t6" style="position:absolute;left:0pt;margin-left:215.15pt;margin-top:621.8pt;height:26.45pt;width:31.75pt;rotation:1310720f;z-index:-251656192;v-text-anchor:middle;mso-width-relative:page;mso-height-relative:page;" fillcolor="#0D0D0D [3069]" filled="t" stroked="f" coordsize="21600,21600" o:gfxdata="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">
                 <v:fill on="t" focussize="0,0"/>
                 <v:stroke on="f" weight="1pt" miterlimit="8" joinstyle="miter"/>
                 <v:imagedata o:title=""/>
@@ -7134,7 +7561,7 @@
           <w:sz w:val="21"/>
         </w:rPr>
         <w:drawing>
-          <wp:anchor distT="0" distB="0" distL="114300" distR="114300" simplePos="0" relativeHeight="251670528" behindDoc="0" locked="0" layoutInCell="1" allowOverlap="1">
+          <wp:anchor distT="0" distB="0" distL="114300" distR="114300" simplePos="0" relativeHeight="251671552" behindDoc="0" locked="0" layoutInCell="1" allowOverlap="1">
             <wp:simplePos x="0" y="0"/>
             <wp:positionH relativeFrom="column">
               <wp:posOffset>610235</wp:posOffset>
@@ -7187,7 +7614,7 @@
         <mc:AlternateContent>
           <mc:Choice Requires="wps">
             <w:drawing>
-              <wp:anchor distT="0" distB="0" distL="114300" distR="114300" simplePos="0" relativeHeight="251665408" behindDoc="0" locked="0" layoutInCell="1" allowOverlap="1">
+              <wp:anchor distT="0" distB="0" distL="114300" distR="114300" simplePos="0" relativeHeight="251666432" behindDoc="0" locked="0" layoutInCell="1" allowOverlap="1">
                 <wp:simplePos x="0" y="0"/>
                 <wp:positionH relativeFrom="column">
                   <wp:posOffset>7430770</wp:posOffset>
@@ -7246,7 +7673,7 @@
           </mc:Choice>
           <mc:Fallback>
             <w:pict>
-              <v:rect id="_x0000_s1026" o:spid="_x0000_s1026" o:spt="1" style="position:absolute;left:0pt;margin-left:585.1pt;margin-top:832.3pt;height:14.4pt;width:14.4pt;z-index:251665408;v-text-anchor:middle;mso-width-relative:page;mso-height-relative:page;" filled="f" stroked="t" coordsize="21600,21600" o:gfxdata="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">
+              <v:rect id="_x0000_s1026" o:spid="_x0000_s1026" o:spt="1" style="position:absolute;left:0pt;margin-left:585.1pt;margin-top:832.3pt;height:14.4pt;width:14.4pt;z-index:251666432;v-text-anchor:middle;mso-width-relative:page;mso-height-relative:page;" filled="f" stroked="t" coordsize="21600,21600" o:gfxdata="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">
                 <v:fill on="f" focussize="0,0"/>
                 <v:stroke weight="1pt" color="#D6DCE5 [3204]" miterlimit="8" joinstyle="miter"/>
                 <v:imagedata o:title=""/>
@@ -7263,7 +7690,7 @@
         <mc:AlternateContent>
           <mc:Choice Requires="wps">
             <w:drawing>
-              <wp:anchor distT="0" distB="0" distL="114300" distR="114300" simplePos="0" relativeHeight="251664384" behindDoc="0" locked="0" layoutInCell="1" allowOverlap="1">
+              <wp:anchor distT="0" distB="0" distL="114300" distR="114300" simplePos="0" relativeHeight="251665408" behindDoc="0" locked="0" layoutInCell="1" allowOverlap="1">
                 <wp:simplePos x="0" y="0"/>
                 <wp:positionH relativeFrom="column">
                   <wp:posOffset>-67310</wp:posOffset>
@@ -7322,7 +7749,7 @@
           </mc:Choice>
           <mc:Fallback>
             <w:pict>
-              <v:rect id="_x0000_s1026" o:spid="_x0000_s1026" o:spt="1" style="position:absolute;left:0pt;margin-left:-5.3pt;margin-top:-4.55pt;height:14.4pt;width:14.4pt;z-index:251664384;v-text-anchor:middle;mso-width-relative:page;mso-height-relative:page;" filled="f" stroked="t" coordsize="21600,21600" o:gfxdata="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">
+              <v:rect id="_x0000_s1026" o:spid="_x0000_s1026" o:spt="1" style="position:absolute;left:0pt;margin-left:-5.3pt;margin-top:-4.55pt;height:14.4pt;width:14.4pt;z-index:251665408;v-text-anchor:middle;mso-width-relative:page;mso-height-relative:page;" filled="f" stroked="t" coordsize="21600,21600" o:gfxdata="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">
                 <v:fill on="f" focussize="0,0"/>
                 <v:stroke weight="1pt" color="#D6DCE5 [3204]" miterlimit="8" joinstyle="miter"/>
                 <v:imagedata o:title=""/>
@@ -7339,7 +7766,7 @@
         <mc:AlternateContent>
           <mc:Choice Requires="wpg">
             <w:drawing>
-              <wp:anchor distT="0" distB="0" distL="114300" distR="114300" simplePos="0" relativeHeight="251660288" behindDoc="0" locked="0" layoutInCell="1" allowOverlap="1">
+              <wp:anchor distT="0" distB="0" distL="114300" distR="114300" simplePos="0" relativeHeight="251661312" behindDoc="0" locked="0" layoutInCell="1" allowOverlap="1">
                 <wp:simplePos x="0" y="0"/>
                 <wp:positionH relativeFrom="column">
                   <wp:posOffset>248285</wp:posOffset>
@@ -7410,7 +7837,7 @@
                         <wps:cNvSpPr/>
                         <wps:spPr>
                           <a:xfrm rot="1200000">
-                            <a:off x="9702" y="12653"/>
+                            <a:off x="9702" y="14496"/>
                             <a:ext cx="635" cy="529"/>
                           </a:xfrm>
                           <a:prstGeom prst="rtTriangle">
@@ -7451,7 +7878,7 @@
                         <wps:cNvSpPr/>
                         <wps:spPr>
                           <a:xfrm rot="1200000">
-                            <a:off x="9702" y="9407"/>
+                            <a:off x="9702" y="8314"/>
                             <a:ext cx="635" cy="529"/>
                           </a:xfrm>
                           <a:prstGeom prst="rtTriangle">
@@ -8052,10 +8479,10 @@
                         <wpg:cNvGrpSpPr/>
                         <wpg:grpSpPr>
                           <a:xfrm>
-                            <a:off x="9627" y="9252"/>
-                            <a:ext cx="3372" cy="552"/>
-                            <a:chOff x="964" y="3984"/>
-                            <a:chExt cx="3372" cy="552"/>
+                            <a:off x="9627" y="8157"/>
+                            <a:ext cx="3404" cy="552"/>
+                            <a:chOff x="964" y="2889"/>
+                            <a:chExt cx="3404" cy="552"/>
                           </a:xfrm>
                         </wpg:grpSpPr>
                         <wps:wsp>
@@ -8063,7 +8490,7 @@
                           <wps:cNvSpPr/>
                           <wps:spPr>
                             <a:xfrm>
-                              <a:off x="964" y="3984"/>
+                              <a:off x="964" y="2889"/>
                               <a:ext cx="3372" cy="552"/>
                             </a:xfrm>
                             <a:prstGeom prst="rect">
@@ -8101,7 +8528,7 @@
                           <wps:cNvSpPr txBox="1"/>
                           <wps:spPr>
                             <a:xfrm>
-                              <a:off x="971" y="4057"/>
+                              <a:off x="1031" y="2932"/>
                               <a:ext cx="3337" cy="434"/>
                             </a:xfrm>
                             <a:prstGeom prst="rect">
@@ -8193,9 +8620,9 @@
                         <wpg:cNvGrpSpPr/>
                         <wpg:grpSpPr>
                           <a:xfrm>
-                            <a:off x="9627" y="12498"/>
+                            <a:off x="9627" y="11173"/>
                             <a:ext cx="3372" cy="552"/>
-                            <a:chOff x="964" y="4218"/>
+                            <a:chOff x="964" y="2893"/>
                             <a:chExt cx="3372" cy="552"/>
                           </a:xfrm>
                         </wpg:grpSpPr>
@@ -8204,7 +8631,7 @@
                           <wps:cNvSpPr/>
                           <wps:spPr>
                             <a:xfrm>
-                              <a:off x="964" y="4218"/>
+                              <a:off x="964" y="2893"/>
                               <a:ext cx="3372" cy="552"/>
                             </a:xfrm>
                             <a:prstGeom prst="rect">
@@ -8242,7 +8669,7 @@
                           <wps:cNvSpPr txBox="1"/>
                           <wps:spPr>
                             <a:xfrm>
-                              <a:off x="971" y="4287"/>
+                              <a:off x="971" y="2965"/>
                               <a:ext cx="3337" cy="434"/>
                             </a:xfrm>
                             <a:prstGeom prst="rect">
@@ -8849,7 +9276,7 @@
           </mc:Choice>
           <mc:Fallback>
             <w:pict>
-              <v:group id="_x0000_s1026" o:spid="_x0000_s1026" o:spt="203" style="position:absolute;left:0pt;margin-left:19.55pt;margin-top:20.65pt;height:815.2pt;width:556.25pt;z-index:251660288;mso-width-relative:page;mso-height-relative:page;" coordorigin="9598,696" coordsize="11125,16304" o:gfxdata="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">
+              <v:group id="_x0000_s1026" o:spid="_x0000_s1026" o:spt="203" style="position:absolute;left:0pt;margin-left:19.55pt;margin-top:20.65pt;height:815.2pt;width:556.25pt;z-index:251661312;mso-width-relative:page;mso-height-relative:page;" coordorigin="9598,696" coordsize="11125,16304" o:gfxdata="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">
                 <o:lock v:ext="edit" aspectratio="f"/>
                 <v:shape id="_x0000_s1026" o:spid="_x0000_s1026" o:spt="6" type="#_x0000_t6" style="position:absolute;left:9676;top:2757;height:529;width:635;rotation:1310720f;v-text-anchor:middle;" fillcolor="#0D0D0D [3069]" filled="t" stroked="f" coordsize="21600,21600" o:gfxdata="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">
                   <v:fill on="t" focussize="0,0"/>
@@ -8857,13 +9284,13 @@
                   <v:imagedata o:title=""/>
                   <o:lock v:ext="edit" aspectratio="f"/>
                 </v:shape>
-                <v:shape id="_x0000_s1026" o:spid="_x0000_s1026" o:spt="6" type="#_x0000_t6" style="position:absolute;left:9702;top:12653;height:529;width:635;rotation:1310720f;v-text-anchor:middle;" fillcolor="#0D0D0D [3069]" filled="t" stroked="f" coordsize="21600,21600" o:gfxdata="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">
+                <v:shape id="_x0000_s1026" o:spid="_x0000_s1026" o:spt="6" type="#_x0000_t6" style="position:absolute;left:9702;top:14496;height:529;width:635;rotation:1310720f;v-text-anchor:middle;" fillcolor="#0D0D0D [3069]" filled="t" stroked="f" coordsize="21600,21600" o:gfxdata="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">
                   <v:fill on="t" focussize="0,0"/>
                   <v:stroke on="f" weight="1pt" miterlimit="8" joinstyle="miter"/>
                   <v:imagedata o:title=""/>
                   <o:lock v:ext="edit" aspectratio="f"/>
                 </v:shape>
-                <v:shape id="_x0000_s1026" o:spid="_x0000_s1026" o:spt="6" type="#_x0000_t6" style="position:absolute;left:9702;top:9407;height:529;width:635;rotation:1310720f;v-text-anchor:middle;" fillcolor="#0D0D0D [3069]" filled="t" stroked="f" coordsize="21600,21600" o:gfxdata="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">
+                <v:shape id="_x0000_s1026" o:spid="_x0000_s1026" o:spt="6" type="#_x0000_t6" style="position:absolute;left:9702;top:8314;height:529;width:635;rotation:1310720f;v-text-anchor:middle;" fillcolor="#0D0D0D [3069]" filled="t" stroked="f" coordsize="21600,21600" o:gfxdata="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">
                   <v:fill on="t" focussize="0,0"/>
                   <v:stroke on="f" weight="1pt" miterlimit="8" joinstyle="miter"/>
                   <v:imagedata o:title=""/>
@@ -9043,15 +9470,15 @@
                     </v:textbox>
                   </v:shape>
                 </v:group>
-                <v:group id="_x0000_s1026" o:spid="_x0000_s1026" o:spt="203" style="position:absolute;left:9627;top:9252;height:552;width:3372;" coordorigin="964,3984" coordsize="3372,552" o:gfxdata="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">
+                <v:group id="_x0000_s1026" o:spid="_x0000_s1026" o:spt="203" style="position:absolute;left:9627;top:8157;height:552;width:3404;" coordorigin="964,2889" coordsize="3404,552" o:gfxdata="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">
                   <o:lock v:ext="edit" aspectratio="f"/>
-                  <v:rect id="矩形 6" o:spid="_x0000_s1026" o:spt="1" style="position:absolute;left:964;top:3984;height:552;width:3372;v-text-anchor:middle;" fillcolor="#2F4D83" filled="t" stroked="f" coordsize="21600,21600" o:gfxdata="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">
+                  <v:rect id="矩形 6" o:spid="_x0000_s1026" o:spt="1" style="position:absolute;left:964;top:2889;height:552;width:3372;v-text-anchor:middle;" fillcolor="#2F4D83" filled="t" stroked="f" coordsize="21600,21600" o:gfxdata="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">
                     <v:fill on="t" focussize="0,0"/>
                     <v:stroke on="f" weight="1pt" miterlimit="8" joinstyle="miter"/>
                     <v:imagedata o:title=""/>
                     <o:lock v:ext="edit" aspectratio="f"/>
                   </v:rect>
-                  <v:shape id="求职意向" o:spid="_x0000_s1026" o:spt="202" type="#_x0000_t202" style="position:absolute;left:971;top:4057;height:434;width:3337;" filled="f" stroked="f" coordsize="21600,21600" o:gfxdata="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">
+                  <v:shape id="求职意向" o:spid="_x0000_s1026" o:spt="202" type="#_x0000_t202" style="position:absolute;left:1031;top:2932;height:434;width:3337;" filled="f" stroked="f" coordsize="21600,21600" o:gfxdata="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">
                     <v:fill on="f" focussize="0,0"/>
                     <v:stroke on="f" weight="0.5pt"/>
                     <v:imagedata o:title=""/>
@@ -9115,15 +9542,15 @@
                     </v:textbox>
                   </v:shape>
                 </v:group>
-                <v:group id="_x0000_s1026" o:spid="_x0000_s1026" o:spt="203" style="position:absolute;left:9627;top:12498;height:552;width:3372;" coordorigin="964,4218" coordsize="3372,552" o:gfxdata="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">
+                <v:group id="_x0000_s1026" o:spid="_x0000_s1026" o:spt="203" style="position:absolute;left:9627;top:11173;height:552;width:3372;" coordorigin="964,2893" coordsize="3372,552" o:gfxdata="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">
                   <o:lock v:ext="edit" aspectratio="f"/>
-                  <v:rect id="矩形 6" o:spid="_x0000_s1026" o:spt="1" style="position:absolute;left:964;top:4218;height:552;width:3372;v-text-anchor:middle;" fillcolor="#2F4D83" filled="t" stroked="f" coordsize="21600,21600" o:gfxdata="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">
+                  <v:rect id="矩形 6" o:spid="_x0000_s1026" o:spt="1" style="position:absolute;left:964;top:2893;height:552;width:3372;v-text-anchor:middle;" fillcolor="#2F4D83" filled="t" stroked="f" coordsize="21600,21600" o:gfxdata="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">
                     <v:fill on="t" focussize="0,0"/>
                     <v:stroke on="f" weight="1pt" miterlimit="8" joinstyle="miter"/>
                     <v:imagedata o:title=""/>
                     <o:lock v:ext="edit" aspectratio="f"/>
                   </v:rect>
-                  <v:shape id="求职意向" o:spid="_x0000_s1026" o:spt="202" type="#_x0000_t202" style="position:absolute;left:971;top:4287;height:434;width:3337;" filled="f" stroked="f" coordsize="21600,21600" o:gfxdata="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">
+                  <v:shape id="求职意向" o:spid="_x0000_s1026" o:spt="202" type="#_x0000_t202" style="position:absolute;left:971;top:2965;height:434;width:3337;" filled="f" stroked="f" coordsize="21600,21600" o:gfxdata="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">
                     <v:fill on="f" focussize="0,0"/>
                     <v:stroke on="f" weight="0.5pt"/>
                     <v:imagedata o:title=""/>
